--- a/Fase 1/Evidencias Grupales/1.5_GuiaEstudiante_Fase 1_Definicion Proyecto APT (Inglés).docx
+++ b/Fase 1/Evidencias Grupales/1.5_GuiaEstudiante_Fase 1_Definicion Proyecto APT (Inglés).docx
@@ -2825,629 +2825,77 @@
                 <w:sz w:val="20"/>
                 <w:szCs w:val="20"/>
               </w:rPr>
-              <w:t>EmotionLAB</w:t>
-            </w:r>
-            <w:proofErr w:type="spellEnd"/>
-            <w:r>
-              <w:rPr>
-                <w:color w:val="548DD4"/>
-                <w:sz w:val="20"/>
-                <w:szCs w:val="20"/>
-              </w:rPr>
-              <w:t xml:space="preserve"> VR </w:t>
-            </w:r>
-            <w:proofErr w:type="spellStart"/>
-            <w:r>
-              <w:rPr>
-                <w:color w:val="548DD4"/>
-                <w:sz w:val="20"/>
-                <w:szCs w:val="20"/>
-              </w:rPr>
-              <w:t>aims</w:t>
-            </w:r>
-            <w:proofErr w:type="spellEnd"/>
-            <w:r>
-              <w:rPr>
-                <w:color w:val="548DD4"/>
-                <w:sz w:val="20"/>
-                <w:szCs w:val="20"/>
-              </w:rPr>
-              <w:t xml:space="preserve"> </w:t>
-            </w:r>
-            <w:proofErr w:type="spellStart"/>
-            <w:r>
-              <w:rPr>
-                <w:color w:val="548DD4"/>
-                <w:sz w:val="20"/>
-                <w:szCs w:val="20"/>
-              </w:rPr>
-              <w:t>to</w:t>
-            </w:r>
-            <w:proofErr w:type="spellEnd"/>
-            <w:r>
-              <w:rPr>
-                <w:color w:val="548DD4"/>
-                <w:sz w:val="20"/>
-                <w:szCs w:val="20"/>
-              </w:rPr>
-              <w:t xml:space="preserve"> </w:t>
-            </w:r>
-            <w:proofErr w:type="spellStart"/>
-            <w:r>
-              <w:rPr>
-                <w:color w:val="548DD4"/>
-                <w:sz w:val="20"/>
-                <w:szCs w:val="20"/>
-              </w:rPr>
-              <w:t>solve</w:t>
-            </w:r>
-            <w:proofErr w:type="spellEnd"/>
-            <w:r>
-              <w:rPr>
-                <w:color w:val="548DD4"/>
-                <w:sz w:val="20"/>
-                <w:szCs w:val="20"/>
-              </w:rPr>
-              <w:t xml:space="preserve"> </w:t>
-            </w:r>
-            <w:proofErr w:type="spellStart"/>
-            <w:r>
-              <w:rPr>
-                <w:color w:val="548DD4"/>
-                <w:sz w:val="20"/>
-                <w:szCs w:val="20"/>
-              </w:rPr>
-              <w:t>the</w:t>
-            </w:r>
-            <w:proofErr w:type="spellEnd"/>
-            <w:r>
-              <w:rPr>
-                <w:color w:val="548DD4"/>
-                <w:sz w:val="20"/>
-                <w:szCs w:val="20"/>
-              </w:rPr>
-              <w:t xml:space="preserve"> </w:t>
-            </w:r>
-            <w:proofErr w:type="spellStart"/>
-            <w:r>
-              <w:rPr>
-                <w:color w:val="548DD4"/>
-                <w:sz w:val="20"/>
-                <w:szCs w:val="20"/>
-              </w:rPr>
-              <w:t>difficulty</w:t>
-            </w:r>
-            <w:proofErr w:type="spellEnd"/>
-            <w:r>
-              <w:rPr>
-                <w:color w:val="548DD4"/>
-                <w:sz w:val="20"/>
-                <w:szCs w:val="20"/>
-              </w:rPr>
-              <w:t xml:space="preserve"> </w:t>
-            </w:r>
-            <w:proofErr w:type="spellStart"/>
-            <w:r>
-              <w:rPr>
-                <w:color w:val="548DD4"/>
-                <w:sz w:val="20"/>
-                <w:szCs w:val="20"/>
-              </w:rPr>
-              <w:t>educational</w:t>
-            </w:r>
-            <w:proofErr w:type="spellEnd"/>
-            <w:r>
-              <w:rPr>
-                <w:color w:val="548DD4"/>
-                <w:sz w:val="20"/>
-                <w:szCs w:val="20"/>
-              </w:rPr>
-              <w:t xml:space="preserve"> </w:t>
-            </w:r>
-            <w:proofErr w:type="spellStart"/>
-            <w:r>
-              <w:rPr>
-                <w:color w:val="548DD4"/>
-                <w:sz w:val="20"/>
-                <w:szCs w:val="20"/>
-              </w:rPr>
-              <w:t>institutions</w:t>
-            </w:r>
-            <w:proofErr w:type="spellEnd"/>
-            <w:r>
-              <w:rPr>
-                <w:color w:val="548DD4"/>
-                <w:sz w:val="20"/>
-                <w:szCs w:val="20"/>
-              </w:rPr>
-              <w:t xml:space="preserve"> </w:t>
-            </w:r>
-            <w:proofErr w:type="spellStart"/>
-            <w:r>
-              <w:rPr>
-                <w:color w:val="548DD4"/>
-                <w:sz w:val="20"/>
-                <w:szCs w:val="20"/>
-              </w:rPr>
-              <w:t>face</w:t>
-            </w:r>
-            <w:proofErr w:type="spellEnd"/>
-            <w:r>
-              <w:rPr>
-                <w:color w:val="548DD4"/>
-                <w:sz w:val="20"/>
-                <w:szCs w:val="20"/>
-              </w:rPr>
-              <w:t xml:space="preserve"> in </w:t>
-            </w:r>
-            <w:proofErr w:type="spellStart"/>
-            <w:r>
-              <w:rPr>
-                <w:color w:val="548DD4"/>
-                <w:sz w:val="20"/>
-                <w:szCs w:val="20"/>
-              </w:rPr>
-              <w:t>objectively</w:t>
-            </w:r>
-            <w:proofErr w:type="spellEnd"/>
-            <w:r>
-              <w:rPr>
-                <w:color w:val="548DD4"/>
-                <w:sz w:val="20"/>
-                <w:szCs w:val="20"/>
-              </w:rPr>
-              <w:t xml:space="preserve"> </w:t>
-            </w:r>
-            <w:proofErr w:type="spellStart"/>
-            <w:r>
-              <w:rPr>
-                <w:color w:val="548DD4"/>
-                <w:sz w:val="20"/>
-                <w:szCs w:val="20"/>
-              </w:rPr>
-              <w:t>measuring</w:t>
-            </w:r>
-            <w:proofErr w:type="spellEnd"/>
-            <w:r>
-              <w:rPr>
-                <w:color w:val="548DD4"/>
-                <w:sz w:val="20"/>
-                <w:szCs w:val="20"/>
-              </w:rPr>
-              <w:t xml:space="preserve"> and </w:t>
-            </w:r>
-            <w:proofErr w:type="spellStart"/>
-            <w:r>
-              <w:rPr>
-                <w:color w:val="548DD4"/>
-                <w:sz w:val="20"/>
-                <w:szCs w:val="20"/>
-              </w:rPr>
-              <w:t>interpreting</w:t>
-            </w:r>
-            <w:proofErr w:type="spellEnd"/>
-            <w:r>
-              <w:rPr>
-                <w:color w:val="548DD4"/>
-                <w:sz w:val="20"/>
-                <w:szCs w:val="20"/>
-              </w:rPr>
-              <w:t xml:space="preserve"> </w:t>
-            </w:r>
-            <w:proofErr w:type="spellStart"/>
-            <w:r>
-              <w:rPr>
-                <w:color w:val="548DD4"/>
-                <w:sz w:val="20"/>
-                <w:szCs w:val="20"/>
-              </w:rPr>
-              <w:t>high</w:t>
-            </w:r>
-            <w:proofErr w:type="spellEnd"/>
-            <w:r>
-              <w:rPr>
-                <w:color w:val="548DD4"/>
-                <w:sz w:val="20"/>
-                <w:szCs w:val="20"/>
-              </w:rPr>
-              <w:t xml:space="preserve"> </w:t>
-            </w:r>
-            <w:proofErr w:type="spellStart"/>
-            <w:r>
-              <w:rPr>
-                <w:color w:val="548DD4"/>
-                <w:sz w:val="20"/>
-                <w:szCs w:val="20"/>
-              </w:rPr>
-              <w:t>school</w:t>
-            </w:r>
-            <w:proofErr w:type="spellEnd"/>
-            <w:r>
-              <w:rPr>
-                <w:color w:val="548DD4"/>
-                <w:sz w:val="20"/>
-                <w:szCs w:val="20"/>
-              </w:rPr>
-              <w:t xml:space="preserve"> </w:t>
-            </w:r>
-            <w:proofErr w:type="spellStart"/>
-            <w:r>
-              <w:rPr>
-                <w:color w:val="548DD4"/>
-                <w:sz w:val="20"/>
-                <w:szCs w:val="20"/>
-              </w:rPr>
-              <w:t>students</w:t>
-            </w:r>
-            <w:proofErr w:type="spellEnd"/>
-            <w:r>
-              <w:rPr>
-                <w:color w:val="548DD4"/>
-                <w:sz w:val="20"/>
-                <w:szCs w:val="20"/>
-              </w:rPr>
-              <w:t xml:space="preserve">' </w:t>
-            </w:r>
-            <w:proofErr w:type="spellStart"/>
-            <w:r>
-              <w:rPr>
-                <w:color w:val="548DD4"/>
-                <w:sz w:val="20"/>
-                <w:szCs w:val="20"/>
-              </w:rPr>
-              <w:t>emotional</w:t>
-            </w:r>
-            <w:proofErr w:type="spellEnd"/>
-            <w:r>
-              <w:rPr>
-                <w:color w:val="548DD4"/>
-                <w:sz w:val="20"/>
-                <w:szCs w:val="20"/>
-              </w:rPr>
-              <w:t xml:space="preserve"> and </w:t>
-            </w:r>
-            <w:proofErr w:type="spellStart"/>
-            <w:r>
-              <w:rPr>
-                <w:color w:val="548DD4"/>
-                <w:sz w:val="20"/>
-                <w:szCs w:val="20"/>
-              </w:rPr>
-              <w:t>attention</w:t>
-            </w:r>
-            <w:proofErr w:type="spellEnd"/>
-            <w:r>
-              <w:rPr>
-                <w:color w:val="548DD4"/>
-                <w:sz w:val="20"/>
-                <w:szCs w:val="20"/>
-              </w:rPr>
-              <w:t xml:space="preserve"> responses </w:t>
-            </w:r>
-            <w:proofErr w:type="spellStart"/>
-            <w:r>
-              <w:rPr>
-                <w:color w:val="548DD4"/>
-                <w:sz w:val="20"/>
-                <w:szCs w:val="20"/>
-              </w:rPr>
-              <w:t>during</w:t>
-            </w:r>
-            <w:proofErr w:type="spellEnd"/>
-            <w:r>
-              <w:rPr>
-                <w:color w:val="548DD4"/>
-                <w:sz w:val="20"/>
-                <w:szCs w:val="20"/>
-              </w:rPr>
-              <w:t xml:space="preserve"> </w:t>
-            </w:r>
-            <w:proofErr w:type="spellStart"/>
-            <w:r>
-              <w:rPr>
-                <w:color w:val="548DD4"/>
-                <w:sz w:val="20"/>
-                <w:szCs w:val="20"/>
-              </w:rPr>
-              <w:t>their</w:t>
-            </w:r>
-            <w:proofErr w:type="spellEnd"/>
-            <w:r>
-              <w:rPr>
-                <w:color w:val="548DD4"/>
-                <w:sz w:val="20"/>
-                <w:szCs w:val="20"/>
-              </w:rPr>
-              <w:t xml:space="preserve"> </w:t>
-            </w:r>
-            <w:proofErr w:type="spellStart"/>
-            <w:r>
-              <w:rPr>
-                <w:color w:val="548DD4"/>
-                <w:sz w:val="20"/>
-                <w:szCs w:val="20"/>
-              </w:rPr>
-              <w:t>learning</w:t>
-            </w:r>
-            <w:proofErr w:type="spellEnd"/>
-            <w:r>
-              <w:rPr>
-                <w:color w:val="548DD4"/>
-                <w:sz w:val="20"/>
-                <w:szCs w:val="20"/>
-              </w:rPr>
-              <w:t xml:space="preserve"> </w:t>
-            </w:r>
-            <w:proofErr w:type="spellStart"/>
-            <w:r>
-              <w:rPr>
-                <w:color w:val="548DD4"/>
-                <w:sz w:val="20"/>
-                <w:szCs w:val="20"/>
-              </w:rPr>
-              <w:t>processes</w:t>
-            </w:r>
-            <w:proofErr w:type="spellEnd"/>
-            <w:r>
-              <w:rPr>
-                <w:color w:val="548DD4"/>
-                <w:sz w:val="20"/>
-                <w:szCs w:val="20"/>
-              </w:rPr>
-              <w:t xml:space="preserve">. </w:t>
-            </w:r>
-            <w:proofErr w:type="spellStart"/>
-            <w:r>
-              <w:rPr>
-                <w:color w:val="548DD4"/>
-                <w:sz w:val="20"/>
-                <w:szCs w:val="20"/>
-              </w:rPr>
-              <w:t>Traditionally</w:t>
-            </w:r>
-            <w:proofErr w:type="spellEnd"/>
-            <w:r>
-              <w:rPr>
-                <w:color w:val="548DD4"/>
-                <w:sz w:val="20"/>
-                <w:szCs w:val="20"/>
-              </w:rPr>
-              <w:t xml:space="preserve">, </w:t>
-            </w:r>
-            <w:proofErr w:type="spellStart"/>
-            <w:r>
-              <w:rPr>
-                <w:color w:val="548DD4"/>
-                <w:sz w:val="20"/>
-                <w:szCs w:val="20"/>
-              </w:rPr>
-              <w:t>schools</w:t>
-            </w:r>
-            <w:proofErr w:type="spellEnd"/>
-            <w:r>
-              <w:rPr>
-                <w:color w:val="548DD4"/>
-                <w:sz w:val="20"/>
-                <w:szCs w:val="20"/>
-              </w:rPr>
-              <w:t xml:space="preserve"> </w:t>
-            </w:r>
-            <w:proofErr w:type="spellStart"/>
-            <w:r>
-              <w:rPr>
-                <w:color w:val="548DD4"/>
-                <w:sz w:val="20"/>
-                <w:szCs w:val="20"/>
-              </w:rPr>
-              <w:t>rely</w:t>
-            </w:r>
-            <w:proofErr w:type="spellEnd"/>
-            <w:r>
-              <w:rPr>
-                <w:color w:val="548DD4"/>
-                <w:sz w:val="20"/>
-                <w:szCs w:val="20"/>
-              </w:rPr>
-              <w:t xml:space="preserve"> </w:t>
-            </w:r>
-            <w:proofErr w:type="spellStart"/>
-            <w:r>
-              <w:rPr>
-                <w:color w:val="548DD4"/>
-                <w:sz w:val="20"/>
-                <w:szCs w:val="20"/>
-              </w:rPr>
-              <w:t>on</w:t>
-            </w:r>
-            <w:proofErr w:type="spellEnd"/>
-            <w:r>
-              <w:rPr>
-                <w:color w:val="548DD4"/>
-                <w:sz w:val="20"/>
-                <w:szCs w:val="20"/>
-              </w:rPr>
-              <w:t xml:space="preserve"> </w:t>
-            </w:r>
-            <w:proofErr w:type="spellStart"/>
-            <w:r>
-              <w:rPr>
-                <w:color w:val="548DD4"/>
-                <w:sz w:val="20"/>
-                <w:szCs w:val="20"/>
-              </w:rPr>
-              <w:t>subjective</w:t>
-            </w:r>
-            <w:proofErr w:type="spellEnd"/>
-            <w:r>
-              <w:rPr>
-                <w:color w:val="548DD4"/>
-                <w:sz w:val="20"/>
-                <w:szCs w:val="20"/>
-              </w:rPr>
-              <w:t xml:space="preserve"> </w:t>
-            </w:r>
-            <w:proofErr w:type="spellStart"/>
-            <w:r>
-              <w:rPr>
-                <w:color w:val="548DD4"/>
-                <w:sz w:val="20"/>
-                <w:szCs w:val="20"/>
-              </w:rPr>
-              <w:t>observations</w:t>
-            </w:r>
-            <w:proofErr w:type="spellEnd"/>
-            <w:r>
-              <w:rPr>
-                <w:color w:val="548DD4"/>
-                <w:sz w:val="20"/>
-                <w:szCs w:val="20"/>
-              </w:rPr>
-              <w:t xml:space="preserve"> </w:t>
-            </w:r>
-            <w:proofErr w:type="spellStart"/>
-            <w:r>
-              <w:rPr>
-                <w:color w:val="548DD4"/>
-                <w:sz w:val="20"/>
-                <w:szCs w:val="20"/>
-              </w:rPr>
-              <w:t>or</w:t>
-            </w:r>
-            <w:proofErr w:type="spellEnd"/>
-            <w:r>
-              <w:rPr>
-                <w:color w:val="548DD4"/>
-                <w:sz w:val="20"/>
-                <w:szCs w:val="20"/>
-              </w:rPr>
-              <w:t xml:space="preserve"> manual </w:t>
-            </w:r>
-            <w:proofErr w:type="spellStart"/>
-            <w:r>
-              <w:rPr>
-                <w:color w:val="548DD4"/>
-                <w:sz w:val="20"/>
-                <w:szCs w:val="20"/>
-              </w:rPr>
-              <w:t>surveys</w:t>
-            </w:r>
-            <w:proofErr w:type="spellEnd"/>
-            <w:r>
-              <w:rPr>
-                <w:color w:val="548DD4"/>
-                <w:sz w:val="20"/>
-                <w:szCs w:val="20"/>
-              </w:rPr>
-              <w:t xml:space="preserve"> </w:t>
-            </w:r>
-            <w:proofErr w:type="spellStart"/>
-            <w:r>
-              <w:rPr>
-                <w:color w:val="548DD4"/>
-                <w:sz w:val="20"/>
-                <w:szCs w:val="20"/>
-              </w:rPr>
-              <w:t>that</w:t>
-            </w:r>
-            <w:proofErr w:type="spellEnd"/>
-            <w:r>
-              <w:rPr>
-                <w:color w:val="548DD4"/>
-                <w:sz w:val="20"/>
-                <w:szCs w:val="20"/>
-              </w:rPr>
-              <w:t xml:space="preserve"> </w:t>
-            </w:r>
-            <w:proofErr w:type="spellStart"/>
-            <w:r>
-              <w:rPr>
-                <w:color w:val="548DD4"/>
-                <w:sz w:val="20"/>
-                <w:szCs w:val="20"/>
-              </w:rPr>
-              <w:t>fail</w:t>
-            </w:r>
-            <w:proofErr w:type="spellEnd"/>
-            <w:r>
-              <w:rPr>
-                <w:color w:val="548DD4"/>
-                <w:sz w:val="20"/>
-                <w:szCs w:val="20"/>
-              </w:rPr>
-              <w:t xml:space="preserve"> </w:t>
-            </w:r>
-            <w:proofErr w:type="spellStart"/>
-            <w:r>
-              <w:rPr>
-                <w:color w:val="548DD4"/>
-                <w:sz w:val="20"/>
-                <w:szCs w:val="20"/>
-              </w:rPr>
-              <w:t>to</w:t>
-            </w:r>
-            <w:proofErr w:type="spellEnd"/>
-            <w:r>
-              <w:rPr>
-                <w:color w:val="548DD4"/>
-                <w:sz w:val="20"/>
-                <w:szCs w:val="20"/>
-              </w:rPr>
-              <w:t xml:space="preserve"> capture </w:t>
-            </w:r>
-            <w:proofErr w:type="spellStart"/>
-            <w:r>
-              <w:rPr>
-                <w:color w:val="548DD4"/>
-                <w:sz w:val="20"/>
-                <w:szCs w:val="20"/>
-              </w:rPr>
-              <w:t>the</w:t>
-            </w:r>
-            <w:proofErr w:type="spellEnd"/>
-            <w:r>
-              <w:rPr>
-                <w:color w:val="548DD4"/>
-                <w:sz w:val="20"/>
-                <w:szCs w:val="20"/>
-              </w:rPr>
-              <w:t xml:space="preserve"> </w:t>
-            </w:r>
-            <w:proofErr w:type="spellStart"/>
-            <w:r>
-              <w:rPr>
-                <w:color w:val="548DD4"/>
-                <w:sz w:val="20"/>
-                <w:szCs w:val="20"/>
-              </w:rPr>
-              <w:t>student's</w:t>
-            </w:r>
-            <w:proofErr w:type="spellEnd"/>
-            <w:r>
-              <w:rPr>
-                <w:color w:val="548DD4"/>
-                <w:sz w:val="20"/>
-                <w:szCs w:val="20"/>
-              </w:rPr>
-              <w:t xml:space="preserve"> real-time </w:t>
-            </w:r>
-            <w:proofErr w:type="spellStart"/>
-            <w:r>
-              <w:rPr>
-                <w:color w:val="548DD4"/>
-                <w:sz w:val="20"/>
-                <w:szCs w:val="20"/>
-              </w:rPr>
-              <w:t>experience</w:t>
-            </w:r>
-            <w:proofErr w:type="spellEnd"/>
-            <w:r>
-              <w:rPr>
-                <w:color w:val="548DD4"/>
-                <w:sz w:val="20"/>
-                <w:szCs w:val="20"/>
-              </w:rPr>
-              <w:t xml:space="preserve">. </w:t>
-            </w:r>
+              <w:t>EmotionLAB VR is a continuity project: a previous version of EmotionLAB was developed for higher-education students, and this phase redirects it to high school students, incorporating gamification into the experience. The project addresses the gap in emotional self-management that adolescents face in high-demand situations, such as an oral presentation or an interview. In addition, the teacher or educational psychologist accompanying the process has no behavioral data to identify who needs support and when.</w:t>
+            </w:r>
+            <w:proofErr w:type="spellEnd"/>
+            <w:proofErr w:type="spellStart"/>
+            <w:proofErr w:type="spellEnd"/>
+            <w:proofErr w:type="spellStart"/>
+            <w:proofErr w:type="spellEnd"/>
+            <w:proofErr w:type="spellStart"/>
+            <w:proofErr w:type="spellEnd"/>
+            <w:proofErr w:type="spellStart"/>
+            <w:proofErr w:type="spellEnd"/>
+            <w:proofErr w:type="spellStart"/>
+            <w:proofErr w:type="spellEnd"/>
+            <w:proofErr w:type="spellStart"/>
+            <w:proofErr w:type="spellEnd"/>
+            <w:proofErr w:type="spellStart"/>
+            <w:proofErr w:type="spellEnd"/>
+            <w:proofErr w:type="spellStart"/>
+            <w:proofErr w:type="spellEnd"/>
+            <w:proofErr w:type="spellStart"/>
+            <w:proofErr w:type="spellEnd"/>
+            <w:proofErr w:type="spellStart"/>
+            <w:proofErr w:type="spellEnd"/>
+            <w:proofErr w:type="spellStart"/>
+            <w:proofErr w:type="spellEnd"/>
+            <w:proofErr w:type="spellStart"/>
+            <w:proofErr w:type="spellEnd"/>
+            <w:proofErr w:type="spellStart"/>
+            <w:proofErr w:type="spellEnd"/>
+            <w:proofErr w:type="spellStart"/>
+            <w:proofErr w:type="spellEnd"/>
+            <w:proofErr w:type="spellStart"/>
+            <w:proofErr w:type="spellEnd"/>
+            <w:proofErr w:type="spellStart"/>
+            <w:proofErr w:type="spellEnd"/>
+            <w:proofErr w:type="spellStart"/>
+            <w:proofErr w:type="spellEnd"/>
+            <w:proofErr w:type="spellStart"/>
+            <w:proofErr w:type="spellEnd"/>
+            <w:proofErr w:type="spellStart"/>
+            <w:proofErr w:type="spellEnd"/>
+            <w:proofErr w:type="spellStart"/>
+            <w:proofErr w:type="spellEnd"/>
+            <w:proofErr w:type="spellStart"/>
+            <w:proofErr w:type="spellEnd"/>
+            <w:proofErr w:type="spellStart"/>
+            <w:proofErr w:type="spellEnd"/>
+            <w:proofErr w:type="spellStart"/>
+            <w:proofErr w:type="spellEnd"/>
+            <w:proofErr w:type="spellStart"/>
+            <w:proofErr w:type="spellEnd"/>
+            <w:proofErr w:type="spellStart"/>
+            <w:proofErr w:type="spellEnd"/>
+            <w:proofErr w:type="spellStart"/>
+            <w:proofErr w:type="spellEnd"/>
+            <w:proofErr w:type="spellStart"/>
+            <w:proofErr w:type="spellEnd"/>
+            <w:proofErr w:type="spellStart"/>
+            <w:proofErr w:type="spellEnd"/>
+            <w:proofErr w:type="spellStart"/>
+            <w:proofErr w:type="spellEnd"/>
+            <w:proofErr w:type="spellStart"/>
+            <w:proofErr w:type="spellEnd"/>
+            <w:proofErr w:type="spellStart"/>
+            <w:proofErr w:type="spellEnd"/>
+            <w:proofErr w:type="spellStart"/>
+            <w:proofErr w:type="spellEnd"/>
+            <w:proofErr w:type="spellStart"/>
+            <w:proofErr w:type="spellEnd"/>
+            <w:proofErr w:type="spellStart"/>
+            <w:proofErr w:type="spellEnd"/>
           </w:p>
           <w:p>
             <w:pPr>
@@ -3464,746 +2912,90 @@
                 <w:sz w:val="20"/>
                 <w:szCs w:val="20"/>
               </w:rPr>
-              <w:t xml:space="preserve">The </w:t>
-            </w:r>
-            <w:proofErr w:type="spellStart"/>
-            <w:r>
-              <w:rPr>
-                <w:color w:val="548DD4"/>
-                <w:sz w:val="20"/>
-                <w:szCs w:val="20"/>
-              </w:rPr>
-              <w:t>project</w:t>
-            </w:r>
-            <w:proofErr w:type="spellEnd"/>
-            <w:r>
-              <w:rPr>
-                <w:color w:val="548DD4"/>
-                <w:sz w:val="20"/>
-                <w:szCs w:val="20"/>
-              </w:rPr>
-              <w:t xml:space="preserve"> </w:t>
-            </w:r>
-            <w:proofErr w:type="spellStart"/>
-            <w:r>
-              <w:rPr>
-                <w:color w:val="548DD4"/>
-                <w:sz w:val="20"/>
-                <w:szCs w:val="20"/>
-              </w:rPr>
-              <w:t>will</w:t>
-            </w:r>
-            <w:proofErr w:type="spellEnd"/>
-            <w:r>
-              <w:rPr>
-                <w:color w:val="548DD4"/>
-                <w:sz w:val="20"/>
-                <w:szCs w:val="20"/>
-              </w:rPr>
-              <w:t xml:space="preserve"> </w:t>
-            </w:r>
-            <w:proofErr w:type="spellStart"/>
-            <w:r>
-              <w:rPr>
-                <w:color w:val="548DD4"/>
-                <w:sz w:val="20"/>
-                <w:szCs w:val="20"/>
-              </w:rPr>
-              <w:t>take</w:t>
-            </w:r>
-            <w:proofErr w:type="spellEnd"/>
-            <w:r>
-              <w:rPr>
-                <w:color w:val="548DD4"/>
-                <w:sz w:val="20"/>
-                <w:szCs w:val="20"/>
-              </w:rPr>
-              <w:t xml:space="preserve"> place in </w:t>
-            </w:r>
-            <w:proofErr w:type="spellStart"/>
-            <w:r>
-              <w:rPr>
-                <w:color w:val="548DD4"/>
-                <w:sz w:val="20"/>
-                <w:szCs w:val="20"/>
-              </w:rPr>
-              <w:t>the</w:t>
-            </w:r>
-            <w:proofErr w:type="spellEnd"/>
-            <w:r>
-              <w:rPr>
-                <w:color w:val="548DD4"/>
-                <w:sz w:val="20"/>
-                <w:szCs w:val="20"/>
-              </w:rPr>
-              <w:t xml:space="preserve"> </w:t>
-            </w:r>
-            <w:proofErr w:type="spellStart"/>
-            <w:r>
-              <w:rPr>
-                <w:color w:val="548DD4"/>
-                <w:sz w:val="20"/>
-                <w:szCs w:val="20"/>
-              </w:rPr>
-              <w:t>commune</w:t>
-            </w:r>
-            <w:proofErr w:type="spellEnd"/>
-            <w:r>
-              <w:rPr>
-                <w:color w:val="548DD4"/>
-                <w:sz w:val="20"/>
-                <w:szCs w:val="20"/>
-              </w:rPr>
-              <w:t xml:space="preserve"> </w:t>
-            </w:r>
-            <w:proofErr w:type="spellStart"/>
-            <w:r>
-              <w:rPr>
-                <w:color w:val="548DD4"/>
-                <w:sz w:val="20"/>
-                <w:szCs w:val="20"/>
-              </w:rPr>
-              <w:t>of</w:t>
-            </w:r>
-            <w:proofErr w:type="spellEnd"/>
-            <w:r>
-              <w:rPr>
-                <w:color w:val="548DD4"/>
-                <w:sz w:val="20"/>
-                <w:szCs w:val="20"/>
-              </w:rPr>
-              <w:t xml:space="preserve"> Viña del Mar, </w:t>
-            </w:r>
-            <w:proofErr w:type="spellStart"/>
-            <w:r>
-              <w:rPr>
-                <w:color w:val="548DD4"/>
-                <w:sz w:val="20"/>
-                <w:szCs w:val="20"/>
-              </w:rPr>
-              <w:t>working</w:t>
-            </w:r>
-            <w:proofErr w:type="spellEnd"/>
-            <w:r>
-              <w:rPr>
-                <w:color w:val="548DD4"/>
-                <w:sz w:val="20"/>
-                <w:szCs w:val="20"/>
-              </w:rPr>
-              <w:t xml:space="preserve"> </w:t>
-            </w:r>
-            <w:proofErr w:type="spellStart"/>
-            <w:r>
-              <w:rPr>
-                <w:color w:val="548DD4"/>
-                <w:sz w:val="20"/>
-                <w:szCs w:val="20"/>
-              </w:rPr>
-              <w:t>directly</w:t>
-            </w:r>
-            <w:proofErr w:type="spellEnd"/>
-            <w:r>
-              <w:rPr>
-                <w:color w:val="548DD4"/>
-                <w:sz w:val="20"/>
-                <w:szCs w:val="20"/>
-              </w:rPr>
-              <w:t xml:space="preserve"> </w:t>
-            </w:r>
-            <w:proofErr w:type="spellStart"/>
-            <w:r>
-              <w:rPr>
-                <w:color w:val="548DD4"/>
-                <w:sz w:val="20"/>
-                <w:szCs w:val="20"/>
-              </w:rPr>
-              <w:t>with</w:t>
-            </w:r>
-            <w:proofErr w:type="spellEnd"/>
-            <w:r>
-              <w:rPr>
-                <w:color w:val="548DD4"/>
-                <w:sz w:val="20"/>
-                <w:szCs w:val="20"/>
-              </w:rPr>
-              <w:t xml:space="preserve"> a local </w:t>
-            </w:r>
-            <w:proofErr w:type="spellStart"/>
-            <w:r>
-              <w:rPr>
-                <w:color w:val="548DD4"/>
-                <w:sz w:val="20"/>
-                <w:szCs w:val="20"/>
-              </w:rPr>
-              <w:t>school</w:t>
-            </w:r>
-            <w:proofErr w:type="spellEnd"/>
-            <w:r>
-              <w:rPr>
-                <w:color w:val="548DD4"/>
-                <w:sz w:val="20"/>
-                <w:szCs w:val="20"/>
-              </w:rPr>
-              <w:t xml:space="preserve"> and a representative </w:t>
-            </w:r>
-            <w:proofErr w:type="spellStart"/>
-            <w:r>
-              <w:rPr>
-                <w:color w:val="548DD4"/>
-                <w:sz w:val="20"/>
-                <w:szCs w:val="20"/>
-              </w:rPr>
-              <w:t>sample</w:t>
-            </w:r>
-            <w:proofErr w:type="spellEnd"/>
-            <w:r>
-              <w:rPr>
-                <w:color w:val="548DD4"/>
-                <w:sz w:val="20"/>
-                <w:szCs w:val="20"/>
-              </w:rPr>
-              <w:t xml:space="preserve"> </w:t>
-            </w:r>
-            <w:proofErr w:type="spellStart"/>
-            <w:r>
-              <w:rPr>
-                <w:color w:val="548DD4"/>
-                <w:sz w:val="20"/>
-                <w:szCs w:val="20"/>
-              </w:rPr>
-              <w:t>of</w:t>
-            </w:r>
-            <w:proofErr w:type="spellEnd"/>
-            <w:r>
-              <w:rPr>
-                <w:color w:val="548DD4"/>
-                <w:sz w:val="20"/>
-                <w:szCs w:val="20"/>
-              </w:rPr>
-              <w:t xml:space="preserve"> at </w:t>
-            </w:r>
-            <w:proofErr w:type="spellStart"/>
-            <w:r>
-              <w:rPr>
-                <w:color w:val="548DD4"/>
-                <w:sz w:val="20"/>
-                <w:szCs w:val="20"/>
-              </w:rPr>
-              <w:t>least</w:t>
-            </w:r>
-            <w:proofErr w:type="spellEnd"/>
-            <w:r>
-              <w:rPr>
-                <w:color w:val="548DD4"/>
-                <w:sz w:val="20"/>
-                <w:szCs w:val="20"/>
-              </w:rPr>
-              <w:t xml:space="preserve"> 20 </w:t>
-            </w:r>
-            <w:proofErr w:type="spellStart"/>
-            <w:r>
-              <w:rPr>
-                <w:color w:val="548DD4"/>
-                <w:sz w:val="20"/>
-                <w:szCs w:val="20"/>
-              </w:rPr>
-              <w:t>high</w:t>
-            </w:r>
-            <w:proofErr w:type="spellEnd"/>
-            <w:r>
-              <w:rPr>
-                <w:color w:val="548DD4"/>
-                <w:sz w:val="20"/>
-                <w:szCs w:val="20"/>
-              </w:rPr>
-              <w:t xml:space="preserve"> </w:t>
-            </w:r>
-            <w:proofErr w:type="spellStart"/>
-            <w:r>
-              <w:rPr>
-                <w:color w:val="548DD4"/>
-                <w:sz w:val="20"/>
-                <w:szCs w:val="20"/>
-              </w:rPr>
-              <w:t>school</w:t>
-            </w:r>
-            <w:proofErr w:type="spellEnd"/>
-            <w:r>
-              <w:rPr>
-                <w:color w:val="548DD4"/>
-                <w:sz w:val="20"/>
-                <w:szCs w:val="20"/>
-              </w:rPr>
-              <w:t xml:space="preserve"> </w:t>
-            </w:r>
-            <w:proofErr w:type="spellStart"/>
-            <w:r>
-              <w:rPr>
-                <w:color w:val="548DD4"/>
-                <w:sz w:val="20"/>
-                <w:szCs w:val="20"/>
-              </w:rPr>
-              <w:t>students</w:t>
-            </w:r>
-            <w:proofErr w:type="spellEnd"/>
-            <w:r>
-              <w:rPr>
-                <w:color w:val="548DD4"/>
-                <w:sz w:val="20"/>
-                <w:szCs w:val="20"/>
-              </w:rPr>
-              <w:t xml:space="preserve">. </w:t>
-            </w:r>
-            <w:proofErr w:type="spellStart"/>
-            <w:r>
-              <w:rPr>
-                <w:color w:val="548DD4"/>
-                <w:sz w:val="20"/>
-                <w:szCs w:val="20"/>
-              </w:rPr>
-              <w:t>This</w:t>
-            </w:r>
-            <w:proofErr w:type="spellEnd"/>
-            <w:r>
-              <w:rPr>
-                <w:color w:val="548DD4"/>
-                <w:sz w:val="20"/>
-                <w:szCs w:val="20"/>
-              </w:rPr>
-              <w:t xml:space="preserve"> </w:t>
-            </w:r>
-            <w:proofErr w:type="spellStart"/>
-            <w:r>
-              <w:rPr>
-                <w:color w:val="548DD4"/>
-                <w:sz w:val="20"/>
-                <w:szCs w:val="20"/>
-              </w:rPr>
-              <w:t>problem</w:t>
-            </w:r>
-            <w:proofErr w:type="spellEnd"/>
-            <w:r>
-              <w:rPr>
-                <w:color w:val="548DD4"/>
-                <w:sz w:val="20"/>
-                <w:szCs w:val="20"/>
-              </w:rPr>
-              <w:t xml:space="preserve"> </w:t>
-            </w:r>
-            <w:proofErr w:type="spellStart"/>
-            <w:r>
-              <w:rPr>
-                <w:color w:val="548DD4"/>
-                <w:sz w:val="20"/>
-                <w:szCs w:val="20"/>
-              </w:rPr>
-              <w:t>is</w:t>
-            </w:r>
-            <w:proofErr w:type="spellEnd"/>
-            <w:r>
-              <w:rPr>
-                <w:color w:val="548DD4"/>
-                <w:sz w:val="20"/>
-                <w:szCs w:val="20"/>
-              </w:rPr>
-              <w:t xml:space="preserve"> </w:t>
-            </w:r>
-            <w:proofErr w:type="spellStart"/>
-            <w:r>
-              <w:rPr>
-                <w:color w:val="548DD4"/>
-                <w:sz w:val="20"/>
-                <w:szCs w:val="20"/>
-              </w:rPr>
-              <w:t>highly</w:t>
-            </w:r>
-            <w:proofErr w:type="spellEnd"/>
-            <w:r>
-              <w:rPr>
-                <w:color w:val="548DD4"/>
-                <w:sz w:val="20"/>
-                <w:szCs w:val="20"/>
-              </w:rPr>
-              <w:t xml:space="preserve"> </w:t>
-            </w:r>
-            <w:proofErr w:type="spellStart"/>
-            <w:r>
-              <w:rPr>
-                <w:color w:val="548DD4"/>
-                <w:sz w:val="20"/>
-                <w:szCs w:val="20"/>
-              </w:rPr>
-              <w:t>relevant</w:t>
-            </w:r>
-            <w:proofErr w:type="spellEnd"/>
-            <w:r>
-              <w:rPr>
-                <w:color w:val="548DD4"/>
-                <w:sz w:val="20"/>
-                <w:szCs w:val="20"/>
-              </w:rPr>
-              <w:t xml:space="preserve"> </w:t>
-            </w:r>
-            <w:proofErr w:type="spellStart"/>
-            <w:r>
-              <w:rPr>
-                <w:color w:val="548DD4"/>
-                <w:sz w:val="20"/>
-                <w:szCs w:val="20"/>
-              </w:rPr>
-              <w:t>to</w:t>
-            </w:r>
-            <w:proofErr w:type="spellEnd"/>
-            <w:r>
-              <w:rPr>
-                <w:color w:val="548DD4"/>
-                <w:sz w:val="20"/>
-                <w:szCs w:val="20"/>
-              </w:rPr>
-              <w:t xml:space="preserve"> </w:t>
-            </w:r>
-            <w:proofErr w:type="spellStart"/>
-            <w:r>
-              <w:rPr>
-                <w:color w:val="548DD4"/>
-                <w:sz w:val="20"/>
-                <w:szCs w:val="20"/>
-              </w:rPr>
-              <w:t>modern</w:t>
-            </w:r>
-            <w:proofErr w:type="spellEnd"/>
-            <w:r>
-              <w:rPr>
-                <w:color w:val="548DD4"/>
-                <w:sz w:val="20"/>
-                <w:szCs w:val="20"/>
-              </w:rPr>
-              <w:t xml:space="preserve"> </w:t>
-            </w:r>
-            <w:proofErr w:type="spellStart"/>
-            <w:r>
-              <w:rPr>
-                <w:color w:val="548DD4"/>
-                <w:sz w:val="20"/>
-                <w:szCs w:val="20"/>
-              </w:rPr>
-              <w:t>computing</w:t>
-            </w:r>
-            <w:proofErr w:type="spellEnd"/>
-            <w:r>
-              <w:rPr>
-                <w:color w:val="548DD4"/>
-                <w:sz w:val="20"/>
-                <w:szCs w:val="20"/>
-              </w:rPr>
-              <w:t xml:space="preserve">, as </w:t>
-            </w:r>
-            <w:proofErr w:type="spellStart"/>
-            <w:r>
-              <w:rPr>
-                <w:color w:val="548DD4"/>
-                <w:sz w:val="20"/>
-                <w:szCs w:val="20"/>
-              </w:rPr>
-              <w:t>it</w:t>
-            </w:r>
-            <w:proofErr w:type="spellEnd"/>
-            <w:r>
-              <w:rPr>
-                <w:color w:val="548DD4"/>
-                <w:sz w:val="20"/>
-                <w:szCs w:val="20"/>
-              </w:rPr>
-              <w:t xml:space="preserve"> combines </w:t>
-            </w:r>
-            <w:proofErr w:type="spellStart"/>
-            <w:r>
-              <w:rPr>
-                <w:color w:val="548DD4"/>
-                <w:sz w:val="20"/>
-                <w:szCs w:val="20"/>
-              </w:rPr>
-              <w:t>the</w:t>
-            </w:r>
-            <w:proofErr w:type="spellEnd"/>
-            <w:r>
-              <w:rPr>
-                <w:color w:val="548DD4"/>
-                <w:sz w:val="20"/>
-                <w:szCs w:val="20"/>
-              </w:rPr>
-              <w:t xml:space="preserve"> use </w:t>
-            </w:r>
-            <w:proofErr w:type="spellStart"/>
-            <w:r>
-              <w:rPr>
-                <w:color w:val="548DD4"/>
-                <w:sz w:val="20"/>
-                <w:szCs w:val="20"/>
-              </w:rPr>
-              <w:t>of</w:t>
-            </w:r>
-            <w:proofErr w:type="spellEnd"/>
-            <w:r>
-              <w:rPr>
-                <w:color w:val="548DD4"/>
-                <w:sz w:val="20"/>
-                <w:szCs w:val="20"/>
-              </w:rPr>
-              <w:t xml:space="preserve"> </w:t>
-            </w:r>
-            <w:proofErr w:type="spellStart"/>
-            <w:r>
-              <w:rPr>
-                <w:color w:val="548DD4"/>
-                <w:sz w:val="20"/>
-                <w:szCs w:val="20"/>
-              </w:rPr>
-              <w:t>emerging</w:t>
-            </w:r>
-            <w:proofErr w:type="spellEnd"/>
-            <w:r>
-              <w:rPr>
-                <w:color w:val="548DD4"/>
-                <w:sz w:val="20"/>
-                <w:szCs w:val="20"/>
-              </w:rPr>
-              <w:t xml:space="preserve"> </w:t>
-            </w:r>
-            <w:proofErr w:type="spellStart"/>
-            <w:r>
-              <w:rPr>
-                <w:color w:val="548DD4"/>
-                <w:sz w:val="20"/>
-                <w:szCs w:val="20"/>
-              </w:rPr>
-              <w:t>technology</w:t>
-            </w:r>
-            <w:proofErr w:type="spellEnd"/>
-            <w:r>
-              <w:rPr>
-                <w:color w:val="548DD4"/>
-                <w:sz w:val="20"/>
-                <w:szCs w:val="20"/>
-              </w:rPr>
-              <w:t xml:space="preserve"> (Virtual Reality) </w:t>
-            </w:r>
-            <w:proofErr w:type="spellStart"/>
-            <w:r>
-              <w:rPr>
-                <w:color w:val="548DD4"/>
-                <w:sz w:val="20"/>
-                <w:szCs w:val="20"/>
-              </w:rPr>
-              <w:t>with</w:t>
-            </w:r>
-            <w:proofErr w:type="spellEnd"/>
-            <w:r>
-              <w:rPr>
-                <w:color w:val="548DD4"/>
-                <w:sz w:val="20"/>
-                <w:szCs w:val="20"/>
-              </w:rPr>
-              <w:t xml:space="preserve"> </w:t>
-            </w:r>
-            <w:proofErr w:type="spellStart"/>
-            <w:r>
-              <w:rPr>
-                <w:color w:val="548DD4"/>
-                <w:sz w:val="20"/>
-                <w:szCs w:val="20"/>
-              </w:rPr>
-              <w:t>the</w:t>
-            </w:r>
-            <w:proofErr w:type="spellEnd"/>
-            <w:r>
-              <w:rPr>
-                <w:color w:val="548DD4"/>
-                <w:sz w:val="20"/>
-                <w:szCs w:val="20"/>
-              </w:rPr>
-              <w:t xml:space="preserve"> </w:t>
-            </w:r>
-            <w:proofErr w:type="spellStart"/>
-            <w:r>
-              <w:rPr>
-                <w:color w:val="548DD4"/>
-                <w:sz w:val="20"/>
-                <w:szCs w:val="20"/>
-              </w:rPr>
-              <w:t>structuring</w:t>
-            </w:r>
-            <w:proofErr w:type="spellEnd"/>
-            <w:r>
-              <w:rPr>
-                <w:color w:val="548DD4"/>
-                <w:sz w:val="20"/>
-                <w:szCs w:val="20"/>
-              </w:rPr>
-              <w:t xml:space="preserve">, capture, and </w:t>
-            </w:r>
-            <w:proofErr w:type="spellStart"/>
-            <w:r>
-              <w:rPr>
-                <w:color w:val="548DD4"/>
-                <w:sz w:val="20"/>
-                <w:szCs w:val="20"/>
-              </w:rPr>
-              <w:t>processing</w:t>
-            </w:r>
-            <w:proofErr w:type="spellEnd"/>
-            <w:r>
-              <w:rPr>
-                <w:color w:val="548DD4"/>
-                <w:sz w:val="20"/>
-                <w:szCs w:val="20"/>
-              </w:rPr>
-              <w:t xml:space="preserve"> </w:t>
-            </w:r>
-            <w:proofErr w:type="spellStart"/>
-            <w:r>
-              <w:rPr>
-                <w:color w:val="548DD4"/>
-                <w:sz w:val="20"/>
-                <w:szCs w:val="20"/>
-              </w:rPr>
-              <w:t>of</w:t>
-            </w:r>
-            <w:proofErr w:type="spellEnd"/>
-            <w:r>
-              <w:rPr>
-                <w:color w:val="548DD4"/>
-                <w:sz w:val="20"/>
-                <w:szCs w:val="20"/>
-              </w:rPr>
-              <w:t xml:space="preserve"> data </w:t>
-            </w:r>
-            <w:proofErr w:type="spellStart"/>
-            <w:r>
-              <w:rPr>
-                <w:color w:val="548DD4"/>
-                <w:sz w:val="20"/>
-                <w:szCs w:val="20"/>
-              </w:rPr>
-              <w:t>to</w:t>
-            </w:r>
-            <w:proofErr w:type="spellEnd"/>
-            <w:r>
-              <w:rPr>
-                <w:color w:val="548DD4"/>
-                <w:sz w:val="20"/>
-                <w:szCs w:val="20"/>
-              </w:rPr>
-              <w:t xml:space="preserve"> </w:t>
-            </w:r>
-            <w:proofErr w:type="spellStart"/>
-            <w:r>
-              <w:rPr>
-                <w:color w:val="548DD4"/>
-                <w:sz w:val="20"/>
-                <w:szCs w:val="20"/>
-              </w:rPr>
-              <w:t>support</w:t>
-            </w:r>
-            <w:proofErr w:type="spellEnd"/>
-            <w:r>
-              <w:rPr>
-                <w:color w:val="548DD4"/>
-                <w:sz w:val="20"/>
-                <w:szCs w:val="20"/>
-              </w:rPr>
-              <w:t xml:space="preserve"> </w:t>
-            </w:r>
-            <w:proofErr w:type="spellStart"/>
-            <w:r>
-              <w:rPr>
-                <w:color w:val="548DD4"/>
-                <w:sz w:val="20"/>
-                <w:szCs w:val="20"/>
-              </w:rPr>
-              <w:t>pedagogical</w:t>
-            </w:r>
-            <w:proofErr w:type="spellEnd"/>
-            <w:r>
-              <w:rPr>
-                <w:color w:val="548DD4"/>
-                <w:sz w:val="20"/>
-                <w:szCs w:val="20"/>
-              </w:rPr>
-              <w:t xml:space="preserve"> </w:t>
-            </w:r>
-            <w:proofErr w:type="spellStart"/>
-            <w:r>
-              <w:rPr>
-                <w:color w:val="548DD4"/>
-                <w:sz w:val="20"/>
-                <w:szCs w:val="20"/>
-              </w:rPr>
-              <w:t>decisions</w:t>
-            </w:r>
-            <w:proofErr w:type="spellEnd"/>
-            <w:r>
-              <w:rPr>
-                <w:color w:val="548DD4"/>
-                <w:sz w:val="20"/>
-                <w:szCs w:val="20"/>
-              </w:rPr>
-              <w:t xml:space="preserve"> </w:t>
-            </w:r>
-            <w:proofErr w:type="spellStart"/>
-            <w:r>
-              <w:rPr>
-                <w:color w:val="548DD4"/>
-                <w:sz w:val="20"/>
-                <w:szCs w:val="20"/>
-              </w:rPr>
-              <w:t>backed</w:t>
-            </w:r>
-            <w:proofErr w:type="spellEnd"/>
-            <w:r>
-              <w:rPr>
-                <w:color w:val="548DD4"/>
-                <w:sz w:val="20"/>
-                <w:szCs w:val="20"/>
-              </w:rPr>
-              <w:t xml:space="preserve"> </w:t>
-            </w:r>
-            <w:proofErr w:type="spellStart"/>
-            <w:r>
-              <w:rPr>
-                <w:color w:val="548DD4"/>
-                <w:sz w:val="20"/>
-                <w:szCs w:val="20"/>
-              </w:rPr>
-              <w:t>by</w:t>
-            </w:r>
-            <w:proofErr w:type="spellEnd"/>
-            <w:r>
-              <w:rPr>
-                <w:color w:val="548DD4"/>
-                <w:sz w:val="20"/>
-                <w:szCs w:val="20"/>
-              </w:rPr>
-              <w:t xml:space="preserve"> tangible </w:t>
-            </w:r>
-            <w:proofErr w:type="spellStart"/>
-            <w:r>
-              <w:rPr>
-                <w:color w:val="548DD4"/>
-                <w:sz w:val="20"/>
-                <w:szCs w:val="20"/>
-              </w:rPr>
-              <w:t>information</w:t>
-            </w:r>
-            <w:proofErr w:type="spellEnd"/>
-            <w:r>
-              <w:rPr>
-                <w:color w:val="548DD4"/>
-                <w:sz w:val="20"/>
-                <w:szCs w:val="20"/>
-              </w:rPr>
-              <w:t xml:space="preserve">. </w:t>
-            </w:r>
+              <w:t>The project will take place in the commune of Viña del Mar, working directly with a local school and a representative sample of at least 20 high school students. This problem is highly relevant to modern computing, as it combines the use of emerging technology (Virtual Reality) with the capture, structuring, and transmission of behavioral data that support the teacher's or educational psychologist's decision-making with tangible information.</w:t>
+            </w:r>
+            <w:proofErr w:type="spellStart"/>
+            <w:proofErr w:type="spellEnd"/>
+            <w:proofErr w:type="spellStart"/>
+            <w:proofErr w:type="spellEnd"/>
+            <w:proofErr w:type="spellStart"/>
+            <w:proofErr w:type="spellEnd"/>
+            <w:proofErr w:type="spellStart"/>
+            <w:proofErr w:type="spellEnd"/>
+            <w:proofErr w:type="spellStart"/>
+            <w:proofErr w:type="spellEnd"/>
+            <w:proofErr w:type="spellStart"/>
+            <w:proofErr w:type="spellEnd"/>
+            <w:proofErr w:type="spellStart"/>
+            <w:proofErr w:type="spellEnd"/>
+            <w:proofErr w:type="spellStart"/>
+            <w:proofErr w:type="spellEnd"/>
+            <w:proofErr w:type="spellStart"/>
+            <w:proofErr w:type="spellEnd"/>
+            <w:proofErr w:type="spellStart"/>
+            <w:proofErr w:type="spellEnd"/>
+            <w:proofErr w:type="spellStart"/>
+            <w:proofErr w:type="spellEnd"/>
+            <w:proofErr w:type="spellStart"/>
+            <w:proofErr w:type="spellEnd"/>
+            <w:proofErr w:type="spellStart"/>
+            <w:proofErr w:type="spellEnd"/>
+            <w:proofErr w:type="spellStart"/>
+            <w:proofErr w:type="spellEnd"/>
+            <w:proofErr w:type="spellStart"/>
+            <w:proofErr w:type="spellEnd"/>
+            <w:proofErr w:type="spellStart"/>
+            <w:proofErr w:type="spellEnd"/>
+            <w:proofErr w:type="spellStart"/>
+            <w:proofErr w:type="spellEnd"/>
+            <w:proofErr w:type="spellStart"/>
+            <w:proofErr w:type="spellEnd"/>
+            <w:proofErr w:type="spellStart"/>
+            <w:proofErr w:type="spellEnd"/>
+            <w:proofErr w:type="spellStart"/>
+            <w:proofErr w:type="spellEnd"/>
+            <w:proofErr w:type="spellStart"/>
+            <w:proofErr w:type="spellEnd"/>
+            <w:proofErr w:type="spellStart"/>
+            <w:proofErr w:type="spellEnd"/>
+            <w:proofErr w:type="spellStart"/>
+            <w:proofErr w:type="spellEnd"/>
+            <w:proofErr w:type="spellStart"/>
+            <w:proofErr w:type="spellEnd"/>
+            <w:proofErr w:type="spellStart"/>
+            <w:proofErr w:type="spellEnd"/>
+            <w:proofErr w:type="spellStart"/>
+            <w:proofErr w:type="spellEnd"/>
+            <w:proofErr w:type="spellStart"/>
+            <w:proofErr w:type="spellEnd"/>
+            <w:proofErr w:type="spellStart"/>
+            <w:proofErr w:type="spellEnd"/>
+            <w:proofErr w:type="spellStart"/>
+            <w:proofErr w:type="spellEnd"/>
+            <w:proofErr w:type="spellStart"/>
+            <w:proofErr w:type="spellEnd"/>
+            <w:proofErr w:type="spellStart"/>
+            <w:proofErr w:type="spellEnd"/>
+            <w:proofErr w:type="spellStart"/>
+            <w:proofErr w:type="spellEnd"/>
+            <w:proofErr w:type="spellStart"/>
+            <w:proofErr w:type="spellEnd"/>
+            <w:proofErr w:type="spellStart"/>
+            <w:proofErr w:type="spellEnd"/>
+            <w:proofErr w:type="spellStart"/>
+            <w:proofErr w:type="spellEnd"/>
+            <w:proofErr w:type="spellStart"/>
+            <w:proofErr w:type="spellEnd"/>
+            <w:proofErr w:type="spellStart"/>
+            <w:proofErr w:type="spellEnd"/>
+            <w:proofErr w:type="spellStart"/>
+            <w:proofErr w:type="spellEnd"/>
+            <w:proofErr w:type="spellStart"/>
+            <w:proofErr w:type="spellEnd"/>
+            <w:proofErr w:type="spellStart"/>
+            <w:proofErr w:type="spellEnd"/>
+            <w:proofErr w:type="spellStart"/>
+            <w:proofErr w:type="spellEnd"/>
           </w:p>
         </w:tc>
       </w:tr>
@@ -4258,945 +3050,113 @@
                 <w:sz w:val="20"/>
                 <w:szCs w:val="20"/>
               </w:rPr>
-              <w:t xml:space="preserve">The </w:t>
-            </w:r>
-            <w:proofErr w:type="spellStart"/>
-            <w:r>
-              <w:rPr>
-                <w:color w:val="548DD4"/>
-                <w:sz w:val="20"/>
-                <w:szCs w:val="20"/>
-              </w:rPr>
-              <w:t>project's</w:t>
-            </w:r>
-            <w:proofErr w:type="spellEnd"/>
-            <w:r>
-              <w:rPr>
-                <w:color w:val="548DD4"/>
-                <w:sz w:val="20"/>
-                <w:szCs w:val="20"/>
-              </w:rPr>
-              <w:t xml:space="preserve"> </w:t>
-            </w:r>
-            <w:proofErr w:type="spellStart"/>
-            <w:r>
-              <w:rPr>
-                <w:color w:val="548DD4"/>
-                <w:sz w:val="20"/>
-                <w:szCs w:val="20"/>
-              </w:rPr>
-              <w:t>goal</w:t>
-            </w:r>
-            <w:proofErr w:type="spellEnd"/>
-            <w:r>
-              <w:rPr>
-                <w:color w:val="548DD4"/>
-                <w:sz w:val="20"/>
-                <w:szCs w:val="20"/>
-              </w:rPr>
-              <w:t xml:space="preserve"> </w:t>
-            </w:r>
-            <w:proofErr w:type="spellStart"/>
-            <w:r>
-              <w:rPr>
-                <w:color w:val="548DD4"/>
-                <w:sz w:val="20"/>
-                <w:szCs w:val="20"/>
-              </w:rPr>
-              <w:t>is</w:t>
-            </w:r>
-            <w:proofErr w:type="spellEnd"/>
-            <w:r>
-              <w:rPr>
-                <w:color w:val="548DD4"/>
-                <w:sz w:val="20"/>
-                <w:szCs w:val="20"/>
-              </w:rPr>
-              <w:t xml:space="preserve"> </w:t>
-            </w:r>
-            <w:proofErr w:type="spellStart"/>
-            <w:r>
-              <w:rPr>
-                <w:color w:val="548DD4"/>
-                <w:sz w:val="20"/>
-                <w:szCs w:val="20"/>
-              </w:rPr>
-              <w:t>to</w:t>
-            </w:r>
-            <w:proofErr w:type="spellEnd"/>
-            <w:r>
-              <w:rPr>
-                <w:color w:val="548DD4"/>
-                <w:sz w:val="20"/>
-                <w:szCs w:val="20"/>
-              </w:rPr>
-              <w:t xml:space="preserve"> </w:t>
-            </w:r>
-            <w:proofErr w:type="spellStart"/>
-            <w:r>
-              <w:rPr>
-                <w:color w:val="548DD4"/>
-                <w:sz w:val="20"/>
-                <w:szCs w:val="20"/>
-              </w:rPr>
-              <w:t>design</w:t>
-            </w:r>
-            <w:proofErr w:type="spellEnd"/>
-            <w:r>
-              <w:rPr>
-                <w:color w:val="548DD4"/>
-                <w:sz w:val="20"/>
-                <w:szCs w:val="20"/>
-              </w:rPr>
-              <w:t xml:space="preserve"> and </w:t>
-            </w:r>
-            <w:proofErr w:type="spellStart"/>
-            <w:r>
-              <w:rPr>
-                <w:color w:val="548DD4"/>
-                <w:sz w:val="20"/>
-                <w:szCs w:val="20"/>
-              </w:rPr>
-              <w:t>implement</w:t>
-            </w:r>
-            <w:proofErr w:type="spellEnd"/>
-            <w:r>
-              <w:rPr>
-                <w:color w:val="548DD4"/>
-                <w:sz w:val="20"/>
-                <w:szCs w:val="20"/>
-              </w:rPr>
-              <w:t xml:space="preserve"> </w:t>
-            </w:r>
-            <w:proofErr w:type="spellStart"/>
-            <w:r>
-              <w:rPr>
-                <w:color w:val="548DD4"/>
-                <w:sz w:val="20"/>
-                <w:szCs w:val="20"/>
-              </w:rPr>
-              <w:t>an</w:t>
-            </w:r>
-            <w:proofErr w:type="spellEnd"/>
-            <w:r>
-              <w:rPr>
-                <w:color w:val="548DD4"/>
-                <w:sz w:val="20"/>
-                <w:szCs w:val="20"/>
-              </w:rPr>
-              <w:t xml:space="preserve"> </w:t>
-            </w:r>
-            <w:proofErr w:type="spellStart"/>
-            <w:r>
-              <w:rPr>
-                <w:color w:val="548DD4"/>
-                <w:sz w:val="20"/>
-                <w:szCs w:val="20"/>
-              </w:rPr>
-              <w:t>immersive</w:t>
-            </w:r>
-            <w:proofErr w:type="spellEnd"/>
-            <w:r>
-              <w:rPr>
-                <w:color w:val="548DD4"/>
-                <w:sz w:val="20"/>
-                <w:szCs w:val="20"/>
-              </w:rPr>
-              <w:t xml:space="preserve"> Virtual Reality </w:t>
-            </w:r>
-            <w:proofErr w:type="spellStart"/>
-            <w:r>
-              <w:rPr>
-                <w:color w:val="548DD4"/>
-                <w:sz w:val="20"/>
-                <w:szCs w:val="20"/>
-              </w:rPr>
-              <w:t>system</w:t>
-            </w:r>
-            <w:proofErr w:type="spellEnd"/>
-            <w:r>
-              <w:rPr>
-                <w:color w:val="548DD4"/>
-                <w:sz w:val="20"/>
-                <w:szCs w:val="20"/>
-              </w:rPr>
-              <w:t xml:space="preserve"> </w:t>
-            </w:r>
-            <w:proofErr w:type="spellStart"/>
-            <w:r>
-              <w:rPr>
-                <w:color w:val="548DD4"/>
-                <w:sz w:val="20"/>
-                <w:szCs w:val="20"/>
-              </w:rPr>
-              <w:t>that</w:t>
-            </w:r>
-            <w:proofErr w:type="spellEnd"/>
-            <w:r>
-              <w:rPr>
-                <w:color w:val="548DD4"/>
-                <w:sz w:val="20"/>
-                <w:szCs w:val="20"/>
-              </w:rPr>
-              <w:t xml:space="preserve"> </w:t>
-            </w:r>
-            <w:proofErr w:type="spellStart"/>
-            <w:r>
-              <w:rPr>
-                <w:color w:val="548DD4"/>
-                <w:sz w:val="20"/>
-                <w:szCs w:val="20"/>
-              </w:rPr>
-              <w:t>collects</w:t>
-            </w:r>
-            <w:proofErr w:type="spellEnd"/>
-            <w:r>
-              <w:rPr>
-                <w:color w:val="548DD4"/>
-                <w:sz w:val="20"/>
-                <w:szCs w:val="20"/>
-              </w:rPr>
-              <w:t xml:space="preserve"> </w:t>
-            </w:r>
-            <w:proofErr w:type="spellStart"/>
-            <w:r>
-              <w:rPr>
-                <w:color w:val="548DD4"/>
-                <w:sz w:val="20"/>
-                <w:szCs w:val="20"/>
-              </w:rPr>
-              <w:t>behavioral</w:t>
-            </w:r>
-            <w:proofErr w:type="spellEnd"/>
-            <w:r>
-              <w:rPr>
-                <w:color w:val="548DD4"/>
-                <w:sz w:val="20"/>
-                <w:szCs w:val="20"/>
-              </w:rPr>
-              <w:t xml:space="preserve"> and socio-</w:t>
-            </w:r>
-            <w:proofErr w:type="spellStart"/>
-            <w:r>
-              <w:rPr>
-                <w:color w:val="548DD4"/>
-                <w:sz w:val="20"/>
-                <w:szCs w:val="20"/>
-              </w:rPr>
-              <w:t>emotional</w:t>
-            </w:r>
-            <w:proofErr w:type="spellEnd"/>
-            <w:r>
-              <w:rPr>
-                <w:color w:val="548DD4"/>
-                <w:sz w:val="20"/>
-                <w:szCs w:val="20"/>
-              </w:rPr>
-              <w:t xml:space="preserve"> response </w:t>
-            </w:r>
-            <w:proofErr w:type="spellStart"/>
-            <w:r>
-              <w:rPr>
-                <w:color w:val="548DD4"/>
-                <w:sz w:val="20"/>
-                <w:szCs w:val="20"/>
-              </w:rPr>
-              <w:t>metrics</w:t>
-            </w:r>
-            <w:proofErr w:type="spellEnd"/>
-            <w:r>
-              <w:rPr>
-                <w:color w:val="548DD4"/>
-                <w:sz w:val="20"/>
-                <w:szCs w:val="20"/>
-              </w:rPr>
-              <w:t xml:space="preserve"> </w:t>
-            </w:r>
-            <w:proofErr w:type="spellStart"/>
-            <w:r>
-              <w:rPr>
-                <w:color w:val="548DD4"/>
-                <w:sz w:val="20"/>
-                <w:szCs w:val="20"/>
-              </w:rPr>
-              <w:t>from</w:t>
-            </w:r>
-            <w:proofErr w:type="spellEnd"/>
-            <w:r>
-              <w:rPr>
-                <w:color w:val="548DD4"/>
-                <w:sz w:val="20"/>
-                <w:szCs w:val="20"/>
-              </w:rPr>
-              <w:t xml:space="preserve"> </w:t>
-            </w:r>
-            <w:proofErr w:type="spellStart"/>
-            <w:r>
-              <w:rPr>
-                <w:color w:val="548DD4"/>
-                <w:sz w:val="20"/>
-                <w:szCs w:val="20"/>
-              </w:rPr>
-              <w:t>students</w:t>
-            </w:r>
-            <w:proofErr w:type="spellEnd"/>
-            <w:r>
-              <w:rPr>
-                <w:color w:val="548DD4"/>
-                <w:sz w:val="20"/>
-                <w:szCs w:val="20"/>
-              </w:rPr>
-              <w:t xml:space="preserve"> </w:t>
-            </w:r>
-            <w:proofErr w:type="spellStart"/>
-            <w:r>
-              <w:rPr>
-                <w:color w:val="548DD4"/>
-                <w:sz w:val="20"/>
-                <w:szCs w:val="20"/>
-              </w:rPr>
-              <w:t>during</w:t>
-            </w:r>
-            <w:proofErr w:type="spellEnd"/>
-            <w:r>
-              <w:rPr>
-                <w:color w:val="548DD4"/>
-                <w:sz w:val="20"/>
-                <w:szCs w:val="20"/>
-              </w:rPr>
-              <w:t xml:space="preserve"> </w:t>
-            </w:r>
-            <w:proofErr w:type="spellStart"/>
-            <w:r>
-              <w:rPr>
-                <w:color w:val="548DD4"/>
-                <w:sz w:val="20"/>
-                <w:szCs w:val="20"/>
-              </w:rPr>
-              <w:t>simulation</w:t>
-            </w:r>
-            <w:proofErr w:type="spellEnd"/>
-            <w:r>
-              <w:rPr>
-                <w:color w:val="548DD4"/>
-                <w:sz w:val="20"/>
-                <w:szCs w:val="20"/>
-              </w:rPr>
-              <w:t xml:space="preserve"> </w:t>
-            </w:r>
-            <w:proofErr w:type="spellStart"/>
-            <w:r>
-              <w:rPr>
-                <w:color w:val="548DD4"/>
-                <w:sz w:val="20"/>
-                <w:szCs w:val="20"/>
-              </w:rPr>
-              <w:t>sessions</w:t>
-            </w:r>
-            <w:proofErr w:type="spellEnd"/>
-            <w:r>
-              <w:rPr>
-                <w:color w:val="548DD4"/>
-                <w:sz w:val="20"/>
-                <w:szCs w:val="20"/>
-              </w:rPr>
-              <w:t xml:space="preserve">. The </w:t>
-            </w:r>
-            <w:proofErr w:type="spellStart"/>
-            <w:r>
-              <w:rPr>
-                <w:color w:val="548DD4"/>
-                <w:sz w:val="20"/>
-                <w:szCs w:val="20"/>
-              </w:rPr>
-              <w:t>solution</w:t>
-            </w:r>
-            <w:proofErr w:type="spellEnd"/>
-            <w:r>
-              <w:rPr>
-                <w:color w:val="548DD4"/>
-                <w:sz w:val="20"/>
-                <w:szCs w:val="20"/>
-              </w:rPr>
-              <w:t xml:space="preserve"> </w:t>
-            </w:r>
-            <w:proofErr w:type="spellStart"/>
-            <w:r>
-              <w:rPr>
-                <w:color w:val="548DD4"/>
-                <w:sz w:val="20"/>
-                <w:szCs w:val="20"/>
-              </w:rPr>
-              <w:t>includes</w:t>
-            </w:r>
-            <w:proofErr w:type="spellEnd"/>
-            <w:r>
-              <w:rPr>
-                <w:color w:val="548DD4"/>
-                <w:sz w:val="20"/>
-                <w:szCs w:val="20"/>
-              </w:rPr>
-              <w:t xml:space="preserve"> </w:t>
-            </w:r>
-            <w:proofErr w:type="spellStart"/>
-            <w:r>
-              <w:rPr>
-                <w:color w:val="548DD4"/>
-                <w:sz w:val="20"/>
-                <w:szCs w:val="20"/>
-              </w:rPr>
-              <w:t>building</w:t>
-            </w:r>
-            <w:proofErr w:type="spellEnd"/>
-            <w:r>
-              <w:rPr>
-                <w:color w:val="548DD4"/>
-                <w:sz w:val="20"/>
-                <w:szCs w:val="20"/>
-              </w:rPr>
-              <w:t xml:space="preserve"> a data </w:t>
-            </w:r>
-            <w:proofErr w:type="spellStart"/>
-            <w:r>
-              <w:rPr>
-                <w:color w:val="548DD4"/>
-                <w:sz w:val="20"/>
-                <w:szCs w:val="20"/>
-              </w:rPr>
-              <w:t>architecture</w:t>
-            </w:r>
-            <w:proofErr w:type="spellEnd"/>
-            <w:r>
-              <w:rPr>
-                <w:color w:val="548DD4"/>
-                <w:sz w:val="20"/>
-                <w:szCs w:val="20"/>
-              </w:rPr>
-              <w:t xml:space="preserve"> </w:t>
-            </w:r>
-            <w:proofErr w:type="spellStart"/>
-            <w:r>
-              <w:rPr>
-                <w:color w:val="548DD4"/>
-                <w:sz w:val="20"/>
-                <w:szCs w:val="20"/>
-              </w:rPr>
-              <w:t>capable</w:t>
-            </w:r>
-            <w:proofErr w:type="spellEnd"/>
-            <w:r>
-              <w:rPr>
-                <w:color w:val="548DD4"/>
-                <w:sz w:val="20"/>
-                <w:szCs w:val="20"/>
-              </w:rPr>
-              <w:t xml:space="preserve"> </w:t>
-            </w:r>
-            <w:proofErr w:type="spellStart"/>
-            <w:r>
-              <w:rPr>
-                <w:color w:val="548DD4"/>
-                <w:sz w:val="20"/>
-                <w:szCs w:val="20"/>
-              </w:rPr>
-              <w:t>of</w:t>
-            </w:r>
-            <w:proofErr w:type="spellEnd"/>
-            <w:r>
-              <w:rPr>
-                <w:color w:val="548DD4"/>
-                <w:sz w:val="20"/>
-                <w:szCs w:val="20"/>
-              </w:rPr>
-              <w:t xml:space="preserve"> </w:t>
-            </w:r>
-            <w:proofErr w:type="spellStart"/>
-            <w:r>
-              <w:rPr>
-                <w:color w:val="548DD4"/>
-                <w:sz w:val="20"/>
-                <w:szCs w:val="20"/>
-              </w:rPr>
-              <w:t>receiving</w:t>
-            </w:r>
-            <w:proofErr w:type="spellEnd"/>
-            <w:r>
-              <w:rPr>
-                <w:color w:val="548DD4"/>
-                <w:sz w:val="20"/>
-                <w:szCs w:val="20"/>
-              </w:rPr>
-              <w:t xml:space="preserve">, </w:t>
-            </w:r>
-            <w:proofErr w:type="spellStart"/>
-            <w:r>
-              <w:rPr>
-                <w:color w:val="548DD4"/>
-                <w:sz w:val="20"/>
-                <w:szCs w:val="20"/>
-              </w:rPr>
-              <w:t>storing</w:t>
-            </w:r>
-            <w:proofErr w:type="spellEnd"/>
-            <w:r>
-              <w:rPr>
-                <w:color w:val="548DD4"/>
-                <w:sz w:val="20"/>
-                <w:szCs w:val="20"/>
-              </w:rPr>
-              <w:t xml:space="preserve">, and </w:t>
-            </w:r>
-            <w:proofErr w:type="spellStart"/>
-            <w:r>
-              <w:rPr>
-                <w:color w:val="548DD4"/>
-                <w:sz w:val="20"/>
-                <w:szCs w:val="20"/>
-              </w:rPr>
-              <w:t>cleaning</w:t>
-            </w:r>
-            <w:proofErr w:type="spellEnd"/>
-            <w:r>
-              <w:rPr>
-                <w:color w:val="548DD4"/>
-                <w:sz w:val="20"/>
-                <w:szCs w:val="20"/>
-              </w:rPr>
-              <w:t xml:space="preserve"> </w:t>
-            </w:r>
-            <w:proofErr w:type="spellStart"/>
-            <w:r>
-              <w:rPr>
-                <w:color w:val="548DD4"/>
-                <w:sz w:val="20"/>
-                <w:szCs w:val="20"/>
-              </w:rPr>
-              <w:t>the</w:t>
-            </w:r>
-            <w:proofErr w:type="spellEnd"/>
-            <w:r>
-              <w:rPr>
-                <w:color w:val="548DD4"/>
-                <w:sz w:val="20"/>
-                <w:szCs w:val="20"/>
-              </w:rPr>
-              <w:t xml:space="preserve"> </w:t>
-            </w:r>
-            <w:proofErr w:type="spellStart"/>
-            <w:r>
-              <w:rPr>
-                <w:color w:val="548DD4"/>
-                <w:sz w:val="20"/>
-                <w:szCs w:val="20"/>
-              </w:rPr>
-              <w:t>information</w:t>
-            </w:r>
-            <w:proofErr w:type="spellEnd"/>
-            <w:r>
-              <w:rPr>
-                <w:color w:val="548DD4"/>
-                <w:sz w:val="20"/>
-                <w:szCs w:val="20"/>
-              </w:rPr>
-              <w:t xml:space="preserve"> </w:t>
-            </w:r>
-            <w:proofErr w:type="spellStart"/>
-            <w:r>
-              <w:rPr>
-                <w:color w:val="548DD4"/>
-                <w:sz w:val="20"/>
-                <w:szCs w:val="20"/>
-              </w:rPr>
-              <w:t>captured</w:t>
-            </w:r>
-            <w:proofErr w:type="spellEnd"/>
-            <w:r>
-              <w:rPr>
-                <w:color w:val="548DD4"/>
-                <w:sz w:val="20"/>
-                <w:szCs w:val="20"/>
-              </w:rPr>
-              <w:t xml:space="preserve"> </w:t>
-            </w:r>
-            <w:proofErr w:type="spellStart"/>
-            <w:r>
-              <w:rPr>
-                <w:color w:val="548DD4"/>
-                <w:sz w:val="20"/>
-                <w:szCs w:val="20"/>
-              </w:rPr>
-              <w:t>during</w:t>
-            </w:r>
-            <w:proofErr w:type="spellEnd"/>
-            <w:r>
-              <w:rPr>
-                <w:color w:val="548DD4"/>
-                <w:sz w:val="20"/>
-                <w:szCs w:val="20"/>
-              </w:rPr>
-              <w:t xml:space="preserve"> </w:t>
-            </w:r>
-            <w:proofErr w:type="spellStart"/>
-            <w:r>
-              <w:rPr>
-                <w:color w:val="548DD4"/>
-                <w:sz w:val="20"/>
-                <w:szCs w:val="20"/>
-              </w:rPr>
-              <w:t>interventions</w:t>
-            </w:r>
-            <w:proofErr w:type="spellEnd"/>
-            <w:r>
-              <w:rPr>
-                <w:color w:val="548DD4"/>
-                <w:sz w:val="20"/>
-                <w:szCs w:val="20"/>
-              </w:rPr>
-              <w:t xml:space="preserve"> </w:t>
-            </w:r>
-            <w:proofErr w:type="spellStart"/>
-            <w:r>
-              <w:rPr>
-                <w:color w:val="548DD4"/>
-                <w:sz w:val="20"/>
-                <w:szCs w:val="20"/>
-              </w:rPr>
-              <w:t>held</w:t>
-            </w:r>
-            <w:proofErr w:type="spellEnd"/>
-            <w:r>
-              <w:rPr>
-                <w:color w:val="548DD4"/>
-                <w:sz w:val="20"/>
-                <w:szCs w:val="20"/>
-              </w:rPr>
-              <w:t xml:space="preserve"> </w:t>
-            </w:r>
-            <w:proofErr w:type="spellStart"/>
-            <w:r>
-              <w:rPr>
-                <w:color w:val="548DD4"/>
-                <w:sz w:val="20"/>
-                <w:szCs w:val="20"/>
-              </w:rPr>
-              <w:t>twice</w:t>
-            </w:r>
-            <w:proofErr w:type="spellEnd"/>
-            <w:r>
-              <w:rPr>
-                <w:color w:val="548DD4"/>
-                <w:sz w:val="20"/>
-                <w:szCs w:val="20"/>
-              </w:rPr>
-              <w:t xml:space="preserve"> a </w:t>
-            </w:r>
-            <w:proofErr w:type="spellStart"/>
-            <w:r>
-              <w:rPr>
-                <w:color w:val="548DD4"/>
-                <w:sz w:val="20"/>
-                <w:szCs w:val="20"/>
-              </w:rPr>
-              <w:t>week</w:t>
-            </w:r>
-            <w:proofErr w:type="spellEnd"/>
-            <w:r>
-              <w:rPr>
-                <w:color w:val="548DD4"/>
-                <w:sz w:val="20"/>
-                <w:szCs w:val="20"/>
-              </w:rPr>
-              <w:t xml:space="preserve"> </w:t>
-            </w:r>
-            <w:proofErr w:type="spellStart"/>
-            <w:r>
-              <w:rPr>
-                <w:color w:val="548DD4"/>
-                <w:sz w:val="20"/>
-                <w:szCs w:val="20"/>
-              </w:rPr>
-              <w:t>for</w:t>
-            </w:r>
-            <w:proofErr w:type="spellEnd"/>
-            <w:r>
-              <w:rPr>
-                <w:color w:val="548DD4"/>
-                <w:sz w:val="20"/>
-                <w:szCs w:val="20"/>
-              </w:rPr>
-              <w:t xml:space="preserve"> one </w:t>
-            </w:r>
-            <w:proofErr w:type="spellStart"/>
-            <w:r>
-              <w:rPr>
-                <w:color w:val="548DD4"/>
-                <w:sz w:val="20"/>
-                <w:szCs w:val="20"/>
-              </w:rPr>
-              <w:t>month</w:t>
-            </w:r>
-            <w:proofErr w:type="spellEnd"/>
-            <w:r>
-              <w:rPr>
-                <w:color w:val="548DD4"/>
-                <w:sz w:val="20"/>
-                <w:szCs w:val="20"/>
-              </w:rPr>
-              <w:t xml:space="preserve">. </w:t>
-            </w:r>
-            <w:proofErr w:type="spellStart"/>
-            <w:r>
-              <w:rPr>
-                <w:color w:val="548DD4"/>
-                <w:sz w:val="20"/>
-                <w:szCs w:val="20"/>
-              </w:rPr>
-              <w:t>Finally</w:t>
-            </w:r>
-            <w:proofErr w:type="spellEnd"/>
-            <w:r>
-              <w:rPr>
-                <w:color w:val="548DD4"/>
-                <w:sz w:val="20"/>
-                <w:szCs w:val="20"/>
-              </w:rPr>
-              <w:t xml:space="preserve">, </w:t>
-            </w:r>
-            <w:proofErr w:type="spellStart"/>
-            <w:r>
-              <w:rPr>
-                <w:color w:val="548DD4"/>
-                <w:sz w:val="20"/>
-                <w:szCs w:val="20"/>
-              </w:rPr>
-              <w:t>this</w:t>
-            </w:r>
-            <w:proofErr w:type="spellEnd"/>
-            <w:r>
-              <w:rPr>
-                <w:color w:val="548DD4"/>
-                <w:sz w:val="20"/>
-                <w:szCs w:val="20"/>
-              </w:rPr>
-              <w:t xml:space="preserve"> data </w:t>
-            </w:r>
-            <w:proofErr w:type="spellStart"/>
-            <w:r>
-              <w:rPr>
-                <w:color w:val="548DD4"/>
-                <w:sz w:val="20"/>
-                <w:szCs w:val="20"/>
-              </w:rPr>
-              <w:t>will</w:t>
-            </w:r>
-            <w:proofErr w:type="spellEnd"/>
-            <w:r>
-              <w:rPr>
-                <w:color w:val="548DD4"/>
-                <w:sz w:val="20"/>
-                <w:szCs w:val="20"/>
-              </w:rPr>
-              <w:t xml:space="preserve"> be </w:t>
-            </w:r>
-            <w:proofErr w:type="spellStart"/>
-            <w:r>
-              <w:rPr>
-                <w:color w:val="548DD4"/>
-                <w:sz w:val="20"/>
-                <w:szCs w:val="20"/>
-              </w:rPr>
-              <w:t>transmitted</w:t>
-            </w:r>
-            <w:proofErr w:type="spellEnd"/>
-            <w:r>
-              <w:rPr>
-                <w:color w:val="548DD4"/>
-                <w:sz w:val="20"/>
-                <w:szCs w:val="20"/>
-              </w:rPr>
-              <w:t xml:space="preserve"> </w:t>
-            </w:r>
-            <w:proofErr w:type="spellStart"/>
-            <w:r>
-              <w:rPr>
-                <w:color w:val="548DD4"/>
-                <w:sz w:val="20"/>
-                <w:szCs w:val="20"/>
-              </w:rPr>
-              <w:t>to</w:t>
-            </w:r>
-            <w:proofErr w:type="spellEnd"/>
-            <w:r>
-              <w:rPr>
-                <w:color w:val="548DD4"/>
-                <w:sz w:val="20"/>
-                <w:szCs w:val="20"/>
-              </w:rPr>
-              <w:t xml:space="preserve"> </w:t>
-            </w:r>
-            <w:proofErr w:type="spellStart"/>
-            <w:r>
-              <w:rPr>
-                <w:color w:val="548DD4"/>
-                <w:sz w:val="20"/>
-                <w:szCs w:val="20"/>
-              </w:rPr>
-              <w:t>EmotionLab's</w:t>
-            </w:r>
-            <w:proofErr w:type="spellEnd"/>
-            <w:r>
-              <w:rPr>
-                <w:color w:val="548DD4"/>
-                <w:sz w:val="20"/>
-                <w:szCs w:val="20"/>
-              </w:rPr>
-              <w:t xml:space="preserve"> AI </w:t>
-            </w:r>
-            <w:proofErr w:type="spellStart"/>
-            <w:r>
-              <w:rPr>
-                <w:color w:val="548DD4"/>
-                <w:sz w:val="20"/>
-                <w:szCs w:val="20"/>
-              </w:rPr>
-              <w:t>team</w:t>
-            </w:r>
-            <w:proofErr w:type="spellEnd"/>
-            <w:r>
-              <w:rPr>
-                <w:color w:val="548DD4"/>
-                <w:sz w:val="20"/>
-                <w:szCs w:val="20"/>
-              </w:rPr>
-              <w:t xml:space="preserve">, </w:t>
-            </w:r>
-            <w:proofErr w:type="spellStart"/>
-            <w:r>
-              <w:rPr>
-                <w:color w:val="548DD4"/>
-                <w:sz w:val="20"/>
-                <w:szCs w:val="20"/>
-              </w:rPr>
-              <w:t>who</w:t>
-            </w:r>
-            <w:proofErr w:type="spellEnd"/>
-            <w:r>
-              <w:rPr>
-                <w:color w:val="548DD4"/>
-                <w:sz w:val="20"/>
-                <w:szCs w:val="20"/>
-              </w:rPr>
-              <w:t xml:space="preserve"> are </w:t>
-            </w:r>
-            <w:proofErr w:type="spellStart"/>
-            <w:r>
-              <w:rPr>
-                <w:color w:val="548DD4"/>
-                <w:sz w:val="20"/>
-                <w:szCs w:val="20"/>
-              </w:rPr>
-              <w:t>responsible</w:t>
-            </w:r>
-            <w:proofErr w:type="spellEnd"/>
-            <w:r>
-              <w:rPr>
-                <w:color w:val="548DD4"/>
-                <w:sz w:val="20"/>
-                <w:szCs w:val="20"/>
-              </w:rPr>
-              <w:t xml:space="preserve"> </w:t>
-            </w:r>
-            <w:proofErr w:type="spellStart"/>
-            <w:r>
-              <w:rPr>
-                <w:color w:val="548DD4"/>
-                <w:sz w:val="20"/>
-                <w:szCs w:val="20"/>
-              </w:rPr>
-              <w:t>for</w:t>
-            </w:r>
-            <w:proofErr w:type="spellEnd"/>
-            <w:r>
-              <w:rPr>
-                <w:color w:val="548DD4"/>
-                <w:sz w:val="20"/>
-                <w:szCs w:val="20"/>
-              </w:rPr>
-              <w:t xml:space="preserve"> </w:t>
-            </w:r>
-            <w:proofErr w:type="spellStart"/>
-            <w:r>
-              <w:rPr>
-                <w:color w:val="548DD4"/>
-                <w:sz w:val="20"/>
-                <w:szCs w:val="20"/>
-              </w:rPr>
-              <w:t>the</w:t>
-            </w:r>
-            <w:proofErr w:type="spellEnd"/>
-            <w:r>
-              <w:rPr>
-                <w:color w:val="548DD4"/>
-                <w:sz w:val="20"/>
-                <w:szCs w:val="20"/>
-              </w:rPr>
-              <w:t xml:space="preserve"> </w:t>
-            </w:r>
+              <w:t>We are the application's development and design team. We design and implement an immersive Virtual Reality experience that places the student in a presentation or interview situation, incorporating a guided breathing exercise before presenting and a gamified closing activity of collecting objects in a cozy room. We are also responsible for telemetry: capturing the behavioral data recorded throughout the journey and transmitting it to the cloud through an API. The solution includes a data architecture capable of receiving, storing, and cleaning the information captured during interventions held twice a week for one month. Finally, this data is transmitted to EmotionLab's AI team, who are responsible for the classification model and the Business Intelligence analytics dashboard that supports the teacher's or educational psychologist's decision-making.</w:t>
+            </w:r>
+            <w:proofErr w:type="spellStart"/>
+            <w:proofErr w:type="spellEnd"/>
+            <w:proofErr w:type="spellStart"/>
+            <w:proofErr w:type="spellEnd"/>
+            <w:proofErr w:type="spellStart"/>
+            <w:proofErr w:type="spellEnd"/>
+            <w:proofErr w:type="spellStart"/>
+            <w:proofErr w:type="spellEnd"/>
+            <w:proofErr w:type="spellStart"/>
+            <w:proofErr w:type="spellEnd"/>
+            <w:proofErr w:type="spellStart"/>
+            <w:proofErr w:type="spellEnd"/>
+            <w:proofErr w:type="spellStart"/>
+            <w:proofErr w:type="spellEnd"/>
+            <w:proofErr w:type="spellStart"/>
+            <w:proofErr w:type="spellEnd"/>
+            <w:proofErr w:type="spellStart"/>
+            <w:proofErr w:type="spellEnd"/>
+            <w:proofErr w:type="spellStart"/>
+            <w:proofErr w:type="spellEnd"/>
+            <w:proofErr w:type="spellStart"/>
+            <w:proofErr w:type="spellEnd"/>
+            <w:proofErr w:type="spellStart"/>
+            <w:proofErr w:type="spellEnd"/>
+            <w:proofErr w:type="spellStart"/>
+            <w:proofErr w:type="spellEnd"/>
+            <w:proofErr w:type="spellStart"/>
+            <w:proofErr w:type="spellEnd"/>
+            <w:proofErr w:type="spellStart"/>
+            <w:proofErr w:type="spellEnd"/>
+            <w:proofErr w:type="spellStart"/>
+            <w:proofErr w:type="spellEnd"/>
+            <w:proofErr w:type="spellStart"/>
+            <w:proofErr w:type="spellEnd"/>
+            <w:proofErr w:type="spellStart"/>
+            <w:proofErr w:type="spellEnd"/>
+            <w:proofErr w:type="spellStart"/>
+            <w:proofErr w:type="spellEnd"/>
+            <w:proofErr w:type="spellStart"/>
+            <w:proofErr w:type="spellEnd"/>
+            <w:proofErr w:type="spellStart"/>
+            <w:proofErr w:type="spellEnd"/>
+            <w:proofErr w:type="spellStart"/>
+            <w:proofErr w:type="spellEnd"/>
+            <w:proofErr w:type="spellStart"/>
+            <w:proofErr w:type="spellEnd"/>
+            <w:proofErr w:type="spellStart"/>
+            <w:proofErr w:type="spellEnd"/>
+            <w:proofErr w:type="spellStart"/>
+            <w:proofErr w:type="spellEnd"/>
+            <w:proofErr w:type="spellStart"/>
+            <w:proofErr w:type="spellEnd"/>
+            <w:proofErr w:type="spellStart"/>
+            <w:proofErr w:type="spellEnd"/>
+            <w:proofErr w:type="spellStart"/>
+            <w:proofErr w:type="spellEnd"/>
+            <w:proofErr w:type="spellStart"/>
+            <w:proofErr w:type="spellEnd"/>
+            <w:proofErr w:type="spellStart"/>
+            <w:proofErr w:type="spellEnd"/>
+            <w:proofErr w:type="spellStart"/>
+            <w:proofErr w:type="spellEnd"/>
+            <w:proofErr w:type="spellStart"/>
+            <w:proofErr w:type="spellEnd"/>
+            <w:proofErr w:type="spellStart"/>
+            <w:proofErr w:type="spellEnd"/>
+            <w:proofErr w:type="spellStart"/>
+            <w:proofErr w:type="spellEnd"/>
+            <w:proofErr w:type="spellStart"/>
+            <w:proofErr w:type="spellEnd"/>
+            <w:proofErr w:type="spellStart"/>
+            <w:proofErr w:type="spellEnd"/>
+            <w:proofErr w:type="spellStart"/>
+            <w:proofErr w:type="spellEnd"/>
+            <w:proofErr w:type="spellStart"/>
+            <w:proofErr w:type="spellEnd"/>
+            <w:proofErr w:type="spellStart"/>
+            <w:proofErr w:type="spellEnd"/>
+            <w:proofErr w:type="spellStart"/>
+            <w:proofErr w:type="spellEnd"/>
+            <w:proofErr w:type="spellStart"/>
+            <w:proofErr w:type="spellEnd"/>
+            <w:proofErr w:type="spellStart"/>
+            <w:proofErr w:type="spellEnd"/>
+            <w:proofErr w:type="spellStart"/>
+            <w:proofErr w:type="spellEnd"/>
+            <w:proofErr w:type="spellStart"/>
+            <w:proofErr w:type="spellEnd"/>
+            <w:proofErr w:type="spellStart"/>
+            <w:proofErr w:type="spellEnd"/>
+            <w:proofErr w:type="spellStart"/>
+            <w:proofErr w:type="spellEnd"/>
+            <w:proofErr w:type="spellStart"/>
+            <w:proofErr w:type="spellEnd"/>
+            <w:proofErr w:type="spellStart"/>
+            <w:proofErr w:type="spellEnd"/>
+            <w:proofErr w:type="spellStart"/>
+            <w:proofErr w:type="spellEnd"/>
             <w:proofErr w:type="gramStart"/>
-            <w:r>
-              <w:rPr>
-                <w:color w:val="548DD4"/>
-                <w:sz w:val="20"/>
-                <w:szCs w:val="20"/>
-              </w:rPr>
-              <w:t xml:space="preserve">Business </w:t>
-            </w:r>
-            <w:proofErr w:type="spellStart"/>
-            <w:r>
-              <w:rPr>
-                <w:color w:val="548DD4"/>
-                <w:sz w:val="20"/>
-                <w:szCs w:val="20"/>
-              </w:rPr>
-              <w:t>Intelligence</w:t>
-            </w:r>
+            <w:proofErr w:type="spellStart"/>
             <w:proofErr w:type="spellEnd"/>
             <w:proofErr w:type="gramEnd"/>
-            <w:r>
-              <w:rPr>
-                <w:color w:val="548DD4"/>
-                <w:sz w:val="20"/>
-                <w:szCs w:val="20"/>
-              </w:rPr>
-              <w:t xml:space="preserve"> </w:t>
-            </w:r>
-            <w:proofErr w:type="spellStart"/>
-            <w:r>
-              <w:rPr>
-                <w:color w:val="548DD4"/>
-                <w:sz w:val="20"/>
-                <w:szCs w:val="20"/>
-              </w:rPr>
-              <w:t>analytics</w:t>
-            </w:r>
-            <w:proofErr w:type="spellEnd"/>
-            <w:r>
-              <w:rPr>
-                <w:color w:val="548DD4"/>
-                <w:sz w:val="20"/>
-                <w:szCs w:val="20"/>
-              </w:rPr>
-              <w:t xml:space="preserve"> </w:t>
-            </w:r>
-            <w:proofErr w:type="spellStart"/>
-            <w:r>
-              <w:rPr>
-                <w:color w:val="548DD4"/>
-                <w:sz w:val="20"/>
-                <w:szCs w:val="20"/>
-              </w:rPr>
-              <w:t>dashboard</w:t>
-            </w:r>
+            <w:proofErr w:type="spellStart"/>
+            <w:proofErr w:type="spellEnd"/>
+            <w:proofErr w:type="spellStart"/>
             <w:proofErr w:type="spellEnd"/>
           </w:p>
         </w:tc>
@@ -5336,284 +3296,42 @@
                 <w:sz w:val="20"/>
                 <w:szCs w:val="20"/>
               </w:rPr>
-              <w:t>Information</w:t>
-            </w:r>
-            <w:proofErr w:type="spellEnd"/>
+              <w:t>Information and Database Management:</w:t>
+            </w:r>
             <w:r>
               <w:rPr>
                 <w:rFonts w:ascii="Arial" w:eastAsia="Arial" w:hAnsi="Arial" w:cs="Arial"/>
-                <w:b/>
-                <w:bCs/>
-                <w:color w:val="548DD4"/>
-                <w:sz w:val="20"/>
-                <w:szCs w:val="20"/>
-              </w:rPr>
-              <w:t xml:space="preserve"> and </w:t>
-            </w:r>
-            <w:proofErr w:type="spellStart"/>
-            <w:r>
-              <w:rPr>
-                <w:rFonts w:ascii="Arial" w:eastAsia="Arial" w:hAnsi="Arial" w:cs="Arial"/>
-                <w:b/>
-                <w:bCs/>
-                <w:color w:val="548DD4"/>
-                <w:sz w:val="20"/>
-                <w:szCs w:val="20"/>
-              </w:rPr>
-              <w:t>Database</w:t>
-            </w:r>
-            <w:proofErr w:type="spellEnd"/>
-            <w:r>
-              <w:rPr>
-                <w:rFonts w:ascii="Arial" w:eastAsia="Arial" w:hAnsi="Arial" w:cs="Arial"/>
-                <w:b/>
-                <w:bCs/>
-                <w:color w:val="548DD4"/>
-                <w:sz w:val="20"/>
-                <w:szCs w:val="20"/>
-              </w:rPr>
-              <w:t xml:space="preserve"> Management: </w:t>
-            </w:r>
-            <w:proofErr w:type="spellStart"/>
-            <w:r>
-              <w:rPr>
-                <w:rFonts w:ascii="Arial" w:eastAsia="Arial" w:hAnsi="Arial" w:cs="Arial"/>
-                <w:b/>
-                <w:bCs/>
-                <w:color w:val="548DD4"/>
-                <w:sz w:val="20"/>
-                <w:szCs w:val="20"/>
-              </w:rPr>
-              <w:t>Design</w:t>
-            </w:r>
-            <w:proofErr w:type="spellEnd"/>
-            <w:r>
-              <w:rPr>
-                <w:rFonts w:ascii="Arial" w:eastAsia="Arial" w:hAnsi="Arial" w:cs="Arial"/>
-                <w:b/>
-                <w:bCs/>
-                <w:color w:val="548DD4"/>
-                <w:sz w:val="20"/>
-                <w:szCs w:val="20"/>
-              </w:rPr>
-              <w:t xml:space="preserve"> and </w:t>
-            </w:r>
-            <w:proofErr w:type="spellStart"/>
-            <w:r>
-              <w:rPr>
-                <w:rFonts w:ascii="Arial" w:eastAsia="Arial" w:hAnsi="Arial" w:cs="Arial"/>
-                <w:b/>
-                <w:bCs/>
-                <w:color w:val="548DD4"/>
-                <w:sz w:val="20"/>
-                <w:szCs w:val="20"/>
-              </w:rPr>
-              <w:t>implementation</w:t>
-            </w:r>
-            <w:proofErr w:type="spellEnd"/>
-            <w:r>
-              <w:rPr>
-                <w:rFonts w:ascii="Arial" w:eastAsia="Arial" w:hAnsi="Arial" w:cs="Arial"/>
-                <w:b/>
-                <w:bCs/>
-                <w:color w:val="548DD4"/>
-                <w:sz w:val="20"/>
-                <w:szCs w:val="20"/>
-              </w:rPr>
-              <w:t xml:space="preserve"> </w:t>
-            </w:r>
-            <w:proofErr w:type="spellStart"/>
-            <w:r>
-              <w:rPr>
-                <w:rFonts w:ascii="Arial" w:eastAsia="Arial" w:hAnsi="Arial" w:cs="Arial"/>
-                <w:b/>
-                <w:bCs/>
-                <w:color w:val="548DD4"/>
-                <w:sz w:val="20"/>
-                <w:szCs w:val="20"/>
-              </w:rPr>
-              <w:t>of</w:t>
-            </w:r>
-            <w:proofErr w:type="spellEnd"/>
-            <w:r>
-              <w:rPr>
-                <w:rFonts w:ascii="Arial" w:eastAsia="Arial" w:hAnsi="Arial" w:cs="Arial"/>
-                <w:b/>
-                <w:bCs/>
-                <w:color w:val="548DD4"/>
-                <w:sz w:val="20"/>
-                <w:szCs w:val="20"/>
-              </w:rPr>
-              <w:t xml:space="preserve"> </w:t>
-            </w:r>
-            <w:proofErr w:type="spellStart"/>
-            <w:r>
-              <w:rPr>
-                <w:rFonts w:ascii="Arial" w:eastAsia="Arial" w:hAnsi="Arial" w:cs="Arial"/>
-                <w:b/>
-                <w:bCs/>
-                <w:color w:val="548DD4"/>
-                <w:sz w:val="20"/>
-                <w:szCs w:val="20"/>
-              </w:rPr>
-              <w:t>the</w:t>
-            </w:r>
-            <w:proofErr w:type="spellEnd"/>
-            <w:r>
-              <w:rPr>
-                <w:rFonts w:ascii="Arial" w:eastAsia="Arial" w:hAnsi="Arial" w:cs="Arial"/>
-                <w:b/>
-                <w:bCs/>
-                <w:color w:val="548DD4"/>
-                <w:sz w:val="20"/>
-                <w:szCs w:val="20"/>
-              </w:rPr>
-              <w:t xml:space="preserve"> </w:t>
-            </w:r>
-            <w:proofErr w:type="spellStart"/>
-            <w:r>
-              <w:rPr>
-                <w:rFonts w:ascii="Arial" w:eastAsia="Arial" w:hAnsi="Arial" w:cs="Arial"/>
-                <w:b/>
-                <w:bCs/>
-                <w:color w:val="548DD4"/>
-                <w:sz w:val="20"/>
-                <w:szCs w:val="20"/>
-              </w:rPr>
-              <w:t>storage</w:t>
-            </w:r>
-            <w:proofErr w:type="spellEnd"/>
-            <w:r>
-              <w:rPr>
-                <w:rFonts w:ascii="Arial" w:eastAsia="Arial" w:hAnsi="Arial" w:cs="Arial"/>
-                <w:b/>
-                <w:bCs/>
-                <w:color w:val="548DD4"/>
-                <w:sz w:val="20"/>
-                <w:szCs w:val="20"/>
-              </w:rPr>
-              <w:t xml:space="preserve"> </w:t>
-            </w:r>
-            <w:proofErr w:type="spellStart"/>
-            <w:r>
-              <w:rPr>
-                <w:rFonts w:ascii="Arial" w:eastAsia="Arial" w:hAnsi="Arial" w:cs="Arial"/>
-                <w:b/>
-                <w:bCs/>
-                <w:color w:val="548DD4"/>
-                <w:sz w:val="20"/>
-                <w:szCs w:val="20"/>
-              </w:rPr>
-              <w:t>architecture</w:t>
-            </w:r>
-            <w:proofErr w:type="spellEnd"/>
-            <w:r>
-              <w:rPr>
-                <w:rFonts w:ascii="Arial" w:eastAsia="Arial" w:hAnsi="Arial" w:cs="Arial"/>
-                <w:b/>
-                <w:bCs/>
-                <w:color w:val="548DD4"/>
-                <w:sz w:val="20"/>
-                <w:szCs w:val="20"/>
-              </w:rPr>
-              <w:t xml:space="preserve"> </w:t>
-            </w:r>
-            <w:proofErr w:type="spellStart"/>
-            <w:r>
-              <w:rPr>
-                <w:rFonts w:ascii="Arial" w:eastAsia="Arial" w:hAnsi="Arial" w:cs="Arial"/>
-                <w:b/>
-                <w:bCs/>
-                <w:color w:val="548DD4"/>
-                <w:sz w:val="20"/>
-                <w:szCs w:val="20"/>
-              </w:rPr>
-              <w:t>for</w:t>
-            </w:r>
-            <w:proofErr w:type="spellEnd"/>
-            <w:r>
-              <w:rPr>
-                <w:rFonts w:ascii="Arial" w:eastAsia="Arial" w:hAnsi="Arial" w:cs="Arial"/>
-                <w:b/>
-                <w:bCs/>
-                <w:color w:val="548DD4"/>
-                <w:sz w:val="20"/>
-                <w:szCs w:val="20"/>
-              </w:rPr>
-              <w:t xml:space="preserve"> data </w:t>
-            </w:r>
-            <w:proofErr w:type="spellStart"/>
-            <w:r>
-              <w:rPr>
-                <w:rFonts w:ascii="Arial" w:eastAsia="Arial" w:hAnsi="Arial" w:cs="Arial"/>
-                <w:b/>
-                <w:bCs/>
-                <w:color w:val="548DD4"/>
-                <w:sz w:val="20"/>
-                <w:szCs w:val="20"/>
-              </w:rPr>
-              <w:t>processed</w:t>
-            </w:r>
-            <w:proofErr w:type="spellEnd"/>
-            <w:r>
-              <w:rPr>
-                <w:rFonts w:ascii="Arial" w:eastAsia="Arial" w:hAnsi="Arial" w:cs="Arial"/>
-                <w:b/>
-                <w:bCs/>
-                <w:color w:val="548DD4"/>
-                <w:sz w:val="20"/>
-                <w:szCs w:val="20"/>
-              </w:rPr>
-              <w:t xml:space="preserve"> </w:t>
-            </w:r>
-            <w:proofErr w:type="spellStart"/>
-            <w:r>
-              <w:rPr>
-                <w:rFonts w:ascii="Arial" w:eastAsia="Arial" w:hAnsi="Arial" w:cs="Arial"/>
-                <w:b/>
-                <w:bCs/>
-                <w:color w:val="548DD4"/>
-                <w:sz w:val="20"/>
-                <w:szCs w:val="20"/>
-              </w:rPr>
-              <w:t>from</w:t>
-            </w:r>
-            <w:proofErr w:type="spellEnd"/>
-            <w:r>
-              <w:rPr>
-                <w:rFonts w:ascii="Arial" w:eastAsia="Arial" w:hAnsi="Arial" w:cs="Arial"/>
-                <w:b/>
-                <w:bCs/>
-                <w:color w:val="548DD4"/>
-                <w:sz w:val="20"/>
-                <w:szCs w:val="20"/>
-              </w:rPr>
-              <w:t xml:space="preserve"> VR </w:t>
-            </w:r>
-            <w:proofErr w:type="spellStart"/>
-            <w:r>
-              <w:rPr>
-                <w:rFonts w:ascii="Arial" w:eastAsia="Arial" w:hAnsi="Arial" w:cs="Arial"/>
-                <w:b/>
-                <w:bCs/>
-                <w:color w:val="548DD4"/>
-                <w:sz w:val="20"/>
-                <w:szCs w:val="20"/>
-              </w:rPr>
-              <w:t>headsets</w:t>
-            </w:r>
-            <w:proofErr w:type="spellEnd"/>
-            <w:r>
-              <w:rPr>
-                <w:rFonts w:ascii="Arial" w:eastAsia="Arial" w:hAnsi="Arial" w:cs="Arial"/>
-                <w:b/>
-                <w:bCs/>
-                <w:color w:val="548DD4"/>
-                <w:sz w:val="20"/>
-                <w:szCs w:val="20"/>
-              </w:rPr>
-              <w:t>.</w:t>
-            </w:r>
+                <w:b w:val="0"/>
+                <w:bCs/>
+                <w:color w:val="548DD4"/>
+                <w:sz w:val="20"/>
+                <w:szCs w:val="20"/>
+              </w:rPr>
+              <w:t xml:space="preserve"> Design and implementation of the cloud storage architecture (AWS, Lambda, and Terraform) for the behavioral data captured from the VR headsets.</w:t>
+            </w:r>
+            <w:proofErr w:type="spellEnd"/>
+            <w:proofErr w:type="spellStart"/>
+            <w:proofErr w:type="spellEnd"/>
+            <w:proofErr w:type="spellStart"/>
+            <w:proofErr w:type="spellEnd"/>
+            <w:proofErr w:type="spellStart"/>
+            <w:proofErr w:type="spellEnd"/>
+            <w:proofErr w:type="spellStart"/>
+            <w:proofErr w:type="spellEnd"/>
+            <w:proofErr w:type="spellStart"/>
+            <w:proofErr w:type="spellEnd"/>
+            <w:proofErr w:type="spellStart"/>
+            <w:proofErr w:type="spellEnd"/>
+            <w:proofErr w:type="spellStart"/>
+            <w:proofErr w:type="spellEnd"/>
+            <w:proofErr w:type="spellStart"/>
+            <w:proofErr w:type="spellEnd"/>
+            <w:proofErr w:type="spellStart"/>
+            <w:proofErr w:type="spellEnd"/>
+            <w:proofErr w:type="spellStart"/>
+            <w:proofErr w:type="spellEnd"/>
+            <w:proofErr w:type="spellStart"/>
+            <w:proofErr w:type="spellEnd"/>
           </w:p>
           <w:p>
             <w:pPr>
@@ -5635,296 +3353,43 @@
                 <w:sz w:val="20"/>
                 <w:szCs w:val="20"/>
               </w:rPr>
-              <w:t xml:space="preserve">Data </w:t>
-            </w:r>
-            <w:proofErr w:type="spellStart"/>
+              <w:t>Data Analysis and Mining:</w:t>
+            </w:r>
             <w:r>
               <w:rPr>
                 <w:rFonts w:ascii="Arial" w:eastAsia="Arial" w:hAnsi="Arial" w:cs="Arial"/>
-                <w:b/>
-                <w:bCs/>
-                <w:color w:val="548DD4"/>
-                <w:sz w:val="20"/>
-                <w:szCs w:val="20"/>
-              </w:rPr>
-              <w:t>Analysis</w:t>
-            </w:r>
-            <w:proofErr w:type="spellEnd"/>
-            <w:r>
-              <w:rPr>
-                <w:rFonts w:ascii="Arial" w:eastAsia="Arial" w:hAnsi="Arial" w:cs="Arial"/>
-                <w:b/>
-                <w:bCs/>
-                <w:color w:val="548DD4"/>
-                <w:sz w:val="20"/>
-                <w:szCs w:val="20"/>
-              </w:rPr>
-              <w:t xml:space="preserve"> and </w:t>
-            </w:r>
-            <w:proofErr w:type="spellStart"/>
-            <w:r>
-              <w:rPr>
-                <w:rFonts w:ascii="Arial" w:eastAsia="Arial" w:hAnsi="Arial" w:cs="Arial"/>
-                <w:b/>
-                <w:bCs/>
-                <w:color w:val="548DD4"/>
-                <w:sz w:val="20"/>
-                <w:szCs w:val="20"/>
-              </w:rPr>
-              <w:t>Mining</w:t>
-            </w:r>
-            <w:proofErr w:type="spellEnd"/>
-            <w:r>
-              <w:rPr>
-                <w:rFonts w:ascii="Arial" w:eastAsia="Arial" w:hAnsi="Arial" w:cs="Arial"/>
-                <w:b/>
-                <w:bCs/>
-                <w:color w:val="548DD4"/>
-                <w:sz w:val="20"/>
-                <w:szCs w:val="20"/>
-              </w:rPr>
-              <w:t xml:space="preserve">: </w:t>
-            </w:r>
-            <w:proofErr w:type="spellStart"/>
-            <w:r>
-              <w:rPr>
-                <w:rFonts w:ascii="Arial" w:eastAsia="Arial" w:hAnsi="Arial" w:cs="Arial"/>
-                <w:b/>
-                <w:bCs/>
-                <w:color w:val="548DD4"/>
-                <w:sz w:val="20"/>
-                <w:szCs w:val="20"/>
-              </w:rPr>
-              <w:t>Structuring</w:t>
-            </w:r>
-            <w:proofErr w:type="spellEnd"/>
-            <w:r>
-              <w:rPr>
-                <w:rFonts w:ascii="Arial" w:eastAsia="Arial" w:hAnsi="Arial" w:cs="Arial"/>
-                <w:b/>
-                <w:bCs/>
-                <w:color w:val="548DD4"/>
-                <w:sz w:val="20"/>
-                <w:szCs w:val="20"/>
-              </w:rPr>
-              <w:t xml:space="preserve"> and </w:t>
-            </w:r>
-            <w:proofErr w:type="spellStart"/>
-            <w:r>
-              <w:rPr>
-                <w:rFonts w:ascii="Arial" w:eastAsia="Arial" w:hAnsi="Arial" w:cs="Arial"/>
-                <w:b/>
-                <w:bCs/>
-                <w:color w:val="548DD4"/>
-                <w:sz w:val="20"/>
-                <w:szCs w:val="20"/>
-              </w:rPr>
-              <w:t>preparing</w:t>
-            </w:r>
-            <w:proofErr w:type="spellEnd"/>
-            <w:r>
-              <w:rPr>
-                <w:rFonts w:ascii="Arial" w:eastAsia="Arial" w:hAnsi="Arial" w:cs="Arial"/>
-                <w:b/>
-                <w:bCs/>
-                <w:color w:val="548DD4"/>
-                <w:sz w:val="20"/>
-                <w:szCs w:val="20"/>
-              </w:rPr>
-              <w:t xml:space="preserve"> </w:t>
-            </w:r>
-            <w:proofErr w:type="spellStart"/>
-            <w:r>
-              <w:rPr>
-                <w:rFonts w:ascii="Arial" w:eastAsia="Arial" w:hAnsi="Arial" w:cs="Arial"/>
-                <w:b/>
-                <w:bCs/>
-                <w:color w:val="548DD4"/>
-                <w:sz w:val="20"/>
-                <w:szCs w:val="20"/>
-              </w:rPr>
-              <w:t>the</w:t>
-            </w:r>
-            <w:proofErr w:type="spellEnd"/>
-            <w:r>
-              <w:rPr>
-                <w:rFonts w:ascii="Arial" w:eastAsia="Arial" w:hAnsi="Arial" w:cs="Arial"/>
-                <w:b/>
-                <w:bCs/>
-                <w:color w:val="548DD4"/>
-                <w:sz w:val="20"/>
-                <w:szCs w:val="20"/>
-              </w:rPr>
-              <w:t xml:space="preserve"> </w:t>
-            </w:r>
-            <w:proofErr w:type="spellStart"/>
-            <w:r>
-              <w:rPr>
-                <w:rFonts w:ascii="Arial" w:eastAsia="Arial" w:hAnsi="Arial" w:cs="Arial"/>
-                <w:b/>
-                <w:bCs/>
-                <w:color w:val="548DD4"/>
-                <w:sz w:val="20"/>
-                <w:szCs w:val="20"/>
-              </w:rPr>
-              <w:t>captured</w:t>
-            </w:r>
-            <w:proofErr w:type="spellEnd"/>
-            <w:r>
-              <w:rPr>
-                <w:rFonts w:ascii="Arial" w:eastAsia="Arial" w:hAnsi="Arial" w:cs="Arial"/>
-                <w:b/>
-                <w:bCs/>
-                <w:color w:val="548DD4"/>
-                <w:sz w:val="20"/>
-                <w:szCs w:val="20"/>
-              </w:rPr>
-              <w:t xml:space="preserve"> data </w:t>
-            </w:r>
-            <w:proofErr w:type="spellStart"/>
-            <w:r>
-              <w:rPr>
-                <w:rFonts w:ascii="Arial" w:eastAsia="Arial" w:hAnsi="Arial" w:cs="Arial"/>
-                <w:b/>
-                <w:bCs/>
-                <w:color w:val="548DD4"/>
-                <w:sz w:val="20"/>
-                <w:szCs w:val="20"/>
-              </w:rPr>
-              <w:t>for</w:t>
-            </w:r>
-            <w:proofErr w:type="spellEnd"/>
-            <w:r>
-              <w:rPr>
-                <w:rFonts w:ascii="Arial" w:eastAsia="Arial" w:hAnsi="Arial" w:cs="Arial"/>
-                <w:b/>
-                <w:bCs/>
-                <w:color w:val="548DD4"/>
-                <w:sz w:val="20"/>
-                <w:szCs w:val="20"/>
-              </w:rPr>
-              <w:t xml:space="preserve"> </w:t>
-            </w:r>
-            <w:proofErr w:type="spellStart"/>
-            <w:r>
-              <w:rPr>
-                <w:rFonts w:ascii="Arial" w:eastAsia="Arial" w:hAnsi="Arial" w:cs="Arial"/>
-                <w:b/>
-                <w:bCs/>
-                <w:color w:val="548DD4"/>
-                <w:sz w:val="20"/>
-                <w:szCs w:val="20"/>
-              </w:rPr>
-              <w:t>subsequent</w:t>
-            </w:r>
-            <w:proofErr w:type="spellEnd"/>
-            <w:r>
-              <w:rPr>
-                <w:rFonts w:ascii="Arial" w:eastAsia="Arial" w:hAnsi="Arial" w:cs="Arial"/>
-                <w:b/>
-                <w:bCs/>
-                <w:color w:val="548DD4"/>
-                <w:sz w:val="20"/>
-                <w:szCs w:val="20"/>
-              </w:rPr>
-              <w:t xml:space="preserve"> </w:t>
-            </w:r>
-            <w:proofErr w:type="spellStart"/>
-            <w:r>
-              <w:rPr>
-                <w:rFonts w:ascii="Arial" w:eastAsia="Arial" w:hAnsi="Arial" w:cs="Arial"/>
-                <w:b/>
-                <w:bCs/>
-                <w:color w:val="548DD4"/>
-                <w:sz w:val="20"/>
-                <w:szCs w:val="20"/>
-              </w:rPr>
-              <w:t>analysis</w:t>
-            </w:r>
-            <w:proofErr w:type="spellEnd"/>
-            <w:r>
-              <w:rPr>
-                <w:rFonts w:ascii="Arial" w:eastAsia="Arial" w:hAnsi="Arial" w:cs="Arial"/>
-                <w:b/>
-                <w:bCs/>
-                <w:color w:val="548DD4"/>
-                <w:sz w:val="20"/>
-                <w:szCs w:val="20"/>
-              </w:rPr>
-              <w:t xml:space="preserve"> </w:t>
-            </w:r>
-            <w:proofErr w:type="spellStart"/>
-            <w:r>
-              <w:rPr>
-                <w:rFonts w:ascii="Arial" w:eastAsia="Arial" w:hAnsi="Arial" w:cs="Arial"/>
-                <w:b/>
-                <w:bCs/>
-                <w:color w:val="548DD4"/>
-                <w:sz w:val="20"/>
-                <w:szCs w:val="20"/>
-              </w:rPr>
-              <w:t>by</w:t>
-            </w:r>
-            <w:proofErr w:type="spellEnd"/>
-            <w:r>
-              <w:rPr>
-                <w:rFonts w:ascii="Arial" w:eastAsia="Arial" w:hAnsi="Arial" w:cs="Arial"/>
-                <w:b/>
-                <w:bCs/>
-                <w:color w:val="548DD4"/>
-                <w:sz w:val="20"/>
-                <w:szCs w:val="20"/>
-              </w:rPr>
-              <w:t xml:space="preserve"> </w:t>
-            </w:r>
-            <w:proofErr w:type="spellStart"/>
-            <w:r>
-              <w:rPr>
-                <w:rFonts w:ascii="Arial" w:eastAsia="Arial" w:hAnsi="Arial" w:cs="Arial"/>
-                <w:b/>
-                <w:bCs/>
-                <w:color w:val="548DD4"/>
-                <w:sz w:val="20"/>
-                <w:szCs w:val="20"/>
-              </w:rPr>
-              <w:t>the</w:t>
-            </w:r>
-            <w:proofErr w:type="spellEnd"/>
-            <w:r>
-              <w:rPr>
-                <w:rFonts w:ascii="Arial" w:eastAsia="Arial" w:hAnsi="Arial" w:cs="Arial"/>
-                <w:b/>
-                <w:bCs/>
-                <w:color w:val="548DD4"/>
-                <w:sz w:val="20"/>
-                <w:szCs w:val="20"/>
-              </w:rPr>
-              <w:t xml:space="preserve"> AI </w:t>
-            </w:r>
-            <w:proofErr w:type="spellStart"/>
-            <w:r>
-              <w:rPr>
-                <w:rFonts w:ascii="Arial" w:eastAsia="Arial" w:hAnsi="Arial" w:cs="Arial"/>
-                <w:b/>
-                <w:bCs/>
-                <w:color w:val="548DD4"/>
-                <w:sz w:val="20"/>
-                <w:szCs w:val="20"/>
-              </w:rPr>
-              <w:t>team</w:t>
-            </w:r>
-            <w:proofErr w:type="spellEnd"/>
-            <w:r>
-              <w:rPr>
-                <w:rFonts w:ascii="Arial" w:eastAsia="Arial" w:hAnsi="Arial" w:cs="Arial"/>
-                <w:b/>
-                <w:bCs/>
-                <w:color w:val="548DD4"/>
-                <w:sz w:val="20"/>
-                <w:szCs w:val="20"/>
-              </w:rPr>
-              <w:t>.</w:t>
-            </w:r>
+                <w:b w:val="0"/>
+                <w:bCs/>
+                <w:color w:val="548DD4"/>
+                <w:sz w:val="20"/>
+                <w:szCs w:val="20"/>
+              </w:rPr>
+              <w:t xml:space="preserve"> Structuring and preparing the captured behavioral data for subsequent analysis and classification by the AI team.</w:t>
+            </w:r>
+            <w:proofErr w:type="spellStart"/>
+            <w:proofErr w:type="spellEnd"/>
+            <w:proofErr w:type="spellStart"/>
+            <w:proofErr w:type="spellEnd"/>
+            <w:proofErr w:type="spellStart"/>
+            <w:proofErr w:type="spellEnd"/>
+            <w:proofErr w:type="spellStart"/>
+            <w:proofErr w:type="spellEnd"/>
+            <w:proofErr w:type="spellStart"/>
+            <w:proofErr w:type="spellEnd"/>
+            <w:proofErr w:type="spellStart"/>
+            <w:proofErr w:type="spellEnd"/>
+            <w:proofErr w:type="spellStart"/>
+            <w:proofErr w:type="spellEnd"/>
+            <w:proofErr w:type="spellStart"/>
+            <w:proofErr w:type="spellEnd"/>
+            <w:proofErr w:type="spellStart"/>
+            <w:proofErr w:type="spellEnd"/>
+            <w:proofErr w:type="spellStart"/>
+            <w:proofErr w:type="spellEnd"/>
+            <w:proofErr w:type="spellStart"/>
+            <w:proofErr w:type="spellEnd"/>
+            <w:proofErr w:type="spellStart"/>
+            <w:proofErr w:type="spellEnd"/>
           </w:p>
           <w:p>
             <w:pPr>
@@ -6910,548 +4375,62 @@
                 <w:sz w:val="20"/>
                 <w:szCs w:val="20"/>
               </w:rPr>
-              <w:t xml:space="preserve">The </w:t>
-            </w:r>
-            <w:proofErr w:type="spellStart"/>
-            <w:r>
-              <w:rPr>
-                <w:rFonts w:ascii="Arial" w:eastAsia="Arial" w:hAnsi="Arial" w:cs="Arial"/>
-                <w:color w:val="548DD4"/>
-                <w:sz w:val="20"/>
-                <w:szCs w:val="20"/>
-              </w:rPr>
-              <w:t>project</w:t>
-            </w:r>
-            <w:proofErr w:type="spellEnd"/>
-            <w:r>
-              <w:rPr>
-                <w:rFonts w:ascii="Arial" w:eastAsia="Arial" w:hAnsi="Arial" w:cs="Arial"/>
-                <w:color w:val="548DD4"/>
-                <w:sz w:val="20"/>
-                <w:szCs w:val="20"/>
-              </w:rPr>
-              <w:t xml:space="preserve"> </w:t>
-            </w:r>
-            <w:proofErr w:type="spellStart"/>
-            <w:r>
-              <w:rPr>
-                <w:rFonts w:ascii="Arial" w:eastAsia="Arial" w:hAnsi="Arial" w:cs="Arial"/>
-                <w:color w:val="548DD4"/>
-                <w:sz w:val="20"/>
-                <w:szCs w:val="20"/>
-              </w:rPr>
-              <w:t>is</w:t>
-            </w:r>
-            <w:proofErr w:type="spellEnd"/>
-            <w:r>
-              <w:rPr>
-                <w:rFonts w:ascii="Arial" w:eastAsia="Arial" w:hAnsi="Arial" w:cs="Arial"/>
-                <w:color w:val="548DD4"/>
-                <w:sz w:val="20"/>
-                <w:szCs w:val="20"/>
-              </w:rPr>
-              <w:t xml:space="preserve"> </w:t>
-            </w:r>
-            <w:proofErr w:type="spellStart"/>
-            <w:r>
-              <w:rPr>
-                <w:rFonts w:ascii="Arial" w:eastAsia="Arial" w:hAnsi="Arial" w:cs="Arial"/>
-                <w:color w:val="548DD4"/>
-                <w:sz w:val="20"/>
-                <w:szCs w:val="20"/>
-              </w:rPr>
-              <w:t>fully</w:t>
-            </w:r>
-            <w:proofErr w:type="spellEnd"/>
-            <w:r>
-              <w:rPr>
-                <w:rFonts w:ascii="Arial" w:eastAsia="Arial" w:hAnsi="Arial" w:cs="Arial"/>
-                <w:color w:val="548DD4"/>
-                <w:sz w:val="20"/>
-                <w:szCs w:val="20"/>
-              </w:rPr>
-              <w:t xml:space="preserve"> </w:t>
-            </w:r>
-            <w:proofErr w:type="spellStart"/>
-            <w:r>
-              <w:rPr>
-                <w:rFonts w:ascii="Arial" w:eastAsia="Arial" w:hAnsi="Arial" w:cs="Arial"/>
-                <w:color w:val="548DD4"/>
-                <w:sz w:val="20"/>
-                <w:szCs w:val="20"/>
-              </w:rPr>
-              <w:t>feasible</w:t>
-            </w:r>
-            <w:proofErr w:type="spellEnd"/>
-            <w:r>
-              <w:rPr>
-                <w:rFonts w:ascii="Arial" w:eastAsia="Arial" w:hAnsi="Arial" w:cs="Arial"/>
-                <w:color w:val="548DD4"/>
-                <w:sz w:val="20"/>
-                <w:szCs w:val="20"/>
-              </w:rPr>
-              <w:t xml:space="preserve"> </w:t>
-            </w:r>
-            <w:proofErr w:type="spellStart"/>
-            <w:r>
-              <w:rPr>
-                <w:rFonts w:ascii="Arial" w:eastAsia="Arial" w:hAnsi="Arial" w:cs="Arial"/>
-                <w:color w:val="548DD4"/>
-                <w:sz w:val="20"/>
-                <w:szCs w:val="20"/>
-              </w:rPr>
-              <w:t>to</w:t>
-            </w:r>
-            <w:proofErr w:type="spellEnd"/>
-            <w:r>
-              <w:rPr>
-                <w:rFonts w:ascii="Arial" w:eastAsia="Arial" w:hAnsi="Arial" w:cs="Arial"/>
-                <w:color w:val="548DD4"/>
-                <w:sz w:val="20"/>
-                <w:szCs w:val="20"/>
-              </w:rPr>
-              <w:t xml:space="preserve"> </w:t>
-            </w:r>
-            <w:proofErr w:type="spellStart"/>
-            <w:r>
-              <w:rPr>
-                <w:rFonts w:ascii="Arial" w:eastAsia="Arial" w:hAnsi="Arial" w:cs="Arial"/>
-                <w:color w:val="548DD4"/>
-                <w:sz w:val="20"/>
-                <w:szCs w:val="20"/>
-              </w:rPr>
-              <w:t>carry</w:t>
-            </w:r>
-            <w:proofErr w:type="spellEnd"/>
-            <w:r>
-              <w:rPr>
-                <w:rFonts w:ascii="Arial" w:eastAsia="Arial" w:hAnsi="Arial" w:cs="Arial"/>
-                <w:color w:val="548DD4"/>
-                <w:sz w:val="20"/>
-                <w:szCs w:val="20"/>
-              </w:rPr>
-              <w:t xml:space="preserve"> </w:t>
-            </w:r>
-            <w:proofErr w:type="spellStart"/>
-            <w:r>
-              <w:rPr>
-                <w:rFonts w:ascii="Arial" w:eastAsia="Arial" w:hAnsi="Arial" w:cs="Arial"/>
-                <w:color w:val="548DD4"/>
-                <w:sz w:val="20"/>
-                <w:szCs w:val="20"/>
-              </w:rPr>
-              <w:t>out</w:t>
-            </w:r>
-            <w:proofErr w:type="spellEnd"/>
-            <w:r>
-              <w:rPr>
-                <w:rFonts w:ascii="Arial" w:eastAsia="Arial" w:hAnsi="Arial" w:cs="Arial"/>
-                <w:color w:val="548DD4"/>
-                <w:sz w:val="20"/>
-                <w:szCs w:val="20"/>
-              </w:rPr>
-              <w:t xml:space="preserve"> </w:t>
-            </w:r>
-            <w:proofErr w:type="spellStart"/>
-            <w:r>
-              <w:rPr>
-                <w:rFonts w:ascii="Arial" w:eastAsia="Arial" w:hAnsi="Arial" w:cs="Arial"/>
-                <w:color w:val="548DD4"/>
-                <w:sz w:val="20"/>
-                <w:szCs w:val="20"/>
-              </w:rPr>
-              <w:t>within</w:t>
-            </w:r>
-            <w:proofErr w:type="spellEnd"/>
-            <w:r>
-              <w:rPr>
-                <w:rFonts w:ascii="Arial" w:eastAsia="Arial" w:hAnsi="Arial" w:cs="Arial"/>
-                <w:color w:val="548DD4"/>
-                <w:sz w:val="20"/>
-                <w:szCs w:val="20"/>
-              </w:rPr>
-              <w:t xml:space="preserve"> a 13-week </w:t>
-            </w:r>
-            <w:proofErr w:type="spellStart"/>
-            <w:r>
-              <w:rPr>
-                <w:rFonts w:ascii="Arial" w:eastAsia="Arial" w:hAnsi="Arial" w:cs="Arial"/>
-                <w:color w:val="548DD4"/>
-                <w:sz w:val="20"/>
-                <w:szCs w:val="20"/>
-              </w:rPr>
-              <w:t>timeframe</w:t>
-            </w:r>
-            <w:proofErr w:type="spellEnd"/>
-            <w:r>
-              <w:rPr>
-                <w:rFonts w:ascii="Arial" w:eastAsia="Arial" w:hAnsi="Arial" w:cs="Arial"/>
-                <w:color w:val="548DD4"/>
-                <w:sz w:val="20"/>
-                <w:szCs w:val="20"/>
-              </w:rPr>
-              <w:t xml:space="preserve"> (4 </w:t>
-            </w:r>
-            <w:proofErr w:type="spellStart"/>
-            <w:r>
-              <w:rPr>
-                <w:rFonts w:ascii="Arial" w:eastAsia="Arial" w:hAnsi="Arial" w:cs="Arial"/>
-                <w:color w:val="548DD4"/>
-                <w:sz w:val="20"/>
-                <w:szCs w:val="20"/>
-              </w:rPr>
-              <w:t>weeks</w:t>
-            </w:r>
-            <w:proofErr w:type="spellEnd"/>
-            <w:r>
-              <w:rPr>
-                <w:rFonts w:ascii="Arial" w:eastAsia="Arial" w:hAnsi="Arial" w:cs="Arial"/>
-                <w:color w:val="548DD4"/>
-                <w:sz w:val="20"/>
-                <w:szCs w:val="20"/>
-              </w:rPr>
-              <w:t xml:space="preserve"> </w:t>
-            </w:r>
-            <w:proofErr w:type="spellStart"/>
-            <w:r>
-              <w:rPr>
-                <w:rFonts w:ascii="Arial" w:eastAsia="Arial" w:hAnsi="Arial" w:cs="Arial"/>
-                <w:color w:val="548DD4"/>
-                <w:sz w:val="20"/>
-                <w:szCs w:val="20"/>
-              </w:rPr>
-              <w:t>of</w:t>
-            </w:r>
-            <w:proofErr w:type="spellEnd"/>
-            <w:r>
-              <w:rPr>
-                <w:rFonts w:ascii="Arial" w:eastAsia="Arial" w:hAnsi="Arial" w:cs="Arial"/>
-                <w:color w:val="548DD4"/>
-                <w:sz w:val="20"/>
-                <w:szCs w:val="20"/>
-              </w:rPr>
-              <w:t xml:space="preserve"> </w:t>
-            </w:r>
-            <w:proofErr w:type="spellStart"/>
-            <w:r>
-              <w:rPr>
-                <w:rFonts w:ascii="Arial" w:eastAsia="Arial" w:hAnsi="Arial" w:cs="Arial"/>
-                <w:color w:val="548DD4"/>
-                <w:sz w:val="20"/>
-                <w:szCs w:val="20"/>
-              </w:rPr>
-              <w:t>planning</w:t>
-            </w:r>
-            <w:proofErr w:type="spellEnd"/>
-            <w:r>
-              <w:rPr>
-                <w:rFonts w:ascii="Arial" w:eastAsia="Arial" w:hAnsi="Arial" w:cs="Arial"/>
-                <w:color w:val="548DD4"/>
-                <w:sz w:val="20"/>
-                <w:szCs w:val="20"/>
-              </w:rPr>
-              <w:t>/</w:t>
-            </w:r>
-            <w:proofErr w:type="spellStart"/>
-            <w:r>
-              <w:rPr>
-                <w:rFonts w:ascii="Arial" w:eastAsia="Arial" w:hAnsi="Arial" w:cs="Arial"/>
-                <w:color w:val="548DD4"/>
-                <w:sz w:val="20"/>
-                <w:szCs w:val="20"/>
-              </w:rPr>
-              <w:t>documentation</w:t>
-            </w:r>
-            <w:proofErr w:type="spellEnd"/>
-            <w:r>
-              <w:rPr>
-                <w:rFonts w:ascii="Arial" w:eastAsia="Arial" w:hAnsi="Arial" w:cs="Arial"/>
-                <w:color w:val="548DD4"/>
-                <w:sz w:val="20"/>
-                <w:szCs w:val="20"/>
-              </w:rPr>
-              <w:t xml:space="preserve"> and 9 </w:t>
-            </w:r>
-            <w:proofErr w:type="spellStart"/>
-            <w:r>
-              <w:rPr>
-                <w:rFonts w:ascii="Arial" w:eastAsia="Arial" w:hAnsi="Arial" w:cs="Arial"/>
-                <w:color w:val="548DD4"/>
-                <w:sz w:val="20"/>
-                <w:szCs w:val="20"/>
-              </w:rPr>
-              <w:t>weeks</w:t>
-            </w:r>
-            <w:proofErr w:type="spellEnd"/>
-            <w:r>
-              <w:rPr>
-                <w:rFonts w:ascii="Arial" w:eastAsia="Arial" w:hAnsi="Arial" w:cs="Arial"/>
-                <w:color w:val="548DD4"/>
-                <w:sz w:val="20"/>
-                <w:szCs w:val="20"/>
-              </w:rPr>
-              <w:t xml:space="preserve"> </w:t>
-            </w:r>
-            <w:proofErr w:type="spellStart"/>
-            <w:r>
-              <w:rPr>
-                <w:rFonts w:ascii="Arial" w:eastAsia="Arial" w:hAnsi="Arial" w:cs="Arial"/>
-                <w:color w:val="548DD4"/>
-                <w:sz w:val="20"/>
-                <w:szCs w:val="20"/>
-              </w:rPr>
-              <w:t>of</w:t>
-            </w:r>
-            <w:proofErr w:type="spellEnd"/>
-            <w:r>
-              <w:rPr>
-                <w:rFonts w:ascii="Arial" w:eastAsia="Arial" w:hAnsi="Arial" w:cs="Arial"/>
-                <w:color w:val="548DD4"/>
-                <w:sz w:val="20"/>
-                <w:szCs w:val="20"/>
-              </w:rPr>
-              <w:t xml:space="preserve"> </w:t>
-            </w:r>
-            <w:proofErr w:type="spellStart"/>
-            <w:r>
-              <w:rPr>
-                <w:rFonts w:ascii="Arial" w:eastAsia="Arial" w:hAnsi="Arial" w:cs="Arial"/>
-                <w:color w:val="548DD4"/>
-                <w:sz w:val="20"/>
-                <w:szCs w:val="20"/>
-              </w:rPr>
-              <w:t>development</w:t>
-            </w:r>
-            <w:proofErr w:type="spellEnd"/>
-            <w:r>
-              <w:rPr>
-                <w:rFonts w:ascii="Arial" w:eastAsia="Arial" w:hAnsi="Arial" w:cs="Arial"/>
-                <w:color w:val="548DD4"/>
-                <w:sz w:val="20"/>
-                <w:szCs w:val="20"/>
-              </w:rPr>
-              <w:t xml:space="preserve">, </w:t>
-            </w:r>
-            <w:proofErr w:type="spellStart"/>
-            <w:r>
-              <w:rPr>
-                <w:rFonts w:ascii="Arial" w:eastAsia="Arial" w:hAnsi="Arial" w:cs="Arial"/>
-                <w:color w:val="548DD4"/>
-                <w:sz w:val="20"/>
-                <w:szCs w:val="20"/>
-              </w:rPr>
-              <w:t>field</w:t>
-            </w:r>
-            <w:proofErr w:type="spellEnd"/>
-            <w:r>
-              <w:rPr>
-                <w:rFonts w:ascii="Arial" w:eastAsia="Arial" w:hAnsi="Arial" w:cs="Arial"/>
-                <w:color w:val="548DD4"/>
-                <w:sz w:val="20"/>
-                <w:szCs w:val="20"/>
-              </w:rPr>
-              <w:t xml:space="preserve"> </w:t>
-            </w:r>
-            <w:proofErr w:type="spellStart"/>
-            <w:r>
-              <w:rPr>
-                <w:rFonts w:ascii="Arial" w:eastAsia="Arial" w:hAnsi="Arial" w:cs="Arial"/>
-                <w:color w:val="548DD4"/>
-                <w:sz w:val="20"/>
-                <w:szCs w:val="20"/>
-              </w:rPr>
-              <w:t>testing</w:t>
-            </w:r>
-            <w:proofErr w:type="spellEnd"/>
-            <w:r>
-              <w:rPr>
-                <w:rFonts w:ascii="Arial" w:eastAsia="Arial" w:hAnsi="Arial" w:cs="Arial"/>
-                <w:color w:val="548DD4"/>
-                <w:sz w:val="20"/>
-                <w:szCs w:val="20"/>
-              </w:rPr>
-              <w:t xml:space="preserve">, and </w:t>
-            </w:r>
-            <w:proofErr w:type="spellStart"/>
-            <w:r>
-              <w:rPr>
-                <w:rFonts w:ascii="Arial" w:eastAsia="Arial" w:hAnsi="Arial" w:cs="Arial"/>
-                <w:color w:val="548DD4"/>
-                <w:sz w:val="20"/>
-                <w:szCs w:val="20"/>
-              </w:rPr>
-              <w:t>closing</w:t>
-            </w:r>
-            <w:proofErr w:type="spellEnd"/>
-            <w:r>
-              <w:rPr>
-                <w:rFonts w:ascii="Arial" w:eastAsia="Arial" w:hAnsi="Arial" w:cs="Arial"/>
-                <w:color w:val="548DD4"/>
-                <w:sz w:val="20"/>
-                <w:szCs w:val="20"/>
-              </w:rPr>
-              <w:t xml:space="preserve">), </w:t>
-            </w:r>
-            <w:proofErr w:type="spellStart"/>
-            <w:r>
-              <w:rPr>
-                <w:rFonts w:ascii="Arial" w:eastAsia="Arial" w:hAnsi="Arial" w:cs="Arial"/>
-                <w:color w:val="548DD4"/>
-                <w:sz w:val="20"/>
-                <w:szCs w:val="20"/>
-              </w:rPr>
-              <w:t>leaving</w:t>
-            </w:r>
-            <w:proofErr w:type="spellEnd"/>
-            <w:r>
-              <w:rPr>
-                <w:rFonts w:ascii="Arial" w:eastAsia="Arial" w:hAnsi="Arial" w:cs="Arial"/>
-                <w:color w:val="548DD4"/>
-                <w:sz w:val="20"/>
-                <w:szCs w:val="20"/>
-              </w:rPr>
-              <w:t xml:space="preserve"> </w:t>
-            </w:r>
-            <w:proofErr w:type="spellStart"/>
-            <w:r>
-              <w:rPr>
-                <w:rFonts w:ascii="Arial" w:eastAsia="Arial" w:hAnsi="Arial" w:cs="Arial"/>
-                <w:color w:val="548DD4"/>
-                <w:sz w:val="20"/>
-                <w:szCs w:val="20"/>
-              </w:rPr>
-              <w:t>an</w:t>
-            </w:r>
-            <w:proofErr w:type="spellEnd"/>
-            <w:r>
-              <w:rPr>
-                <w:rFonts w:ascii="Arial" w:eastAsia="Arial" w:hAnsi="Arial" w:cs="Arial"/>
-                <w:color w:val="548DD4"/>
-                <w:sz w:val="20"/>
-                <w:szCs w:val="20"/>
-              </w:rPr>
-              <w:t xml:space="preserve"> </w:t>
-            </w:r>
-            <w:proofErr w:type="spellStart"/>
-            <w:r>
-              <w:rPr>
-                <w:rFonts w:ascii="Arial" w:eastAsia="Arial" w:hAnsi="Arial" w:cs="Arial"/>
-                <w:color w:val="548DD4"/>
-                <w:sz w:val="20"/>
-                <w:szCs w:val="20"/>
-              </w:rPr>
-              <w:t>additional</w:t>
-            </w:r>
-            <w:proofErr w:type="spellEnd"/>
-            <w:r>
-              <w:rPr>
-                <w:rFonts w:ascii="Arial" w:eastAsia="Arial" w:hAnsi="Arial" w:cs="Arial"/>
-                <w:color w:val="548DD4"/>
-                <w:sz w:val="20"/>
-                <w:szCs w:val="20"/>
-              </w:rPr>
-              <w:t xml:space="preserve"> 5-week </w:t>
-            </w:r>
-            <w:proofErr w:type="spellStart"/>
-            <w:r>
-              <w:rPr>
-                <w:rFonts w:ascii="Arial" w:eastAsia="Arial" w:hAnsi="Arial" w:cs="Arial"/>
-                <w:color w:val="548DD4"/>
-                <w:sz w:val="20"/>
-                <w:szCs w:val="20"/>
-              </w:rPr>
-              <w:t>margin</w:t>
-            </w:r>
-            <w:proofErr w:type="spellEnd"/>
-            <w:r>
-              <w:rPr>
-                <w:rFonts w:ascii="Arial" w:eastAsia="Arial" w:hAnsi="Arial" w:cs="Arial"/>
-                <w:color w:val="548DD4"/>
-                <w:sz w:val="20"/>
-                <w:szCs w:val="20"/>
-              </w:rPr>
-              <w:t xml:space="preserve"> </w:t>
-            </w:r>
-            <w:proofErr w:type="spellStart"/>
-            <w:r>
-              <w:rPr>
-                <w:rFonts w:ascii="Arial" w:eastAsia="Arial" w:hAnsi="Arial" w:cs="Arial"/>
-                <w:color w:val="548DD4"/>
-                <w:sz w:val="20"/>
-                <w:szCs w:val="20"/>
-              </w:rPr>
-              <w:t>within</w:t>
-            </w:r>
-            <w:proofErr w:type="spellEnd"/>
-            <w:r>
-              <w:rPr>
-                <w:rFonts w:ascii="Arial" w:eastAsia="Arial" w:hAnsi="Arial" w:cs="Arial"/>
-                <w:color w:val="548DD4"/>
-                <w:sz w:val="20"/>
-                <w:szCs w:val="20"/>
-              </w:rPr>
-              <w:t xml:space="preserve"> </w:t>
-            </w:r>
-            <w:proofErr w:type="spellStart"/>
-            <w:r>
-              <w:rPr>
-                <w:rFonts w:ascii="Arial" w:eastAsia="Arial" w:hAnsi="Arial" w:cs="Arial"/>
-                <w:color w:val="548DD4"/>
-                <w:sz w:val="20"/>
-                <w:szCs w:val="20"/>
-              </w:rPr>
-              <w:t>the</w:t>
-            </w:r>
-            <w:proofErr w:type="spellEnd"/>
-            <w:r>
-              <w:rPr>
-                <w:rFonts w:ascii="Arial" w:eastAsia="Arial" w:hAnsi="Arial" w:cs="Arial"/>
-                <w:color w:val="548DD4"/>
-                <w:sz w:val="20"/>
-                <w:szCs w:val="20"/>
-              </w:rPr>
-              <w:t xml:space="preserve"> 18-week </w:t>
-            </w:r>
-            <w:proofErr w:type="spellStart"/>
-            <w:r>
-              <w:rPr>
-                <w:rFonts w:ascii="Arial" w:eastAsia="Arial" w:hAnsi="Arial" w:cs="Arial"/>
-                <w:color w:val="548DD4"/>
-                <w:sz w:val="20"/>
-                <w:szCs w:val="20"/>
-              </w:rPr>
-              <w:t>academic</w:t>
-            </w:r>
-            <w:proofErr w:type="spellEnd"/>
-            <w:r>
-              <w:rPr>
-                <w:rFonts w:ascii="Arial" w:eastAsia="Arial" w:hAnsi="Arial" w:cs="Arial"/>
-                <w:color w:val="548DD4"/>
-                <w:sz w:val="20"/>
-                <w:szCs w:val="20"/>
-              </w:rPr>
-              <w:t xml:space="preserve"> </w:t>
-            </w:r>
-            <w:proofErr w:type="spellStart"/>
-            <w:r>
-              <w:rPr>
-                <w:rFonts w:ascii="Arial" w:eastAsia="Arial" w:hAnsi="Arial" w:cs="Arial"/>
-                <w:color w:val="548DD4"/>
-                <w:sz w:val="20"/>
-                <w:szCs w:val="20"/>
-              </w:rPr>
-              <w:t>semester</w:t>
-            </w:r>
-            <w:proofErr w:type="spellEnd"/>
-            <w:r>
-              <w:rPr>
-                <w:rFonts w:ascii="Arial" w:eastAsia="Arial" w:hAnsi="Arial" w:cs="Arial"/>
-                <w:color w:val="548DD4"/>
-                <w:sz w:val="20"/>
-                <w:szCs w:val="20"/>
-              </w:rPr>
-              <w:t>.</w:t>
-            </w:r>
+              <w:t>The project is fully feasible to carry out within a 13-week timeframe (4 weeks of planning/documentation and 9 weeks of development, field testing, and closing), leaving an additional 5-week margin within the 18-week academic semester. As a continuity project, it builds on a previously developed version of EmotionLAB, which reduces technical risk and lets the team focus on redesigning the experience for high school students and on telemetry.</w:t>
+            </w:r>
+            <w:proofErr w:type="spellStart"/>
+            <w:proofErr w:type="spellEnd"/>
+            <w:proofErr w:type="spellStart"/>
+            <w:proofErr w:type="spellEnd"/>
+            <w:proofErr w:type="spellStart"/>
+            <w:proofErr w:type="spellEnd"/>
+            <w:proofErr w:type="spellStart"/>
+            <w:proofErr w:type="spellEnd"/>
+            <w:proofErr w:type="spellStart"/>
+            <w:proofErr w:type="spellEnd"/>
+            <w:proofErr w:type="spellStart"/>
+            <w:proofErr w:type="spellEnd"/>
+            <w:proofErr w:type="spellStart"/>
+            <w:proofErr w:type="spellEnd"/>
+            <w:proofErr w:type="spellStart"/>
+            <w:proofErr w:type="spellEnd"/>
+            <w:proofErr w:type="spellStart"/>
+            <w:proofErr w:type="spellEnd"/>
+            <w:proofErr w:type="spellStart"/>
+            <w:proofErr w:type="spellEnd"/>
+            <w:proofErr w:type="spellStart"/>
+            <w:proofErr w:type="spellEnd"/>
+            <w:proofErr w:type="spellStart"/>
+            <w:proofErr w:type="spellEnd"/>
+            <w:proofErr w:type="spellStart"/>
+            <w:proofErr w:type="spellEnd"/>
+            <w:proofErr w:type="spellStart"/>
+            <w:proofErr w:type="spellEnd"/>
+            <w:proofErr w:type="spellStart"/>
+            <w:proofErr w:type="spellEnd"/>
+            <w:proofErr w:type="spellStart"/>
+            <w:proofErr w:type="spellEnd"/>
+            <w:proofErr w:type="spellStart"/>
+            <w:proofErr w:type="spellEnd"/>
+            <w:proofErr w:type="spellStart"/>
+            <w:proofErr w:type="spellEnd"/>
+            <w:proofErr w:type="spellStart"/>
+            <w:proofErr w:type="spellEnd"/>
+            <w:proofErr w:type="spellStart"/>
+            <w:proofErr w:type="spellEnd"/>
+            <w:proofErr w:type="spellStart"/>
+            <w:proofErr w:type="spellEnd"/>
+            <w:proofErr w:type="spellStart"/>
+            <w:proofErr w:type="spellEnd"/>
+            <w:proofErr w:type="spellStart"/>
+            <w:proofErr w:type="spellEnd"/>
+            <w:proofErr w:type="spellStart"/>
+            <w:proofErr w:type="spellEnd"/>
+            <w:proofErr w:type="spellStart"/>
+            <w:proofErr w:type="spellEnd"/>
+            <w:proofErr w:type="spellStart"/>
+            <w:proofErr w:type="spellEnd"/>
+            <w:proofErr w:type="spellStart"/>
+            <w:proofErr w:type="spellEnd"/>
           </w:p>
           <w:p>
             <w:pPr>
@@ -7476,188 +4455,34 @@
                 <w:sz w:val="20"/>
                 <w:szCs w:val="20"/>
               </w:rPr>
-              <w:t>Materials</w:t>
-            </w:r>
-            <w:proofErr w:type="spellEnd"/>
+              <w:t>Materials:</w:t>
+            </w:r>
             <w:r>
               <w:rPr>
                 <w:rFonts w:ascii="Arial" w:eastAsia="Arial" w:hAnsi="Arial" w:cs="Arial"/>
-                <w:b/>
-                <w:bCs/>
-                <w:color w:val="548DD4"/>
-                <w:sz w:val="20"/>
-                <w:szCs w:val="20"/>
-              </w:rPr>
-              <w:t xml:space="preserve">: Personal </w:t>
-            </w:r>
-            <w:proofErr w:type="spellStart"/>
-            <w:r>
-              <w:rPr>
-                <w:rFonts w:ascii="Arial" w:eastAsia="Arial" w:hAnsi="Arial" w:cs="Arial"/>
-                <w:b/>
-                <w:bCs/>
-                <w:color w:val="548DD4"/>
-                <w:sz w:val="20"/>
-                <w:szCs w:val="20"/>
-              </w:rPr>
-              <w:t>computers</w:t>
-            </w:r>
-            <w:proofErr w:type="spellEnd"/>
-            <w:r>
-              <w:rPr>
-                <w:rFonts w:ascii="Arial" w:eastAsia="Arial" w:hAnsi="Arial" w:cs="Arial"/>
-                <w:b/>
-                <w:bCs/>
-                <w:color w:val="548DD4"/>
-                <w:sz w:val="20"/>
-                <w:szCs w:val="20"/>
-              </w:rPr>
-              <w:t xml:space="preserve">, VR </w:t>
-            </w:r>
-            <w:proofErr w:type="spellStart"/>
-            <w:r>
-              <w:rPr>
-                <w:rFonts w:ascii="Arial" w:eastAsia="Arial" w:hAnsi="Arial" w:cs="Arial"/>
-                <w:b/>
-                <w:bCs/>
-                <w:color w:val="548DD4"/>
-                <w:sz w:val="20"/>
-                <w:szCs w:val="20"/>
-              </w:rPr>
-              <w:t>headsets</w:t>
-            </w:r>
-            <w:proofErr w:type="spellEnd"/>
-            <w:r>
-              <w:rPr>
-                <w:rFonts w:ascii="Arial" w:eastAsia="Arial" w:hAnsi="Arial" w:cs="Arial"/>
-                <w:b/>
-                <w:bCs/>
-                <w:color w:val="548DD4"/>
-                <w:sz w:val="20"/>
-                <w:szCs w:val="20"/>
-              </w:rPr>
-              <w:t xml:space="preserve">, and </w:t>
-            </w:r>
-            <w:proofErr w:type="spellStart"/>
-            <w:r>
-              <w:rPr>
-                <w:rFonts w:ascii="Arial" w:eastAsia="Arial" w:hAnsi="Arial" w:cs="Arial"/>
-                <w:b/>
-                <w:bCs/>
-                <w:color w:val="548DD4"/>
-                <w:sz w:val="20"/>
-                <w:szCs w:val="20"/>
-              </w:rPr>
-              <w:t>accessible</w:t>
-            </w:r>
-            <w:proofErr w:type="spellEnd"/>
-            <w:r>
-              <w:rPr>
-                <w:rFonts w:ascii="Arial" w:eastAsia="Arial" w:hAnsi="Arial" w:cs="Arial"/>
-                <w:b/>
-                <w:bCs/>
-                <w:color w:val="548DD4"/>
-                <w:sz w:val="20"/>
-                <w:szCs w:val="20"/>
-              </w:rPr>
-              <w:t xml:space="preserve"> </w:t>
-            </w:r>
-            <w:proofErr w:type="spellStart"/>
-            <w:r>
-              <w:rPr>
-                <w:rFonts w:ascii="Arial" w:eastAsia="Arial" w:hAnsi="Arial" w:cs="Arial"/>
-                <w:b/>
-                <w:bCs/>
-                <w:color w:val="548DD4"/>
-                <w:sz w:val="20"/>
-                <w:szCs w:val="20"/>
-              </w:rPr>
-              <w:t>academic</w:t>
-            </w:r>
-            <w:proofErr w:type="spellEnd"/>
-            <w:r>
-              <w:rPr>
-                <w:rFonts w:ascii="Arial" w:eastAsia="Arial" w:hAnsi="Arial" w:cs="Arial"/>
-                <w:b/>
-                <w:bCs/>
-                <w:color w:val="548DD4"/>
-                <w:sz w:val="20"/>
-                <w:szCs w:val="20"/>
-              </w:rPr>
-              <w:t xml:space="preserve">-use </w:t>
-            </w:r>
-            <w:proofErr w:type="spellStart"/>
-            <w:r>
-              <w:rPr>
-                <w:rFonts w:ascii="Arial" w:eastAsia="Arial" w:hAnsi="Arial" w:cs="Arial"/>
-                <w:b/>
-                <w:bCs/>
-                <w:color w:val="548DD4"/>
-                <w:sz w:val="20"/>
-                <w:szCs w:val="20"/>
-              </w:rPr>
-              <w:t>database</w:t>
-            </w:r>
-            <w:proofErr w:type="spellEnd"/>
-            <w:r>
-              <w:rPr>
-                <w:rFonts w:ascii="Arial" w:eastAsia="Arial" w:hAnsi="Arial" w:cs="Arial"/>
-                <w:b/>
-                <w:bCs/>
-                <w:color w:val="548DD4"/>
-                <w:sz w:val="20"/>
-                <w:szCs w:val="20"/>
-              </w:rPr>
-              <w:t xml:space="preserve"> </w:t>
-            </w:r>
-            <w:proofErr w:type="spellStart"/>
-            <w:r>
-              <w:rPr>
-                <w:rFonts w:ascii="Arial" w:eastAsia="Arial" w:hAnsi="Arial" w:cs="Arial"/>
-                <w:b/>
-                <w:bCs/>
-                <w:color w:val="548DD4"/>
-                <w:sz w:val="20"/>
-                <w:szCs w:val="20"/>
-              </w:rPr>
-              <w:t>engines</w:t>
-            </w:r>
-            <w:proofErr w:type="spellEnd"/>
-            <w:r>
-              <w:rPr>
-                <w:rFonts w:ascii="Arial" w:eastAsia="Arial" w:hAnsi="Arial" w:cs="Arial"/>
-                <w:b/>
-                <w:bCs/>
-                <w:color w:val="548DD4"/>
-                <w:sz w:val="20"/>
-                <w:szCs w:val="20"/>
-              </w:rPr>
-              <w:t xml:space="preserve">/BI </w:t>
-            </w:r>
-            <w:proofErr w:type="spellStart"/>
-            <w:r>
-              <w:rPr>
-                <w:rFonts w:ascii="Arial" w:eastAsia="Arial" w:hAnsi="Arial" w:cs="Arial"/>
-                <w:b/>
-                <w:bCs/>
-                <w:color w:val="548DD4"/>
-                <w:sz w:val="20"/>
-                <w:szCs w:val="20"/>
-              </w:rPr>
-              <w:t>tools</w:t>
-            </w:r>
-            <w:proofErr w:type="spellEnd"/>
-            <w:r>
-              <w:rPr>
-                <w:rFonts w:ascii="Arial" w:eastAsia="Arial" w:hAnsi="Arial" w:cs="Arial"/>
-                <w:b/>
-                <w:bCs/>
-                <w:color w:val="548DD4"/>
-                <w:sz w:val="20"/>
-                <w:szCs w:val="20"/>
-              </w:rPr>
-              <w:t>.</w:t>
-            </w:r>
+                <w:b w:val="0"/>
+                <w:bCs/>
+                <w:color w:val="548DD4"/>
+                <w:sz w:val="20"/>
+                <w:szCs w:val="20"/>
+              </w:rPr>
+              <w:t xml:space="preserve"> Personal computers, Meta Quest headsets, Unity for developing the experience, and accessible academic-use AWS cloud services (Lambda and Terraform).</w:t>
+            </w:r>
+            <w:proofErr w:type="spellEnd"/>
+            <w:proofErr w:type="spellStart"/>
+            <w:proofErr w:type="spellEnd"/>
+            <w:proofErr w:type="spellStart"/>
+            <w:proofErr w:type="spellEnd"/>
+            <w:proofErr w:type="spellStart"/>
+            <w:proofErr w:type="spellEnd"/>
+            <w:proofErr w:type="spellStart"/>
+            <w:proofErr w:type="spellEnd"/>
+            <w:proofErr w:type="spellStart"/>
+            <w:proofErr w:type="spellEnd"/>
+            <w:proofErr w:type="spellStart"/>
+            <w:proofErr w:type="spellEnd"/>
+            <w:proofErr w:type="spellStart"/>
+            <w:proofErr w:type="spellEnd"/>
           </w:p>
           <w:p>
             <w:pPr>
@@ -8103,825 +4928,87 @@
                 <w:sz w:val="20"/>
                 <w:szCs w:val="20"/>
               </w:rPr>
-              <w:lastRenderedPageBreak/>
-              <w:t xml:space="preserve">Risk </w:t>
-            </w:r>
-            <w:proofErr w:type="spellStart"/>
+              <w:t>Risk Factors and Mitigation:</w:t>
+            </w:r>
             <w:r>
               <w:rPr>
                 <w:rFonts w:ascii="Arial" w:eastAsia="Arial" w:hAnsi="Arial" w:cs="Arial"/>
-                <w:b/>
-                <w:bCs/>
-                <w:color w:val="548DD4"/>
-                <w:sz w:val="20"/>
-                <w:szCs w:val="20"/>
-              </w:rPr>
-              <w:t>Factors</w:t>
-            </w:r>
-            <w:proofErr w:type="spellEnd"/>
-            <w:r>
-              <w:rPr>
-                <w:rFonts w:ascii="Arial" w:eastAsia="Arial" w:hAnsi="Arial" w:cs="Arial"/>
-                <w:b/>
-                <w:bCs/>
-                <w:color w:val="548DD4"/>
-                <w:sz w:val="20"/>
-                <w:szCs w:val="20"/>
-              </w:rPr>
-              <w:t xml:space="preserve"> and </w:t>
-            </w:r>
-            <w:proofErr w:type="spellStart"/>
-            <w:r>
-              <w:rPr>
-                <w:rFonts w:ascii="Arial" w:eastAsia="Arial" w:hAnsi="Arial" w:cs="Arial"/>
-                <w:b/>
-                <w:bCs/>
-                <w:color w:val="548DD4"/>
-                <w:sz w:val="20"/>
-                <w:szCs w:val="20"/>
-              </w:rPr>
-              <w:t>Mitigation</w:t>
-            </w:r>
-            <w:proofErr w:type="spellEnd"/>
-            <w:r>
-              <w:rPr>
-                <w:rFonts w:ascii="Arial" w:eastAsia="Arial" w:hAnsi="Arial" w:cs="Arial"/>
-                <w:b/>
-                <w:bCs/>
-                <w:color w:val="548DD4"/>
-                <w:sz w:val="20"/>
-                <w:szCs w:val="20"/>
-              </w:rPr>
-              <w:t xml:space="preserve">: </w:t>
-            </w:r>
-            <w:proofErr w:type="spellStart"/>
-            <w:r>
-              <w:rPr>
-                <w:rFonts w:ascii="Arial" w:eastAsia="Arial" w:hAnsi="Arial" w:cs="Arial"/>
-                <w:b/>
-                <w:bCs/>
-                <w:color w:val="548DD4"/>
-                <w:sz w:val="20"/>
-                <w:szCs w:val="20"/>
-              </w:rPr>
-              <w:t>Since</w:t>
-            </w:r>
-            <w:proofErr w:type="spellEnd"/>
-            <w:r>
-              <w:rPr>
-                <w:rFonts w:ascii="Arial" w:eastAsia="Arial" w:hAnsi="Arial" w:cs="Arial"/>
-                <w:b/>
-                <w:bCs/>
-                <w:color w:val="548DD4"/>
-                <w:sz w:val="20"/>
-                <w:szCs w:val="20"/>
-              </w:rPr>
-              <w:t xml:space="preserve"> </w:t>
-            </w:r>
-            <w:proofErr w:type="spellStart"/>
-            <w:r>
-              <w:rPr>
-                <w:rFonts w:ascii="Arial" w:eastAsia="Arial" w:hAnsi="Arial" w:cs="Arial"/>
-                <w:b/>
-                <w:bCs/>
-                <w:color w:val="548DD4"/>
-                <w:sz w:val="20"/>
-                <w:szCs w:val="20"/>
-              </w:rPr>
-              <w:t>the</w:t>
-            </w:r>
-            <w:proofErr w:type="spellEnd"/>
-            <w:r>
-              <w:rPr>
-                <w:rFonts w:ascii="Arial" w:eastAsia="Arial" w:hAnsi="Arial" w:cs="Arial"/>
-                <w:b/>
-                <w:bCs/>
-                <w:color w:val="548DD4"/>
-                <w:sz w:val="20"/>
-                <w:szCs w:val="20"/>
-              </w:rPr>
-              <w:t xml:space="preserve"> </w:t>
-            </w:r>
-            <w:proofErr w:type="spellStart"/>
-            <w:r>
-              <w:rPr>
-                <w:rFonts w:ascii="Arial" w:eastAsia="Arial" w:hAnsi="Arial" w:cs="Arial"/>
-                <w:b/>
-                <w:bCs/>
-                <w:color w:val="548DD4"/>
-                <w:sz w:val="20"/>
-                <w:szCs w:val="20"/>
-              </w:rPr>
-              <w:t>project</w:t>
-            </w:r>
-            <w:proofErr w:type="spellEnd"/>
-            <w:r>
-              <w:rPr>
-                <w:rFonts w:ascii="Arial" w:eastAsia="Arial" w:hAnsi="Arial" w:cs="Arial"/>
-                <w:b/>
-                <w:bCs/>
-                <w:color w:val="548DD4"/>
-                <w:sz w:val="20"/>
-                <w:szCs w:val="20"/>
-              </w:rPr>
-              <w:t xml:space="preserve"> </w:t>
-            </w:r>
-            <w:proofErr w:type="spellStart"/>
-            <w:r>
-              <w:rPr>
-                <w:rFonts w:ascii="Arial" w:eastAsia="Arial" w:hAnsi="Arial" w:cs="Arial"/>
-                <w:b/>
-                <w:bCs/>
-                <w:color w:val="548DD4"/>
-                <w:sz w:val="20"/>
-                <w:szCs w:val="20"/>
-              </w:rPr>
-              <w:t>works</w:t>
-            </w:r>
-            <w:proofErr w:type="spellEnd"/>
-            <w:r>
-              <w:rPr>
-                <w:rFonts w:ascii="Arial" w:eastAsia="Arial" w:hAnsi="Arial" w:cs="Arial"/>
-                <w:b/>
-                <w:bCs/>
-                <w:color w:val="548DD4"/>
-                <w:sz w:val="20"/>
-                <w:szCs w:val="20"/>
-              </w:rPr>
-              <w:t xml:space="preserve"> </w:t>
-            </w:r>
-            <w:proofErr w:type="spellStart"/>
-            <w:r>
-              <w:rPr>
-                <w:rFonts w:ascii="Arial" w:eastAsia="Arial" w:hAnsi="Arial" w:cs="Arial"/>
-                <w:b/>
-                <w:bCs/>
-                <w:color w:val="548DD4"/>
-                <w:sz w:val="20"/>
-                <w:szCs w:val="20"/>
-              </w:rPr>
-              <w:t>with</w:t>
-            </w:r>
-            <w:proofErr w:type="spellEnd"/>
-            <w:r>
-              <w:rPr>
-                <w:rFonts w:ascii="Arial" w:eastAsia="Arial" w:hAnsi="Arial" w:cs="Arial"/>
-                <w:b/>
-                <w:bCs/>
-                <w:color w:val="548DD4"/>
-                <w:sz w:val="20"/>
-                <w:szCs w:val="20"/>
-              </w:rPr>
-              <w:t xml:space="preserve"> </w:t>
-            </w:r>
-            <w:proofErr w:type="spellStart"/>
-            <w:r>
-              <w:rPr>
-                <w:rFonts w:ascii="Arial" w:eastAsia="Arial" w:hAnsi="Arial" w:cs="Arial"/>
-                <w:b/>
-                <w:bCs/>
-                <w:color w:val="548DD4"/>
-                <w:sz w:val="20"/>
-                <w:szCs w:val="20"/>
-              </w:rPr>
-              <w:t>high</w:t>
-            </w:r>
-            <w:proofErr w:type="spellEnd"/>
-            <w:r>
-              <w:rPr>
-                <w:rFonts w:ascii="Arial" w:eastAsia="Arial" w:hAnsi="Arial" w:cs="Arial"/>
-                <w:b/>
-                <w:bCs/>
-                <w:color w:val="548DD4"/>
-                <w:sz w:val="20"/>
-                <w:szCs w:val="20"/>
-              </w:rPr>
-              <w:t xml:space="preserve"> </w:t>
-            </w:r>
-            <w:proofErr w:type="spellStart"/>
-            <w:r>
-              <w:rPr>
-                <w:rFonts w:ascii="Arial" w:eastAsia="Arial" w:hAnsi="Arial" w:cs="Arial"/>
-                <w:b/>
-                <w:bCs/>
-                <w:color w:val="548DD4"/>
-                <w:sz w:val="20"/>
-                <w:szCs w:val="20"/>
-              </w:rPr>
-              <w:t>school</w:t>
-            </w:r>
-            <w:proofErr w:type="spellEnd"/>
-            <w:r>
-              <w:rPr>
-                <w:rFonts w:ascii="Arial" w:eastAsia="Arial" w:hAnsi="Arial" w:cs="Arial"/>
-                <w:b/>
-                <w:bCs/>
-                <w:color w:val="548DD4"/>
-                <w:sz w:val="20"/>
-                <w:szCs w:val="20"/>
-              </w:rPr>
-              <w:t xml:space="preserve"> </w:t>
-            </w:r>
-            <w:proofErr w:type="spellStart"/>
-            <w:r>
-              <w:rPr>
-                <w:rFonts w:ascii="Arial" w:eastAsia="Arial" w:hAnsi="Arial" w:cs="Arial"/>
-                <w:b/>
-                <w:bCs/>
-                <w:color w:val="548DD4"/>
-                <w:sz w:val="20"/>
-                <w:szCs w:val="20"/>
-              </w:rPr>
-              <w:t>students</w:t>
-            </w:r>
-            <w:proofErr w:type="spellEnd"/>
-            <w:r>
-              <w:rPr>
-                <w:rFonts w:ascii="Arial" w:eastAsia="Arial" w:hAnsi="Arial" w:cs="Arial"/>
-                <w:b/>
-                <w:bCs/>
-                <w:color w:val="548DD4"/>
-                <w:sz w:val="20"/>
-                <w:szCs w:val="20"/>
-              </w:rPr>
-              <w:t xml:space="preserve"> (</w:t>
-            </w:r>
-            <w:proofErr w:type="spellStart"/>
-            <w:r>
-              <w:rPr>
-                <w:rFonts w:ascii="Arial" w:eastAsia="Arial" w:hAnsi="Arial" w:cs="Arial"/>
-                <w:b/>
-                <w:bCs/>
-                <w:color w:val="548DD4"/>
-                <w:sz w:val="20"/>
-                <w:szCs w:val="20"/>
-              </w:rPr>
-              <w:t>minors</w:t>
-            </w:r>
-            <w:proofErr w:type="spellEnd"/>
-            <w:r>
-              <w:rPr>
-                <w:rFonts w:ascii="Arial" w:eastAsia="Arial" w:hAnsi="Arial" w:cs="Arial"/>
-                <w:b/>
-                <w:bCs/>
-                <w:color w:val="548DD4"/>
-                <w:sz w:val="20"/>
-                <w:szCs w:val="20"/>
-              </w:rPr>
-              <w:t xml:space="preserve">), </w:t>
-            </w:r>
-            <w:proofErr w:type="spellStart"/>
-            <w:r>
-              <w:rPr>
-                <w:rFonts w:ascii="Arial" w:eastAsia="Arial" w:hAnsi="Arial" w:cs="Arial"/>
-                <w:b/>
-                <w:bCs/>
-                <w:color w:val="548DD4"/>
-                <w:sz w:val="20"/>
-                <w:szCs w:val="20"/>
-              </w:rPr>
-              <w:t>there</w:t>
-            </w:r>
-            <w:proofErr w:type="spellEnd"/>
-            <w:r>
-              <w:rPr>
-                <w:rFonts w:ascii="Arial" w:eastAsia="Arial" w:hAnsi="Arial" w:cs="Arial"/>
-                <w:b/>
-                <w:bCs/>
-                <w:color w:val="548DD4"/>
-                <w:sz w:val="20"/>
-                <w:szCs w:val="20"/>
-              </w:rPr>
-              <w:t xml:space="preserve"> </w:t>
-            </w:r>
-            <w:proofErr w:type="spellStart"/>
-            <w:r>
-              <w:rPr>
-                <w:rFonts w:ascii="Arial" w:eastAsia="Arial" w:hAnsi="Arial" w:cs="Arial"/>
-                <w:b/>
-                <w:bCs/>
-                <w:color w:val="548DD4"/>
-                <w:sz w:val="20"/>
-                <w:szCs w:val="20"/>
-              </w:rPr>
-              <w:t>is</w:t>
-            </w:r>
-            <w:proofErr w:type="spellEnd"/>
-            <w:r>
-              <w:rPr>
-                <w:rFonts w:ascii="Arial" w:eastAsia="Arial" w:hAnsi="Arial" w:cs="Arial"/>
-                <w:b/>
-                <w:bCs/>
-                <w:color w:val="548DD4"/>
-                <w:sz w:val="20"/>
-                <w:szCs w:val="20"/>
-              </w:rPr>
-              <w:t xml:space="preserve"> a </w:t>
-            </w:r>
-            <w:proofErr w:type="spellStart"/>
-            <w:r>
-              <w:rPr>
-                <w:rFonts w:ascii="Arial" w:eastAsia="Arial" w:hAnsi="Arial" w:cs="Arial"/>
-                <w:b/>
-                <w:bCs/>
-                <w:color w:val="548DD4"/>
-                <w:sz w:val="20"/>
-                <w:szCs w:val="20"/>
-              </w:rPr>
-              <w:t>risk</w:t>
-            </w:r>
-            <w:proofErr w:type="spellEnd"/>
-            <w:r>
-              <w:rPr>
-                <w:rFonts w:ascii="Arial" w:eastAsia="Arial" w:hAnsi="Arial" w:cs="Arial"/>
-                <w:b/>
-                <w:bCs/>
-                <w:color w:val="548DD4"/>
-                <w:sz w:val="20"/>
-                <w:szCs w:val="20"/>
-              </w:rPr>
-              <w:t xml:space="preserve"> </w:t>
-            </w:r>
-            <w:proofErr w:type="spellStart"/>
-            <w:r>
-              <w:rPr>
-                <w:rFonts w:ascii="Arial" w:eastAsia="Arial" w:hAnsi="Arial" w:cs="Arial"/>
-                <w:b/>
-                <w:bCs/>
-                <w:color w:val="548DD4"/>
-                <w:sz w:val="20"/>
-                <w:szCs w:val="20"/>
-              </w:rPr>
-              <w:t>related</w:t>
-            </w:r>
-            <w:proofErr w:type="spellEnd"/>
-            <w:r>
-              <w:rPr>
-                <w:rFonts w:ascii="Arial" w:eastAsia="Arial" w:hAnsi="Arial" w:cs="Arial"/>
-                <w:b/>
-                <w:bCs/>
-                <w:color w:val="548DD4"/>
-                <w:sz w:val="20"/>
-                <w:szCs w:val="20"/>
-              </w:rPr>
-              <w:t xml:space="preserve"> </w:t>
-            </w:r>
-            <w:proofErr w:type="spellStart"/>
-            <w:r>
-              <w:rPr>
-                <w:rFonts w:ascii="Arial" w:eastAsia="Arial" w:hAnsi="Arial" w:cs="Arial"/>
-                <w:b/>
-                <w:bCs/>
-                <w:color w:val="548DD4"/>
-                <w:sz w:val="20"/>
-                <w:szCs w:val="20"/>
-              </w:rPr>
-              <w:t>to</w:t>
-            </w:r>
-            <w:proofErr w:type="spellEnd"/>
-            <w:r>
-              <w:rPr>
-                <w:rFonts w:ascii="Arial" w:eastAsia="Arial" w:hAnsi="Arial" w:cs="Arial"/>
-                <w:b/>
-                <w:bCs/>
-                <w:color w:val="548DD4"/>
-                <w:sz w:val="20"/>
-                <w:szCs w:val="20"/>
-              </w:rPr>
-              <w:t xml:space="preserve"> data </w:t>
-            </w:r>
-            <w:proofErr w:type="spellStart"/>
-            <w:r>
-              <w:rPr>
-                <w:rFonts w:ascii="Arial" w:eastAsia="Arial" w:hAnsi="Arial" w:cs="Arial"/>
-                <w:b/>
-                <w:bCs/>
-                <w:color w:val="548DD4"/>
-                <w:sz w:val="20"/>
-                <w:szCs w:val="20"/>
-              </w:rPr>
-              <w:t>protection</w:t>
-            </w:r>
-            <w:proofErr w:type="spellEnd"/>
-            <w:r>
-              <w:rPr>
-                <w:rFonts w:ascii="Arial" w:eastAsia="Arial" w:hAnsi="Arial" w:cs="Arial"/>
-                <w:b/>
-                <w:bCs/>
-                <w:color w:val="548DD4"/>
-                <w:sz w:val="20"/>
-                <w:szCs w:val="20"/>
-              </w:rPr>
-              <w:t xml:space="preserve">. </w:t>
-            </w:r>
-            <w:proofErr w:type="spellStart"/>
-            <w:r>
-              <w:rPr>
-                <w:rFonts w:ascii="Arial" w:eastAsia="Arial" w:hAnsi="Arial" w:cs="Arial"/>
-                <w:b/>
-                <w:bCs/>
-                <w:color w:val="548DD4"/>
-                <w:sz w:val="20"/>
-                <w:szCs w:val="20"/>
-              </w:rPr>
-              <w:t>This</w:t>
-            </w:r>
-            <w:proofErr w:type="spellEnd"/>
-            <w:r>
-              <w:rPr>
-                <w:rFonts w:ascii="Arial" w:eastAsia="Arial" w:hAnsi="Arial" w:cs="Arial"/>
-                <w:b/>
-                <w:bCs/>
-                <w:color w:val="548DD4"/>
-                <w:sz w:val="20"/>
-                <w:szCs w:val="20"/>
-              </w:rPr>
-              <w:t xml:space="preserve"> </w:t>
-            </w:r>
-            <w:proofErr w:type="spellStart"/>
-            <w:r>
-              <w:rPr>
-                <w:rFonts w:ascii="Arial" w:eastAsia="Arial" w:hAnsi="Arial" w:cs="Arial"/>
-                <w:b/>
-                <w:bCs/>
-                <w:color w:val="548DD4"/>
-                <w:sz w:val="20"/>
-                <w:szCs w:val="20"/>
-              </w:rPr>
-              <w:t>will</w:t>
-            </w:r>
-            <w:proofErr w:type="spellEnd"/>
-            <w:r>
-              <w:rPr>
-                <w:rFonts w:ascii="Arial" w:eastAsia="Arial" w:hAnsi="Arial" w:cs="Arial"/>
-                <w:b/>
-                <w:bCs/>
-                <w:color w:val="548DD4"/>
-                <w:sz w:val="20"/>
-                <w:szCs w:val="20"/>
-              </w:rPr>
-              <w:t xml:space="preserve"> be </w:t>
-            </w:r>
-            <w:proofErr w:type="spellStart"/>
-            <w:r>
-              <w:rPr>
-                <w:rFonts w:ascii="Arial" w:eastAsia="Arial" w:hAnsi="Arial" w:cs="Arial"/>
-                <w:b/>
-                <w:bCs/>
-                <w:color w:val="548DD4"/>
-                <w:sz w:val="20"/>
-                <w:szCs w:val="20"/>
-              </w:rPr>
-              <w:t>mitigated</w:t>
-            </w:r>
-            <w:proofErr w:type="spellEnd"/>
-            <w:r>
-              <w:rPr>
-                <w:rFonts w:ascii="Arial" w:eastAsia="Arial" w:hAnsi="Arial" w:cs="Arial"/>
-                <w:b/>
-                <w:bCs/>
-                <w:color w:val="548DD4"/>
-                <w:sz w:val="20"/>
-                <w:szCs w:val="20"/>
-              </w:rPr>
-              <w:t xml:space="preserve"> </w:t>
-            </w:r>
-            <w:proofErr w:type="spellStart"/>
-            <w:r>
-              <w:rPr>
-                <w:rFonts w:ascii="Arial" w:eastAsia="Arial" w:hAnsi="Arial" w:cs="Arial"/>
-                <w:b/>
-                <w:bCs/>
-                <w:color w:val="548DD4"/>
-                <w:sz w:val="20"/>
-                <w:szCs w:val="20"/>
-              </w:rPr>
-              <w:t>by</w:t>
-            </w:r>
-            <w:proofErr w:type="spellEnd"/>
-            <w:r>
-              <w:rPr>
-                <w:rFonts w:ascii="Arial" w:eastAsia="Arial" w:hAnsi="Arial" w:cs="Arial"/>
-                <w:b/>
-                <w:bCs/>
-                <w:color w:val="548DD4"/>
-                <w:sz w:val="20"/>
-                <w:szCs w:val="20"/>
-              </w:rPr>
-              <w:t xml:space="preserve"> </w:t>
-            </w:r>
-            <w:proofErr w:type="spellStart"/>
-            <w:r>
-              <w:rPr>
-                <w:rFonts w:ascii="Arial" w:eastAsia="Arial" w:hAnsi="Arial" w:cs="Arial"/>
-                <w:b/>
-                <w:bCs/>
-                <w:color w:val="548DD4"/>
-                <w:sz w:val="20"/>
-                <w:szCs w:val="20"/>
-              </w:rPr>
-              <w:t>applying</w:t>
-            </w:r>
-            <w:proofErr w:type="spellEnd"/>
-            <w:r>
-              <w:rPr>
-                <w:rFonts w:ascii="Arial" w:eastAsia="Arial" w:hAnsi="Arial" w:cs="Arial"/>
-                <w:b/>
-                <w:bCs/>
-                <w:color w:val="548DD4"/>
-                <w:sz w:val="20"/>
-                <w:szCs w:val="20"/>
-              </w:rPr>
-              <w:t xml:space="preserve"> </w:t>
-            </w:r>
-            <w:proofErr w:type="spellStart"/>
-            <w:r>
-              <w:rPr>
-                <w:rFonts w:ascii="Arial" w:eastAsia="Arial" w:hAnsi="Arial" w:cs="Arial"/>
-                <w:b/>
-                <w:bCs/>
-                <w:color w:val="548DD4"/>
-                <w:sz w:val="20"/>
-                <w:szCs w:val="20"/>
-              </w:rPr>
-              <w:t>strict</w:t>
-            </w:r>
-            <w:proofErr w:type="spellEnd"/>
-            <w:r>
-              <w:rPr>
-                <w:rFonts w:ascii="Arial" w:eastAsia="Arial" w:hAnsi="Arial" w:cs="Arial"/>
-                <w:b/>
-                <w:bCs/>
-                <w:color w:val="548DD4"/>
-                <w:sz w:val="20"/>
-                <w:szCs w:val="20"/>
-              </w:rPr>
-              <w:t xml:space="preserve"> data </w:t>
-            </w:r>
-            <w:proofErr w:type="spellStart"/>
-            <w:r>
-              <w:rPr>
-                <w:rFonts w:ascii="Arial" w:eastAsia="Arial" w:hAnsi="Arial" w:cs="Arial"/>
-                <w:b/>
-                <w:bCs/>
-                <w:color w:val="548DD4"/>
-                <w:sz w:val="20"/>
-                <w:szCs w:val="20"/>
-              </w:rPr>
-              <w:t>anonymization</w:t>
-            </w:r>
-            <w:proofErr w:type="spellEnd"/>
-            <w:r>
-              <w:rPr>
-                <w:rFonts w:ascii="Arial" w:eastAsia="Arial" w:hAnsi="Arial" w:cs="Arial"/>
-                <w:b/>
-                <w:bCs/>
-                <w:color w:val="548DD4"/>
-                <w:sz w:val="20"/>
-                <w:szCs w:val="20"/>
-              </w:rPr>
-              <w:t xml:space="preserve"> </w:t>
-            </w:r>
-            <w:proofErr w:type="spellStart"/>
-            <w:r>
-              <w:rPr>
-                <w:rFonts w:ascii="Arial" w:eastAsia="Arial" w:hAnsi="Arial" w:cs="Arial"/>
-                <w:b/>
-                <w:bCs/>
-                <w:color w:val="548DD4"/>
-                <w:sz w:val="20"/>
-                <w:szCs w:val="20"/>
-              </w:rPr>
-              <w:t>protocols</w:t>
-            </w:r>
-            <w:proofErr w:type="spellEnd"/>
-            <w:r>
-              <w:rPr>
-                <w:rFonts w:ascii="Arial" w:eastAsia="Arial" w:hAnsi="Arial" w:cs="Arial"/>
-                <w:b/>
-                <w:bCs/>
-                <w:color w:val="548DD4"/>
-                <w:sz w:val="20"/>
-                <w:szCs w:val="20"/>
-              </w:rPr>
-              <w:t xml:space="preserve">, </w:t>
-            </w:r>
-            <w:proofErr w:type="spellStart"/>
-            <w:r>
-              <w:rPr>
-                <w:rFonts w:ascii="Arial" w:eastAsia="Arial" w:hAnsi="Arial" w:cs="Arial"/>
-                <w:b/>
-                <w:bCs/>
-                <w:color w:val="548DD4"/>
-                <w:sz w:val="20"/>
-                <w:szCs w:val="20"/>
-              </w:rPr>
-              <w:t>information</w:t>
-            </w:r>
-            <w:proofErr w:type="spellEnd"/>
-            <w:r>
-              <w:rPr>
-                <w:rFonts w:ascii="Arial" w:eastAsia="Arial" w:hAnsi="Arial" w:cs="Arial"/>
-                <w:b/>
-                <w:bCs/>
-                <w:color w:val="548DD4"/>
-                <w:sz w:val="20"/>
-                <w:szCs w:val="20"/>
-              </w:rPr>
-              <w:t xml:space="preserve"> </w:t>
-            </w:r>
-            <w:proofErr w:type="spellStart"/>
-            <w:r>
-              <w:rPr>
-                <w:rFonts w:ascii="Arial" w:eastAsia="Arial" w:hAnsi="Arial" w:cs="Arial"/>
-                <w:b/>
-                <w:bCs/>
-                <w:color w:val="548DD4"/>
-                <w:sz w:val="20"/>
-                <w:szCs w:val="20"/>
-              </w:rPr>
-              <w:t>encryption</w:t>
-            </w:r>
-            <w:proofErr w:type="spellEnd"/>
-            <w:r>
-              <w:rPr>
-                <w:rFonts w:ascii="Arial" w:eastAsia="Arial" w:hAnsi="Arial" w:cs="Arial"/>
-                <w:b/>
-                <w:bCs/>
-                <w:color w:val="548DD4"/>
-                <w:sz w:val="20"/>
-                <w:szCs w:val="20"/>
-              </w:rPr>
-              <w:t xml:space="preserve">, and </w:t>
-            </w:r>
-            <w:proofErr w:type="spellStart"/>
-            <w:r>
-              <w:rPr>
-                <w:rFonts w:ascii="Arial" w:eastAsia="Arial" w:hAnsi="Arial" w:cs="Arial"/>
-                <w:b/>
-                <w:bCs/>
-                <w:color w:val="548DD4"/>
-                <w:sz w:val="20"/>
-                <w:szCs w:val="20"/>
-              </w:rPr>
-              <w:t>informed</w:t>
-            </w:r>
-            <w:proofErr w:type="spellEnd"/>
-            <w:r>
-              <w:rPr>
-                <w:rFonts w:ascii="Arial" w:eastAsia="Arial" w:hAnsi="Arial" w:cs="Arial"/>
-                <w:b/>
-                <w:bCs/>
-                <w:color w:val="548DD4"/>
-                <w:sz w:val="20"/>
-                <w:szCs w:val="20"/>
-              </w:rPr>
-              <w:t xml:space="preserve"> </w:t>
-            </w:r>
-            <w:proofErr w:type="spellStart"/>
-            <w:r>
-              <w:rPr>
-                <w:rFonts w:ascii="Arial" w:eastAsia="Arial" w:hAnsi="Arial" w:cs="Arial"/>
-                <w:b/>
-                <w:bCs/>
-                <w:color w:val="548DD4"/>
-                <w:sz w:val="20"/>
-                <w:szCs w:val="20"/>
-              </w:rPr>
-              <w:t>consent</w:t>
-            </w:r>
-            <w:proofErr w:type="spellEnd"/>
-            <w:r>
-              <w:rPr>
-                <w:rFonts w:ascii="Arial" w:eastAsia="Arial" w:hAnsi="Arial" w:cs="Arial"/>
-                <w:b/>
-                <w:bCs/>
-                <w:color w:val="548DD4"/>
-                <w:sz w:val="20"/>
-                <w:szCs w:val="20"/>
-              </w:rPr>
-              <w:t xml:space="preserve"> </w:t>
-            </w:r>
-            <w:proofErr w:type="spellStart"/>
-            <w:r>
-              <w:rPr>
-                <w:rFonts w:ascii="Arial" w:eastAsia="Arial" w:hAnsi="Arial" w:cs="Arial"/>
-                <w:b/>
-                <w:bCs/>
-                <w:color w:val="548DD4"/>
-                <w:sz w:val="20"/>
-                <w:szCs w:val="20"/>
-              </w:rPr>
-              <w:t>forms</w:t>
-            </w:r>
-            <w:proofErr w:type="spellEnd"/>
-            <w:r>
-              <w:rPr>
-                <w:rFonts w:ascii="Arial" w:eastAsia="Arial" w:hAnsi="Arial" w:cs="Arial"/>
-                <w:b/>
-                <w:bCs/>
-                <w:color w:val="548DD4"/>
-                <w:sz w:val="20"/>
-                <w:szCs w:val="20"/>
-              </w:rPr>
-              <w:t xml:space="preserve"> </w:t>
-            </w:r>
-            <w:proofErr w:type="spellStart"/>
-            <w:r>
-              <w:rPr>
-                <w:rFonts w:ascii="Arial" w:eastAsia="Arial" w:hAnsi="Arial" w:cs="Arial"/>
-                <w:b/>
-                <w:bCs/>
-                <w:color w:val="548DD4"/>
-                <w:sz w:val="20"/>
-                <w:szCs w:val="20"/>
-              </w:rPr>
-              <w:t>signed</w:t>
-            </w:r>
-            <w:proofErr w:type="spellEnd"/>
-            <w:r>
-              <w:rPr>
-                <w:rFonts w:ascii="Arial" w:eastAsia="Arial" w:hAnsi="Arial" w:cs="Arial"/>
-                <w:b/>
-                <w:bCs/>
-                <w:color w:val="548DD4"/>
-                <w:sz w:val="20"/>
-                <w:szCs w:val="20"/>
-              </w:rPr>
-              <w:t xml:space="preserve"> </w:t>
-            </w:r>
-            <w:proofErr w:type="spellStart"/>
-            <w:r>
-              <w:rPr>
-                <w:rFonts w:ascii="Arial" w:eastAsia="Arial" w:hAnsi="Arial" w:cs="Arial"/>
-                <w:b/>
-                <w:bCs/>
-                <w:color w:val="548DD4"/>
-                <w:sz w:val="20"/>
-                <w:szCs w:val="20"/>
-              </w:rPr>
-              <w:t>by</w:t>
-            </w:r>
-            <w:proofErr w:type="spellEnd"/>
-            <w:r>
-              <w:rPr>
-                <w:rFonts w:ascii="Arial" w:eastAsia="Arial" w:hAnsi="Arial" w:cs="Arial"/>
-                <w:b/>
-                <w:bCs/>
-                <w:color w:val="548DD4"/>
-                <w:sz w:val="20"/>
-                <w:szCs w:val="20"/>
-              </w:rPr>
-              <w:t xml:space="preserve"> </w:t>
-            </w:r>
-            <w:proofErr w:type="spellStart"/>
-            <w:r>
-              <w:rPr>
-                <w:rFonts w:ascii="Arial" w:eastAsia="Arial" w:hAnsi="Arial" w:cs="Arial"/>
-                <w:b/>
-                <w:bCs/>
-                <w:color w:val="548DD4"/>
-                <w:sz w:val="20"/>
-                <w:szCs w:val="20"/>
-              </w:rPr>
-              <w:t>parents</w:t>
-            </w:r>
-            <w:proofErr w:type="spellEnd"/>
-            <w:r>
-              <w:rPr>
-                <w:rFonts w:ascii="Arial" w:eastAsia="Arial" w:hAnsi="Arial" w:cs="Arial"/>
-                <w:b/>
-                <w:bCs/>
-                <w:color w:val="548DD4"/>
-                <w:sz w:val="20"/>
-                <w:szCs w:val="20"/>
-              </w:rPr>
-              <w:t>/</w:t>
-            </w:r>
-            <w:proofErr w:type="spellStart"/>
-            <w:r>
-              <w:rPr>
-                <w:rFonts w:ascii="Arial" w:eastAsia="Arial" w:hAnsi="Arial" w:cs="Arial"/>
-                <w:b/>
-                <w:bCs/>
-                <w:color w:val="548DD4"/>
-                <w:sz w:val="20"/>
-                <w:szCs w:val="20"/>
-              </w:rPr>
-              <w:t>guardians</w:t>
-            </w:r>
-            <w:proofErr w:type="spellEnd"/>
-            <w:r>
-              <w:rPr>
-                <w:rFonts w:ascii="Arial" w:eastAsia="Arial" w:hAnsi="Arial" w:cs="Arial"/>
-                <w:b/>
-                <w:bCs/>
-                <w:color w:val="548DD4"/>
-                <w:sz w:val="20"/>
-                <w:szCs w:val="20"/>
-              </w:rPr>
-              <w:t>.</w:t>
-            </w:r>
+                <w:b w:val="0"/>
+                <w:bCs/>
+                <w:color w:val="548DD4"/>
+                <w:sz w:val="20"/>
+                <w:szCs w:val="20"/>
+              </w:rPr>
+              <w:t xml:space="preserve"> Since the project works with adolescent high school students, there is a risk related to data protection. This will be mitigated by applying strict data anonymization protocols, information encryption, and informed consent forms signed by parents/guardians.</w:t>
+            </w:r>
+            <w:proofErr w:type="spellStart"/>
+            <w:proofErr w:type="spellEnd"/>
+            <w:proofErr w:type="spellStart"/>
+            <w:proofErr w:type="spellEnd"/>
+            <w:proofErr w:type="spellStart"/>
+            <w:proofErr w:type="spellEnd"/>
+            <w:proofErr w:type="spellStart"/>
+            <w:proofErr w:type="spellEnd"/>
+            <w:proofErr w:type="spellStart"/>
+            <w:proofErr w:type="spellEnd"/>
+            <w:proofErr w:type="spellStart"/>
+            <w:proofErr w:type="spellEnd"/>
+            <w:proofErr w:type="spellStart"/>
+            <w:proofErr w:type="spellEnd"/>
+            <w:proofErr w:type="spellStart"/>
+            <w:proofErr w:type="spellEnd"/>
+            <w:proofErr w:type="spellStart"/>
+            <w:proofErr w:type="spellEnd"/>
+            <w:proofErr w:type="spellStart"/>
+            <w:proofErr w:type="spellEnd"/>
+            <w:proofErr w:type="spellStart"/>
+            <w:proofErr w:type="spellEnd"/>
+            <w:proofErr w:type="spellStart"/>
+            <w:proofErr w:type="spellEnd"/>
+            <w:proofErr w:type="spellStart"/>
+            <w:proofErr w:type="spellEnd"/>
+            <w:proofErr w:type="spellStart"/>
+            <w:proofErr w:type="spellEnd"/>
+            <w:proofErr w:type="spellStart"/>
+            <w:proofErr w:type="spellEnd"/>
+            <w:proofErr w:type="spellStart"/>
+            <w:proofErr w:type="spellEnd"/>
+            <w:proofErr w:type="spellStart"/>
+            <w:proofErr w:type="spellEnd"/>
+            <w:proofErr w:type="spellStart"/>
+            <w:proofErr w:type="spellEnd"/>
+            <w:proofErr w:type="spellStart"/>
+            <w:proofErr w:type="spellEnd"/>
+            <w:proofErr w:type="spellStart"/>
+            <w:proofErr w:type="spellEnd"/>
+            <w:proofErr w:type="spellStart"/>
+            <w:proofErr w:type="spellEnd"/>
+            <w:proofErr w:type="spellStart"/>
+            <w:proofErr w:type="spellEnd"/>
+            <w:proofErr w:type="spellStart"/>
+            <w:proofErr w:type="spellEnd"/>
+            <w:proofErr w:type="spellStart"/>
+            <w:proofErr w:type="spellEnd"/>
+            <w:proofErr w:type="spellStart"/>
+            <w:proofErr w:type="spellEnd"/>
+            <w:proofErr w:type="spellStart"/>
+            <w:proofErr w:type="spellEnd"/>
+            <w:proofErr w:type="spellStart"/>
+            <w:proofErr w:type="spellEnd"/>
+            <w:proofErr w:type="spellStart"/>
+            <w:proofErr w:type="spellEnd"/>
+            <w:proofErr w:type="spellStart"/>
+            <w:proofErr w:type="spellEnd"/>
+            <w:proofErr w:type="spellStart"/>
+            <w:proofErr w:type="spellEnd"/>
+            <w:proofErr w:type="spellStart"/>
+            <w:proofErr w:type="spellEnd"/>
+            <w:proofErr w:type="spellStart"/>
+            <w:proofErr w:type="spellEnd"/>
+            <w:proofErr w:type="spellStart"/>
+            <w:proofErr w:type="spellEnd"/>
+            <w:proofErr w:type="spellStart"/>
+            <w:proofErr w:type="spellEnd"/>
           </w:p>
         </w:tc>
       </w:tr>
@@ -9659,467 +5746,59 @@
                 <w:sz w:val="20"/>
                 <w:szCs w:val="20"/>
               </w:rPr>
-              <w:t>To</w:t>
-            </w:r>
-            <w:proofErr w:type="spellEnd"/>
-            <w:r>
-              <w:rPr>
-                <w:color w:val="548DD4"/>
-                <w:sz w:val="20"/>
-                <w:szCs w:val="20"/>
-              </w:rPr>
-              <w:t xml:space="preserve"> </w:t>
-            </w:r>
-            <w:proofErr w:type="spellStart"/>
-            <w:r>
-              <w:rPr>
-                <w:color w:val="548DD4"/>
-                <w:sz w:val="20"/>
-                <w:szCs w:val="20"/>
-              </w:rPr>
-              <w:t>provide</w:t>
-            </w:r>
-            <w:proofErr w:type="spellEnd"/>
-            <w:r>
-              <w:rPr>
-                <w:color w:val="548DD4"/>
-                <w:sz w:val="20"/>
-                <w:szCs w:val="20"/>
-              </w:rPr>
-              <w:t xml:space="preserve"> </w:t>
-            </w:r>
-            <w:proofErr w:type="spellStart"/>
-            <w:r>
-              <w:rPr>
-                <w:color w:val="548DD4"/>
-                <w:sz w:val="20"/>
-                <w:szCs w:val="20"/>
-              </w:rPr>
-              <w:t>educational</w:t>
-            </w:r>
-            <w:proofErr w:type="spellEnd"/>
-            <w:r>
-              <w:rPr>
-                <w:color w:val="548DD4"/>
-                <w:sz w:val="20"/>
-                <w:szCs w:val="20"/>
-              </w:rPr>
-              <w:t xml:space="preserve"> </w:t>
-            </w:r>
-            <w:proofErr w:type="spellStart"/>
-            <w:r>
-              <w:rPr>
-                <w:color w:val="548DD4"/>
-                <w:sz w:val="20"/>
-                <w:szCs w:val="20"/>
-              </w:rPr>
-              <w:t>institutions</w:t>
-            </w:r>
-            <w:proofErr w:type="spellEnd"/>
-            <w:r>
-              <w:rPr>
-                <w:color w:val="548DD4"/>
-                <w:sz w:val="20"/>
-                <w:szCs w:val="20"/>
-              </w:rPr>
-              <w:t xml:space="preserve"> </w:t>
-            </w:r>
-            <w:proofErr w:type="spellStart"/>
-            <w:r>
-              <w:rPr>
-                <w:color w:val="548DD4"/>
-                <w:sz w:val="20"/>
-                <w:szCs w:val="20"/>
-              </w:rPr>
-              <w:t>with</w:t>
-            </w:r>
-            <w:proofErr w:type="spellEnd"/>
-            <w:r>
-              <w:rPr>
-                <w:color w:val="548DD4"/>
-                <w:sz w:val="20"/>
-                <w:szCs w:val="20"/>
-              </w:rPr>
-              <w:t xml:space="preserve"> </w:t>
-            </w:r>
-            <w:proofErr w:type="spellStart"/>
-            <w:r>
-              <w:rPr>
-                <w:color w:val="548DD4"/>
-                <w:sz w:val="20"/>
-                <w:szCs w:val="20"/>
-              </w:rPr>
-              <w:t>an</w:t>
-            </w:r>
-            <w:proofErr w:type="spellEnd"/>
-            <w:r>
-              <w:rPr>
-                <w:color w:val="548DD4"/>
-                <w:sz w:val="20"/>
-                <w:szCs w:val="20"/>
-              </w:rPr>
-              <w:t xml:space="preserve"> </w:t>
-            </w:r>
-            <w:proofErr w:type="spellStart"/>
-            <w:r>
-              <w:rPr>
-                <w:color w:val="548DD4"/>
-                <w:sz w:val="20"/>
-                <w:szCs w:val="20"/>
-              </w:rPr>
-              <w:t>analytical</w:t>
-            </w:r>
-            <w:proofErr w:type="spellEnd"/>
-            <w:r>
-              <w:rPr>
-                <w:color w:val="548DD4"/>
-                <w:sz w:val="20"/>
-                <w:szCs w:val="20"/>
-              </w:rPr>
-              <w:t xml:space="preserve"> </w:t>
-            </w:r>
-            <w:proofErr w:type="spellStart"/>
-            <w:r>
-              <w:rPr>
-                <w:color w:val="548DD4"/>
-                <w:sz w:val="20"/>
-                <w:szCs w:val="20"/>
-              </w:rPr>
-              <w:t>system</w:t>
-            </w:r>
-            <w:proofErr w:type="spellEnd"/>
-            <w:r>
-              <w:rPr>
-                <w:color w:val="548DD4"/>
-                <w:sz w:val="20"/>
-                <w:szCs w:val="20"/>
-              </w:rPr>
-              <w:t xml:space="preserve"> </w:t>
-            </w:r>
-            <w:proofErr w:type="spellStart"/>
-            <w:r>
-              <w:rPr>
-                <w:color w:val="548DD4"/>
-                <w:sz w:val="20"/>
-                <w:szCs w:val="20"/>
-              </w:rPr>
-              <w:t>based</w:t>
-            </w:r>
-            <w:proofErr w:type="spellEnd"/>
-            <w:r>
-              <w:rPr>
-                <w:color w:val="548DD4"/>
-                <w:sz w:val="20"/>
-                <w:szCs w:val="20"/>
-              </w:rPr>
-              <w:t xml:space="preserve"> </w:t>
-            </w:r>
-            <w:proofErr w:type="spellStart"/>
-            <w:r>
-              <w:rPr>
-                <w:color w:val="548DD4"/>
-                <w:sz w:val="20"/>
-                <w:szCs w:val="20"/>
-              </w:rPr>
-              <w:t>on</w:t>
-            </w:r>
-            <w:proofErr w:type="spellEnd"/>
-            <w:r>
-              <w:rPr>
-                <w:color w:val="548DD4"/>
-                <w:sz w:val="20"/>
-                <w:szCs w:val="20"/>
-              </w:rPr>
-              <w:t xml:space="preserve"> Virtual Reality and data </w:t>
-            </w:r>
-            <w:proofErr w:type="spellStart"/>
-            <w:r>
-              <w:rPr>
-                <w:color w:val="548DD4"/>
-                <w:sz w:val="20"/>
-                <w:szCs w:val="20"/>
-              </w:rPr>
-              <w:t>management</w:t>
-            </w:r>
-            <w:proofErr w:type="spellEnd"/>
-            <w:r>
-              <w:rPr>
-                <w:color w:val="548DD4"/>
-                <w:sz w:val="20"/>
-                <w:szCs w:val="20"/>
-              </w:rPr>
-              <w:t xml:space="preserve"> </w:t>
-            </w:r>
-            <w:proofErr w:type="spellStart"/>
-            <w:r>
-              <w:rPr>
-                <w:color w:val="548DD4"/>
-                <w:sz w:val="20"/>
-                <w:szCs w:val="20"/>
-              </w:rPr>
-              <w:t>that</w:t>
-            </w:r>
-            <w:proofErr w:type="spellEnd"/>
-            <w:r>
-              <w:rPr>
-                <w:color w:val="548DD4"/>
-                <w:sz w:val="20"/>
-                <w:szCs w:val="20"/>
-              </w:rPr>
-              <w:t xml:space="preserve"> </w:t>
-            </w:r>
-            <w:proofErr w:type="spellStart"/>
-            <w:r>
-              <w:rPr>
-                <w:color w:val="548DD4"/>
-                <w:sz w:val="20"/>
-                <w:szCs w:val="20"/>
-              </w:rPr>
-              <w:t>measures</w:t>
-            </w:r>
-            <w:proofErr w:type="spellEnd"/>
-            <w:r>
-              <w:rPr>
-                <w:color w:val="548DD4"/>
-                <w:sz w:val="20"/>
-                <w:szCs w:val="20"/>
-              </w:rPr>
-              <w:t xml:space="preserve"> and </w:t>
-            </w:r>
-            <w:proofErr w:type="spellStart"/>
-            <w:r>
-              <w:rPr>
-                <w:color w:val="548DD4"/>
-                <w:sz w:val="20"/>
-                <w:szCs w:val="20"/>
-              </w:rPr>
-              <w:t>evaluates</w:t>
-            </w:r>
-            <w:proofErr w:type="spellEnd"/>
-            <w:r>
-              <w:rPr>
-                <w:color w:val="548DD4"/>
-                <w:sz w:val="20"/>
-                <w:szCs w:val="20"/>
-              </w:rPr>
-              <w:t xml:space="preserve"> </w:t>
-            </w:r>
-            <w:proofErr w:type="spellStart"/>
-            <w:r>
-              <w:rPr>
-                <w:color w:val="548DD4"/>
-                <w:sz w:val="20"/>
-                <w:szCs w:val="20"/>
-              </w:rPr>
-              <w:t>the</w:t>
-            </w:r>
-            <w:proofErr w:type="spellEnd"/>
-            <w:r>
-              <w:rPr>
-                <w:color w:val="548DD4"/>
-                <w:sz w:val="20"/>
-                <w:szCs w:val="20"/>
-              </w:rPr>
-              <w:t xml:space="preserve"> </w:t>
-            </w:r>
-            <w:proofErr w:type="spellStart"/>
-            <w:r>
-              <w:rPr>
-                <w:color w:val="548DD4"/>
-                <w:sz w:val="20"/>
-                <w:szCs w:val="20"/>
-              </w:rPr>
-              <w:t>levels</w:t>
-            </w:r>
-            <w:proofErr w:type="spellEnd"/>
-            <w:r>
-              <w:rPr>
-                <w:color w:val="548DD4"/>
-                <w:sz w:val="20"/>
-                <w:szCs w:val="20"/>
-              </w:rPr>
-              <w:t xml:space="preserve"> </w:t>
-            </w:r>
-            <w:proofErr w:type="spellStart"/>
-            <w:r>
-              <w:rPr>
-                <w:color w:val="548DD4"/>
-                <w:sz w:val="20"/>
-                <w:szCs w:val="20"/>
-              </w:rPr>
-              <w:t>of</w:t>
-            </w:r>
-            <w:proofErr w:type="spellEnd"/>
-            <w:r>
-              <w:rPr>
-                <w:color w:val="548DD4"/>
-                <w:sz w:val="20"/>
-                <w:szCs w:val="20"/>
-              </w:rPr>
-              <w:t xml:space="preserve"> </w:t>
-            </w:r>
-            <w:proofErr w:type="spellStart"/>
-            <w:r>
-              <w:rPr>
-                <w:color w:val="548DD4"/>
-                <w:sz w:val="20"/>
-                <w:szCs w:val="20"/>
-              </w:rPr>
-              <w:t>emotional</w:t>
-            </w:r>
-            <w:proofErr w:type="spellEnd"/>
-            <w:r>
-              <w:rPr>
-                <w:color w:val="548DD4"/>
-                <w:sz w:val="20"/>
-                <w:szCs w:val="20"/>
-              </w:rPr>
-              <w:t xml:space="preserve"> and cognitive response in </w:t>
-            </w:r>
-            <w:proofErr w:type="spellStart"/>
-            <w:r>
-              <w:rPr>
-                <w:color w:val="548DD4"/>
-                <w:sz w:val="20"/>
-                <w:szCs w:val="20"/>
-              </w:rPr>
-              <w:t>high</w:t>
-            </w:r>
-            <w:proofErr w:type="spellEnd"/>
-            <w:r>
-              <w:rPr>
-                <w:color w:val="548DD4"/>
-                <w:sz w:val="20"/>
-                <w:szCs w:val="20"/>
-              </w:rPr>
-              <w:t xml:space="preserve"> </w:t>
-            </w:r>
-            <w:proofErr w:type="spellStart"/>
-            <w:r>
-              <w:rPr>
-                <w:color w:val="548DD4"/>
-                <w:sz w:val="20"/>
-                <w:szCs w:val="20"/>
-              </w:rPr>
-              <w:t>school</w:t>
-            </w:r>
-            <w:proofErr w:type="spellEnd"/>
-            <w:r>
-              <w:rPr>
-                <w:color w:val="548DD4"/>
-                <w:sz w:val="20"/>
-                <w:szCs w:val="20"/>
-              </w:rPr>
-              <w:t xml:space="preserve"> </w:t>
-            </w:r>
-            <w:proofErr w:type="spellStart"/>
-            <w:r>
-              <w:rPr>
-                <w:color w:val="548DD4"/>
-                <w:sz w:val="20"/>
-                <w:szCs w:val="20"/>
-              </w:rPr>
-              <w:t>students</w:t>
-            </w:r>
-            <w:proofErr w:type="spellEnd"/>
-            <w:r>
-              <w:rPr>
-                <w:color w:val="548DD4"/>
-                <w:sz w:val="20"/>
-                <w:szCs w:val="20"/>
-              </w:rPr>
-              <w:t xml:space="preserve"> </w:t>
-            </w:r>
-            <w:proofErr w:type="spellStart"/>
-            <w:r>
-              <w:rPr>
-                <w:color w:val="548DD4"/>
-                <w:sz w:val="20"/>
-                <w:szCs w:val="20"/>
-              </w:rPr>
-              <w:t>during</w:t>
-            </w:r>
-            <w:proofErr w:type="spellEnd"/>
-            <w:r>
-              <w:rPr>
-                <w:color w:val="548DD4"/>
-                <w:sz w:val="20"/>
-                <w:szCs w:val="20"/>
-              </w:rPr>
-              <w:t xml:space="preserve"> </w:t>
-            </w:r>
-            <w:proofErr w:type="spellStart"/>
-            <w:r>
-              <w:rPr>
-                <w:color w:val="548DD4"/>
-                <w:sz w:val="20"/>
-                <w:szCs w:val="20"/>
-              </w:rPr>
-              <w:t>the</w:t>
-            </w:r>
-            <w:proofErr w:type="spellEnd"/>
-            <w:r>
-              <w:rPr>
-                <w:color w:val="548DD4"/>
-                <w:sz w:val="20"/>
-                <w:szCs w:val="20"/>
-              </w:rPr>
-              <w:t xml:space="preserve"> </w:t>
-            </w:r>
-            <w:proofErr w:type="spellStart"/>
-            <w:r>
-              <w:rPr>
-                <w:color w:val="548DD4"/>
-                <w:sz w:val="20"/>
-                <w:szCs w:val="20"/>
-              </w:rPr>
-              <w:t>second</w:t>
-            </w:r>
-            <w:proofErr w:type="spellEnd"/>
-            <w:r>
-              <w:rPr>
-                <w:color w:val="548DD4"/>
-                <w:sz w:val="20"/>
-                <w:szCs w:val="20"/>
-              </w:rPr>
-              <w:t xml:space="preserve"> </w:t>
-            </w:r>
-            <w:proofErr w:type="spellStart"/>
-            <w:r>
-              <w:rPr>
-                <w:color w:val="548DD4"/>
-                <w:sz w:val="20"/>
-                <w:szCs w:val="20"/>
-              </w:rPr>
-              <w:t>semester</w:t>
-            </w:r>
-            <w:proofErr w:type="spellEnd"/>
-            <w:r>
-              <w:rPr>
-                <w:color w:val="548DD4"/>
-                <w:sz w:val="20"/>
-                <w:szCs w:val="20"/>
-              </w:rPr>
-              <w:t xml:space="preserve"> </w:t>
-            </w:r>
-            <w:proofErr w:type="spellStart"/>
-            <w:r>
-              <w:rPr>
-                <w:color w:val="548DD4"/>
-                <w:sz w:val="20"/>
-                <w:szCs w:val="20"/>
-              </w:rPr>
-              <w:t>of</w:t>
-            </w:r>
-            <w:proofErr w:type="spellEnd"/>
-            <w:r>
-              <w:rPr>
-                <w:color w:val="548DD4"/>
-                <w:sz w:val="20"/>
-                <w:szCs w:val="20"/>
-              </w:rPr>
-              <w:t xml:space="preserve"> 2026. </w:t>
-            </w:r>
+              <w:t>To design and develop a Virtual Reality experience for the emotional regulation of high school students facing presentation or interview situations, together with the telemetry architecture that captures and transmits behavioral data to the AI team, who are responsible for classifying it and generating the insights that support the teacher's or educational psychologist's decision-making, during the second semester of 2026.</w:t>
+            </w:r>
+            <w:proofErr w:type="spellEnd"/>
+            <w:proofErr w:type="spellStart"/>
+            <w:proofErr w:type="spellEnd"/>
+            <w:proofErr w:type="spellStart"/>
+            <w:proofErr w:type="spellEnd"/>
+            <w:proofErr w:type="spellStart"/>
+            <w:proofErr w:type="spellEnd"/>
+            <w:proofErr w:type="spellStart"/>
+            <w:proofErr w:type="spellEnd"/>
+            <w:proofErr w:type="spellStart"/>
+            <w:proofErr w:type="spellEnd"/>
+            <w:proofErr w:type="spellStart"/>
+            <w:proofErr w:type="spellEnd"/>
+            <w:proofErr w:type="spellStart"/>
+            <w:proofErr w:type="spellEnd"/>
+            <w:proofErr w:type="spellStart"/>
+            <w:proofErr w:type="spellEnd"/>
+            <w:proofErr w:type="spellStart"/>
+            <w:proofErr w:type="spellEnd"/>
+            <w:proofErr w:type="spellStart"/>
+            <w:proofErr w:type="spellEnd"/>
+            <w:proofErr w:type="spellStart"/>
+            <w:proofErr w:type="spellEnd"/>
+            <w:proofErr w:type="spellStart"/>
+            <w:proofErr w:type="spellEnd"/>
+            <w:proofErr w:type="spellStart"/>
+            <w:proofErr w:type="spellEnd"/>
+            <w:proofErr w:type="spellStart"/>
+            <w:proofErr w:type="spellEnd"/>
+            <w:proofErr w:type="spellStart"/>
+            <w:proofErr w:type="spellEnd"/>
+            <w:proofErr w:type="spellStart"/>
+            <w:proofErr w:type="spellEnd"/>
+            <w:proofErr w:type="spellStart"/>
+            <w:proofErr w:type="spellEnd"/>
+            <w:proofErr w:type="spellStart"/>
+            <w:proofErr w:type="spellEnd"/>
+            <w:proofErr w:type="spellStart"/>
+            <w:proofErr w:type="spellEnd"/>
+            <w:proofErr w:type="spellStart"/>
+            <w:proofErr w:type="spellEnd"/>
+            <w:proofErr w:type="spellStart"/>
+            <w:proofErr w:type="spellEnd"/>
+            <w:proofErr w:type="spellStart"/>
+            <w:proofErr w:type="spellEnd"/>
+            <w:proofErr w:type="spellStart"/>
+            <w:proofErr w:type="spellEnd"/>
+            <w:proofErr w:type="spellStart"/>
+            <w:proofErr w:type="spellEnd"/>
+            <w:proofErr w:type="spellStart"/>
+            <w:proofErr w:type="spellEnd"/>
           </w:p>
         </w:tc>
       </w:tr>
@@ -10190,218 +5869,29 @@
                 <w:sz w:val="20"/>
                 <w:szCs w:val="20"/>
               </w:rPr>
-              <w:t>Design</w:t>
-            </w:r>
-            <w:proofErr w:type="spellEnd"/>
-            <w:r>
-              <w:rPr>
-                <w:rFonts w:ascii="Arial" w:eastAsia="Arial" w:hAnsi="Arial" w:cs="Arial"/>
-                <w:color w:val="548DD4"/>
-                <w:sz w:val="20"/>
-                <w:szCs w:val="20"/>
-              </w:rPr>
-              <w:t xml:space="preserve"> </w:t>
-            </w:r>
-            <w:proofErr w:type="spellStart"/>
-            <w:r>
-              <w:rPr>
-                <w:rFonts w:ascii="Arial" w:eastAsia="Arial" w:hAnsi="Arial" w:cs="Arial"/>
-                <w:color w:val="548DD4"/>
-                <w:sz w:val="20"/>
-                <w:szCs w:val="20"/>
-              </w:rPr>
-              <w:t>an</w:t>
-            </w:r>
-            <w:proofErr w:type="spellEnd"/>
-            <w:r>
-              <w:rPr>
-                <w:rFonts w:ascii="Arial" w:eastAsia="Arial" w:hAnsi="Arial" w:cs="Arial"/>
-                <w:color w:val="548DD4"/>
-                <w:sz w:val="20"/>
-                <w:szCs w:val="20"/>
-              </w:rPr>
-              <w:t xml:space="preserve"> </w:t>
-            </w:r>
-            <w:proofErr w:type="spellStart"/>
-            <w:r>
-              <w:rPr>
-                <w:rFonts w:ascii="Arial" w:eastAsia="Arial" w:hAnsi="Arial" w:cs="Arial"/>
-                <w:color w:val="548DD4"/>
-                <w:sz w:val="20"/>
-                <w:szCs w:val="20"/>
-              </w:rPr>
-              <w:t>immersive</w:t>
-            </w:r>
-            <w:proofErr w:type="spellEnd"/>
-            <w:r>
-              <w:rPr>
-                <w:rFonts w:ascii="Arial" w:eastAsia="Arial" w:hAnsi="Arial" w:cs="Arial"/>
-                <w:color w:val="548DD4"/>
-                <w:sz w:val="20"/>
-                <w:szCs w:val="20"/>
-              </w:rPr>
-              <w:t xml:space="preserve"> Virtual Reality </w:t>
-            </w:r>
-            <w:proofErr w:type="spellStart"/>
-            <w:r>
-              <w:rPr>
-                <w:rFonts w:ascii="Arial" w:eastAsia="Arial" w:hAnsi="Arial" w:cs="Arial"/>
-                <w:color w:val="548DD4"/>
-                <w:sz w:val="20"/>
-                <w:szCs w:val="20"/>
-              </w:rPr>
-              <w:t>environment</w:t>
-            </w:r>
-            <w:proofErr w:type="spellEnd"/>
-            <w:r>
-              <w:rPr>
-                <w:rFonts w:ascii="Arial" w:eastAsia="Arial" w:hAnsi="Arial" w:cs="Arial"/>
-                <w:color w:val="548DD4"/>
-                <w:sz w:val="20"/>
-                <w:szCs w:val="20"/>
-              </w:rPr>
-              <w:t xml:space="preserve"> </w:t>
-            </w:r>
-            <w:proofErr w:type="spellStart"/>
-            <w:r>
-              <w:rPr>
-                <w:rFonts w:ascii="Arial" w:eastAsia="Arial" w:hAnsi="Arial" w:cs="Arial"/>
-                <w:color w:val="548DD4"/>
-                <w:sz w:val="20"/>
-                <w:szCs w:val="20"/>
-              </w:rPr>
-              <w:t>that</w:t>
-            </w:r>
-            <w:proofErr w:type="spellEnd"/>
-            <w:r>
-              <w:rPr>
-                <w:rFonts w:ascii="Arial" w:eastAsia="Arial" w:hAnsi="Arial" w:cs="Arial"/>
-                <w:color w:val="548DD4"/>
-                <w:sz w:val="20"/>
-                <w:szCs w:val="20"/>
-              </w:rPr>
-              <w:t xml:space="preserve"> </w:t>
-            </w:r>
-            <w:proofErr w:type="spellStart"/>
-            <w:r>
-              <w:rPr>
-                <w:rFonts w:ascii="Arial" w:eastAsia="Arial" w:hAnsi="Arial" w:cs="Arial"/>
-                <w:color w:val="548DD4"/>
-                <w:sz w:val="20"/>
-                <w:szCs w:val="20"/>
-              </w:rPr>
-              <w:t>collects</w:t>
-            </w:r>
-            <w:proofErr w:type="spellEnd"/>
-            <w:r>
-              <w:rPr>
-                <w:rFonts w:ascii="Arial" w:eastAsia="Arial" w:hAnsi="Arial" w:cs="Arial"/>
-                <w:color w:val="548DD4"/>
-                <w:sz w:val="20"/>
-                <w:szCs w:val="20"/>
-              </w:rPr>
-              <w:t xml:space="preserve"> response data and </w:t>
-            </w:r>
-            <w:proofErr w:type="spellStart"/>
-            <w:r>
-              <w:rPr>
-                <w:rFonts w:ascii="Arial" w:eastAsia="Arial" w:hAnsi="Arial" w:cs="Arial"/>
-                <w:color w:val="548DD4"/>
-                <w:sz w:val="20"/>
-                <w:szCs w:val="20"/>
-              </w:rPr>
-              <w:t>interaction</w:t>
-            </w:r>
-            <w:proofErr w:type="spellEnd"/>
-            <w:r>
-              <w:rPr>
-                <w:rFonts w:ascii="Arial" w:eastAsia="Arial" w:hAnsi="Arial" w:cs="Arial"/>
-                <w:color w:val="548DD4"/>
-                <w:sz w:val="20"/>
-                <w:szCs w:val="20"/>
-              </w:rPr>
-              <w:t xml:space="preserve"> time </w:t>
-            </w:r>
-            <w:proofErr w:type="spellStart"/>
-            <w:r>
-              <w:rPr>
-                <w:rFonts w:ascii="Arial" w:eastAsia="Arial" w:hAnsi="Arial" w:cs="Arial"/>
-                <w:color w:val="548DD4"/>
-                <w:sz w:val="20"/>
-                <w:szCs w:val="20"/>
-              </w:rPr>
-              <w:t>from</w:t>
-            </w:r>
-            <w:proofErr w:type="spellEnd"/>
-            <w:r>
-              <w:rPr>
-                <w:rFonts w:ascii="Arial" w:eastAsia="Arial" w:hAnsi="Arial" w:cs="Arial"/>
-                <w:color w:val="548DD4"/>
-                <w:sz w:val="20"/>
-                <w:szCs w:val="20"/>
-              </w:rPr>
-              <w:t xml:space="preserve"> </w:t>
-            </w:r>
-            <w:proofErr w:type="spellStart"/>
-            <w:r>
-              <w:rPr>
-                <w:rFonts w:ascii="Arial" w:eastAsia="Arial" w:hAnsi="Arial" w:cs="Arial"/>
-                <w:color w:val="548DD4"/>
-                <w:sz w:val="20"/>
-                <w:szCs w:val="20"/>
-              </w:rPr>
-              <w:t>high</w:t>
-            </w:r>
-            <w:proofErr w:type="spellEnd"/>
-            <w:r>
-              <w:rPr>
-                <w:rFonts w:ascii="Arial" w:eastAsia="Arial" w:hAnsi="Arial" w:cs="Arial"/>
-                <w:color w:val="548DD4"/>
-                <w:sz w:val="20"/>
-                <w:szCs w:val="20"/>
-              </w:rPr>
-              <w:t xml:space="preserve"> </w:t>
-            </w:r>
-            <w:proofErr w:type="spellStart"/>
-            <w:r>
-              <w:rPr>
-                <w:rFonts w:ascii="Arial" w:eastAsia="Arial" w:hAnsi="Arial" w:cs="Arial"/>
-                <w:color w:val="548DD4"/>
-                <w:sz w:val="20"/>
-                <w:szCs w:val="20"/>
-              </w:rPr>
-              <w:t>school</w:t>
-            </w:r>
-            <w:proofErr w:type="spellEnd"/>
-            <w:r>
-              <w:rPr>
-                <w:rFonts w:ascii="Arial" w:eastAsia="Arial" w:hAnsi="Arial" w:cs="Arial"/>
-                <w:color w:val="548DD4"/>
-                <w:sz w:val="20"/>
-                <w:szCs w:val="20"/>
-              </w:rPr>
-              <w:t xml:space="preserve"> </w:t>
-            </w:r>
-            <w:proofErr w:type="spellStart"/>
-            <w:r>
-              <w:rPr>
-                <w:rFonts w:ascii="Arial" w:eastAsia="Arial" w:hAnsi="Arial" w:cs="Arial"/>
-                <w:color w:val="548DD4"/>
-                <w:sz w:val="20"/>
-                <w:szCs w:val="20"/>
-              </w:rPr>
-              <w:t>students</w:t>
-            </w:r>
-            <w:proofErr w:type="spellEnd"/>
-            <w:r>
-              <w:rPr>
-                <w:rFonts w:ascii="Arial" w:eastAsia="Arial" w:hAnsi="Arial" w:cs="Arial"/>
-                <w:color w:val="548DD4"/>
-                <w:sz w:val="20"/>
-                <w:szCs w:val="20"/>
-              </w:rPr>
-              <w:t>.</w:t>
-            </w:r>
+              <w:t>Design the immersive Virtual Reality experience for high school students, including its scenarios, the guided breathing exercise, and the gamified closing activity.</w:t>
+            </w:r>
+            <w:proofErr w:type="spellEnd"/>
+            <w:proofErr w:type="spellStart"/>
+            <w:proofErr w:type="spellEnd"/>
+            <w:proofErr w:type="spellStart"/>
+            <w:proofErr w:type="spellEnd"/>
+            <w:proofErr w:type="spellStart"/>
+            <w:proofErr w:type="spellEnd"/>
+            <w:proofErr w:type="spellStart"/>
+            <w:proofErr w:type="spellEnd"/>
+            <w:proofErr w:type="spellStart"/>
+            <w:proofErr w:type="spellEnd"/>
+            <w:proofErr w:type="spellStart"/>
+            <w:proofErr w:type="spellEnd"/>
+            <w:proofErr w:type="spellStart"/>
+            <w:proofErr w:type="spellEnd"/>
+            <w:proofErr w:type="spellStart"/>
+            <w:proofErr w:type="spellEnd"/>
+            <w:proofErr w:type="spellStart"/>
+            <w:proofErr w:type="spellEnd"/>
+            <w:proofErr w:type="spellStart"/>
+            <w:proofErr w:type="spellEnd"/>
           </w:p>
           <w:p>
             <w:pPr>
@@ -10426,278 +5916,35 @@
                 <w:sz w:val="20"/>
                 <w:szCs w:val="20"/>
               </w:rPr>
-              <w:t>Build</w:t>
-            </w:r>
-            <w:proofErr w:type="spellEnd"/>
-            <w:r>
-              <w:rPr>
-                <w:rFonts w:ascii="Arial" w:eastAsia="Arial" w:hAnsi="Arial" w:cs="Arial"/>
-                <w:color w:val="548DD4"/>
-                <w:sz w:val="20"/>
-                <w:szCs w:val="20"/>
-              </w:rPr>
-              <w:t xml:space="preserve"> a </w:t>
-            </w:r>
-            <w:proofErr w:type="spellStart"/>
-            <w:r>
-              <w:rPr>
-                <w:rFonts w:ascii="Arial" w:eastAsia="Arial" w:hAnsi="Arial" w:cs="Arial"/>
-                <w:color w:val="548DD4"/>
-                <w:sz w:val="20"/>
-                <w:szCs w:val="20"/>
-              </w:rPr>
-              <w:t>secure</w:t>
-            </w:r>
-            <w:proofErr w:type="spellEnd"/>
-            <w:r>
-              <w:rPr>
-                <w:rFonts w:ascii="Arial" w:eastAsia="Arial" w:hAnsi="Arial" w:cs="Arial"/>
-                <w:color w:val="548DD4"/>
-                <w:sz w:val="20"/>
-                <w:szCs w:val="20"/>
-              </w:rPr>
-              <w:t xml:space="preserve"> </w:t>
-            </w:r>
-            <w:proofErr w:type="spellStart"/>
-            <w:r>
-              <w:rPr>
-                <w:rFonts w:ascii="Arial" w:eastAsia="Arial" w:hAnsi="Arial" w:cs="Arial"/>
-                <w:color w:val="548DD4"/>
-                <w:sz w:val="20"/>
-                <w:szCs w:val="20"/>
-              </w:rPr>
-              <w:t>database</w:t>
-            </w:r>
-            <w:proofErr w:type="spellEnd"/>
-            <w:r>
-              <w:rPr>
-                <w:rFonts w:ascii="Arial" w:eastAsia="Arial" w:hAnsi="Arial" w:cs="Arial"/>
-                <w:color w:val="548DD4"/>
-                <w:sz w:val="20"/>
-                <w:szCs w:val="20"/>
-              </w:rPr>
-              <w:t xml:space="preserve"> </w:t>
-            </w:r>
-            <w:proofErr w:type="spellStart"/>
-            <w:r>
-              <w:rPr>
-                <w:rFonts w:ascii="Arial" w:eastAsia="Arial" w:hAnsi="Arial" w:cs="Arial"/>
-                <w:color w:val="548DD4"/>
-                <w:sz w:val="20"/>
-                <w:szCs w:val="20"/>
-              </w:rPr>
-              <w:t>architecture</w:t>
-            </w:r>
-            <w:proofErr w:type="spellEnd"/>
-            <w:r>
-              <w:rPr>
-                <w:rFonts w:ascii="Arial" w:eastAsia="Arial" w:hAnsi="Arial" w:cs="Arial"/>
-                <w:color w:val="548DD4"/>
-                <w:sz w:val="20"/>
-                <w:szCs w:val="20"/>
-              </w:rPr>
-              <w:t xml:space="preserve"> and </w:t>
-            </w:r>
-            <w:proofErr w:type="spellStart"/>
-            <w:r>
-              <w:rPr>
-                <w:rFonts w:ascii="Arial" w:eastAsia="Arial" w:hAnsi="Arial" w:cs="Arial"/>
-                <w:color w:val="548DD4"/>
-                <w:sz w:val="20"/>
-                <w:szCs w:val="20"/>
-              </w:rPr>
-              <w:t>integrate</w:t>
-            </w:r>
-            <w:proofErr w:type="spellEnd"/>
-            <w:r>
-              <w:rPr>
-                <w:rFonts w:ascii="Arial" w:eastAsia="Arial" w:hAnsi="Arial" w:cs="Arial"/>
-                <w:color w:val="548DD4"/>
-                <w:sz w:val="20"/>
-                <w:szCs w:val="20"/>
-              </w:rPr>
-              <w:t xml:space="preserve"> </w:t>
-            </w:r>
-            <w:proofErr w:type="spellStart"/>
-            <w:r>
-              <w:rPr>
-                <w:rFonts w:ascii="Arial" w:eastAsia="Arial" w:hAnsi="Arial" w:cs="Arial"/>
-                <w:color w:val="548DD4"/>
-                <w:sz w:val="20"/>
-                <w:szCs w:val="20"/>
-              </w:rPr>
-              <w:t>it</w:t>
-            </w:r>
-            <w:proofErr w:type="spellEnd"/>
-            <w:r>
-              <w:rPr>
-                <w:rFonts w:ascii="Arial" w:eastAsia="Arial" w:hAnsi="Arial" w:cs="Arial"/>
-                <w:color w:val="548DD4"/>
-                <w:sz w:val="20"/>
-                <w:szCs w:val="20"/>
-              </w:rPr>
-              <w:t xml:space="preserve"> </w:t>
-            </w:r>
-            <w:proofErr w:type="spellStart"/>
-            <w:r>
-              <w:rPr>
-                <w:rFonts w:ascii="Arial" w:eastAsia="Arial" w:hAnsi="Arial" w:cs="Arial"/>
-                <w:color w:val="548DD4"/>
-                <w:sz w:val="20"/>
-                <w:szCs w:val="20"/>
-              </w:rPr>
-              <w:t>to</w:t>
-            </w:r>
-            <w:proofErr w:type="spellEnd"/>
-            <w:r>
-              <w:rPr>
-                <w:rFonts w:ascii="Arial" w:eastAsia="Arial" w:hAnsi="Arial" w:cs="Arial"/>
-                <w:color w:val="548DD4"/>
-                <w:sz w:val="20"/>
-                <w:szCs w:val="20"/>
-              </w:rPr>
-              <w:t xml:space="preserve"> store </w:t>
-            </w:r>
-            <w:proofErr w:type="spellStart"/>
-            <w:r>
-              <w:rPr>
-                <w:rFonts w:ascii="Arial" w:eastAsia="Arial" w:hAnsi="Arial" w:cs="Arial"/>
-                <w:color w:val="548DD4"/>
-                <w:sz w:val="20"/>
-                <w:szCs w:val="20"/>
-              </w:rPr>
-              <w:t>the</w:t>
-            </w:r>
-            <w:proofErr w:type="spellEnd"/>
-            <w:r>
-              <w:rPr>
-                <w:rFonts w:ascii="Arial" w:eastAsia="Arial" w:hAnsi="Arial" w:cs="Arial"/>
-                <w:color w:val="548DD4"/>
-                <w:sz w:val="20"/>
-                <w:szCs w:val="20"/>
-              </w:rPr>
-              <w:t xml:space="preserve"> </w:t>
-            </w:r>
-            <w:proofErr w:type="spellStart"/>
-            <w:r>
-              <w:rPr>
-                <w:rFonts w:ascii="Arial" w:eastAsia="Arial" w:hAnsi="Arial" w:cs="Arial"/>
-                <w:color w:val="548DD4"/>
-                <w:sz w:val="20"/>
-                <w:szCs w:val="20"/>
-              </w:rPr>
-              <w:t>records</w:t>
-            </w:r>
-            <w:proofErr w:type="spellEnd"/>
-            <w:r>
-              <w:rPr>
-                <w:rFonts w:ascii="Arial" w:eastAsia="Arial" w:hAnsi="Arial" w:cs="Arial"/>
-                <w:color w:val="548DD4"/>
-                <w:sz w:val="20"/>
-                <w:szCs w:val="20"/>
-              </w:rPr>
-              <w:t xml:space="preserve"> </w:t>
-            </w:r>
-            <w:proofErr w:type="spellStart"/>
-            <w:r>
-              <w:rPr>
-                <w:rFonts w:ascii="Arial" w:eastAsia="Arial" w:hAnsi="Arial" w:cs="Arial"/>
-                <w:color w:val="548DD4"/>
-                <w:sz w:val="20"/>
-                <w:szCs w:val="20"/>
-              </w:rPr>
-              <w:t>captured</w:t>
-            </w:r>
-            <w:proofErr w:type="spellEnd"/>
-            <w:r>
-              <w:rPr>
-                <w:rFonts w:ascii="Arial" w:eastAsia="Arial" w:hAnsi="Arial" w:cs="Arial"/>
-                <w:color w:val="548DD4"/>
-                <w:sz w:val="20"/>
-                <w:szCs w:val="20"/>
-              </w:rPr>
-              <w:t xml:space="preserve"> </w:t>
-            </w:r>
-            <w:proofErr w:type="spellStart"/>
-            <w:r>
-              <w:rPr>
-                <w:rFonts w:ascii="Arial" w:eastAsia="Arial" w:hAnsi="Arial" w:cs="Arial"/>
-                <w:color w:val="548DD4"/>
-                <w:sz w:val="20"/>
-                <w:szCs w:val="20"/>
-              </w:rPr>
-              <w:t>during</w:t>
-            </w:r>
-            <w:proofErr w:type="spellEnd"/>
-            <w:r>
-              <w:rPr>
-                <w:rFonts w:ascii="Arial" w:eastAsia="Arial" w:hAnsi="Arial" w:cs="Arial"/>
-                <w:color w:val="548DD4"/>
-                <w:sz w:val="20"/>
-                <w:szCs w:val="20"/>
-              </w:rPr>
-              <w:t xml:space="preserve"> </w:t>
-            </w:r>
-            <w:proofErr w:type="spellStart"/>
-            <w:r>
-              <w:rPr>
-                <w:rFonts w:ascii="Arial" w:eastAsia="Arial" w:hAnsi="Arial" w:cs="Arial"/>
-                <w:color w:val="548DD4"/>
-                <w:sz w:val="20"/>
-                <w:szCs w:val="20"/>
-              </w:rPr>
-              <w:t>the</w:t>
-            </w:r>
-            <w:proofErr w:type="spellEnd"/>
-            <w:r>
-              <w:rPr>
-                <w:rFonts w:ascii="Arial" w:eastAsia="Arial" w:hAnsi="Arial" w:cs="Arial"/>
-                <w:color w:val="548DD4"/>
-                <w:sz w:val="20"/>
-                <w:szCs w:val="20"/>
-              </w:rPr>
-              <w:t xml:space="preserve"> </w:t>
-            </w:r>
-            <w:proofErr w:type="spellStart"/>
-            <w:r>
-              <w:rPr>
-                <w:rFonts w:ascii="Arial" w:eastAsia="Arial" w:hAnsi="Arial" w:cs="Arial"/>
-                <w:color w:val="548DD4"/>
-                <w:sz w:val="20"/>
-                <w:szCs w:val="20"/>
-              </w:rPr>
-              <w:t>immersive</w:t>
-            </w:r>
-            <w:proofErr w:type="spellEnd"/>
-            <w:r>
-              <w:rPr>
-                <w:rFonts w:ascii="Arial" w:eastAsia="Arial" w:hAnsi="Arial" w:cs="Arial"/>
-                <w:color w:val="548DD4"/>
-                <w:sz w:val="20"/>
-                <w:szCs w:val="20"/>
-              </w:rPr>
-              <w:t xml:space="preserve"> </w:t>
-            </w:r>
-            <w:proofErr w:type="spellStart"/>
-            <w:r>
-              <w:rPr>
-                <w:rFonts w:ascii="Arial" w:eastAsia="Arial" w:hAnsi="Arial" w:cs="Arial"/>
-                <w:color w:val="548DD4"/>
-                <w:sz w:val="20"/>
-                <w:szCs w:val="20"/>
-              </w:rPr>
-              <w:t>experiences</w:t>
-            </w:r>
-            <w:proofErr w:type="spellEnd"/>
-            <w:r>
-              <w:rPr>
-                <w:rFonts w:ascii="Arial" w:eastAsia="Arial" w:hAnsi="Arial" w:cs="Arial"/>
-                <w:color w:val="548DD4"/>
-                <w:sz w:val="20"/>
-                <w:szCs w:val="20"/>
-              </w:rPr>
-              <w:t>.</w:t>
-            </w:r>
+              <w:t>Build the telemetry architecture that captures the behavioral data from the journey and transmits it to the cloud through an API for secure storage.</w:t>
+            </w:r>
+            <w:proofErr w:type="spellEnd"/>
+            <w:proofErr w:type="spellStart"/>
+            <w:proofErr w:type="spellEnd"/>
+            <w:proofErr w:type="spellStart"/>
+            <w:proofErr w:type="spellEnd"/>
+            <w:proofErr w:type="spellStart"/>
+            <w:proofErr w:type="spellEnd"/>
+            <w:proofErr w:type="spellStart"/>
+            <w:proofErr w:type="spellEnd"/>
+            <w:proofErr w:type="spellStart"/>
+            <w:proofErr w:type="spellEnd"/>
+            <w:proofErr w:type="spellStart"/>
+            <w:proofErr w:type="spellEnd"/>
+            <w:proofErr w:type="spellStart"/>
+            <w:proofErr w:type="spellEnd"/>
+            <w:proofErr w:type="spellStart"/>
+            <w:proofErr w:type="spellEnd"/>
+            <w:proofErr w:type="spellStart"/>
+            <w:proofErr w:type="spellEnd"/>
+            <w:proofErr w:type="spellStart"/>
+            <w:proofErr w:type="spellEnd"/>
+            <w:proofErr w:type="spellStart"/>
+            <w:proofErr w:type="spellEnd"/>
+            <w:proofErr w:type="spellStart"/>
+            <w:proofErr w:type="spellEnd"/>
+            <w:proofErr w:type="spellStart"/>
+            <w:proofErr w:type="spellEnd"/>
           </w:p>
           <w:p>
             <w:pPr>
@@ -11086,278 +6333,35 @@
                 <w:sz w:val="20"/>
                 <w:szCs w:val="20"/>
               </w:rPr>
-              <w:t>Protect</w:t>
-            </w:r>
-            <w:proofErr w:type="spellEnd"/>
-            <w:r>
-              <w:rPr>
-                <w:rFonts w:ascii="Arial" w:eastAsia="Arial" w:hAnsi="Arial" w:cs="Arial"/>
-                <w:color w:val="548DD4"/>
-                <w:sz w:val="20"/>
-                <w:szCs w:val="20"/>
-              </w:rPr>
-              <w:t xml:space="preserve"> data </w:t>
-            </w:r>
-            <w:proofErr w:type="spellStart"/>
-            <w:r>
-              <w:rPr>
-                <w:rFonts w:ascii="Arial" w:eastAsia="Arial" w:hAnsi="Arial" w:cs="Arial"/>
-                <w:color w:val="548DD4"/>
-                <w:sz w:val="20"/>
-                <w:szCs w:val="20"/>
-              </w:rPr>
-              <w:t>privacy</w:t>
-            </w:r>
-            <w:proofErr w:type="spellEnd"/>
-            <w:r>
-              <w:rPr>
-                <w:rFonts w:ascii="Arial" w:eastAsia="Arial" w:hAnsi="Arial" w:cs="Arial"/>
-                <w:color w:val="548DD4"/>
-                <w:sz w:val="20"/>
-                <w:szCs w:val="20"/>
-              </w:rPr>
-              <w:t xml:space="preserve"> </w:t>
-            </w:r>
-            <w:proofErr w:type="spellStart"/>
-            <w:r>
-              <w:rPr>
-                <w:rFonts w:ascii="Arial" w:eastAsia="Arial" w:hAnsi="Arial" w:cs="Arial"/>
-                <w:color w:val="548DD4"/>
-                <w:sz w:val="20"/>
-                <w:szCs w:val="20"/>
-              </w:rPr>
-              <w:t>through</w:t>
-            </w:r>
-            <w:proofErr w:type="spellEnd"/>
-            <w:r>
-              <w:rPr>
-                <w:rFonts w:ascii="Arial" w:eastAsia="Arial" w:hAnsi="Arial" w:cs="Arial"/>
-                <w:color w:val="548DD4"/>
-                <w:sz w:val="20"/>
-                <w:szCs w:val="20"/>
-              </w:rPr>
-              <w:t xml:space="preserve"> </w:t>
-            </w:r>
-            <w:proofErr w:type="spellStart"/>
-            <w:r>
-              <w:rPr>
-                <w:rFonts w:ascii="Arial" w:eastAsia="Arial" w:hAnsi="Arial" w:cs="Arial"/>
-                <w:color w:val="548DD4"/>
-                <w:sz w:val="20"/>
-                <w:szCs w:val="20"/>
-              </w:rPr>
-              <w:t>anonymization</w:t>
-            </w:r>
-            <w:proofErr w:type="spellEnd"/>
-            <w:r>
-              <w:rPr>
-                <w:rFonts w:ascii="Arial" w:eastAsia="Arial" w:hAnsi="Arial" w:cs="Arial"/>
-                <w:color w:val="548DD4"/>
-                <w:sz w:val="20"/>
-                <w:szCs w:val="20"/>
-              </w:rPr>
-              <w:t xml:space="preserve"> </w:t>
-            </w:r>
-            <w:proofErr w:type="spellStart"/>
-            <w:r>
-              <w:rPr>
-                <w:rFonts w:ascii="Arial" w:eastAsia="Arial" w:hAnsi="Arial" w:cs="Arial"/>
-                <w:color w:val="548DD4"/>
-                <w:sz w:val="20"/>
-                <w:szCs w:val="20"/>
-              </w:rPr>
-              <w:t>techniques</w:t>
-            </w:r>
-            <w:proofErr w:type="spellEnd"/>
-            <w:r>
-              <w:rPr>
-                <w:rFonts w:ascii="Arial" w:eastAsia="Arial" w:hAnsi="Arial" w:cs="Arial"/>
-                <w:color w:val="548DD4"/>
-                <w:sz w:val="20"/>
-                <w:szCs w:val="20"/>
-              </w:rPr>
-              <w:t xml:space="preserve"> and </w:t>
-            </w:r>
-            <w:proofErr w:type="spellStart"/>
-            <w:r>
-              <w:rPr>
-                <w:rFonts w:ascii="Arial" w:eastAsia="Arial" w:hAnsi="Arial" w:cs="Arial"/>
-                <w:color w:val="548DD4"/>
-                <w:sz w:val="20"/>
-                <w:szCs w:val="20"/>
-              </w:rPr>
-              <w:t>compliance</w:t>
-            </w:r>
-            <w:proofErr w:type="spellEnd"/>
-            <w:r>
-              <w:rPr>
-                <w:rFonts w:ascii="Arial" w:eastAsia="Arial" w:hAnsi="Arial" w:cs="Arial"/>
-                <w:color w:val="548DD4"/>
-                <w:sz w:val="20"/>
-                <w:szCs w:val="20"/>
-              </w:rPr>
-              <w:t xml:space="preserve"> </w:t>
-            </w:r>
-            <w:proofErr w:type="spellStart"/>
-            <w:r>
-              <w:rPr>
-                <w:rFonts w:ascii="Arial" w:eastAsia="Arial" w:hAnsi="Arial" w:cs="Arial"/>
-                <w:color w:val="548DD4"/>
-                <w:sz w:val="20"/>
-                <w:szCs w:val="20"/>
-              </w:rPr>
-              <w:t>with</w:t>
-            </w:r>
-            <w:proofErr w:type="spellEnd"/>
-            <w:r>
-              <w:rPr>
-                <w:rFonts w:ascii="Arial" w:eastAsia="Arial" w:hAnsi="Arial" w:cs="Arial"/>
-                <w:color w:val="548DD4"/>
-                <w:sz w:val="20"/>
-                <w:szCs w:val="20"/>
-              </w:rPr>
-              <w:t xml:space="preserve"> </w:t>
-            </w:r>
-            <w:proofErr w:type="spellStart"/>
-            <w:r>
-              <w:rPr>
-                <w:rFonts w:ascii="Arial" w:eastAsia="Arial" w:hAnsi="Arial" w:cs="Arial"/>
-                <w:color w:val="548DD4"/>
-                <w:sz w:val="20"/>
-                <w:szCs w:val="20"/>
-              </w:rPr>
-              <w:t>current</w:t>
-            </w:r>
-            <w:proofErr w:type="spellEnd"/>
-            <w:r>
-              <w:rPr>
-                <w:rFonts w:ascii="Arial" w:eastAsia="Arial" w:hAnsi="Arial" w:cs="Arial"/>
-                <w:color w:val="548DD4"/>
-                <w:sz w:val="20"/>
-                <w:szCs w:val="20"/>
-              </w:rPr>
-              <w:t xml:space="preserve"> </w:t>
-            </w:r>
-            <w:proofErr w:type="spellStart"/>
-            <w:r>
-              <w:rPr>
-                <w:rFonts w:ascii="Arial" w:eastAsia="Arial" w:hAnsi="Arial" w:cs="Arial"/>
-                <w:color w:val="548DD4"/>
-                <w:sz w:val="20"/>
-                <w:szCs w:val="20"/>
-              </w:rPr>
-              <w:t>regulations</w:t>
-            </w:r>
-            <w:proofErr w:type="spellEnd"/>
-            <w:r>
-              <w:rPr>
-                <w:rFonts w:ascii="Arial" w:eastAsia="Arial" w:hAnsi="Arial" w:cs="Arial"/>
-                <w:color w:val="548DD4"/>
-                <w:sz w:val="20"/>
-                <w:szCs w:val="20"/>
-              </w:rPr>
-              <w:t xml:space="preserve"> </w:t>
-            </w:r>
-            <w:proofErr w:type="spellStart"/>
-            <w:r>
-              <w:rPr>
-                <w:rFonts w:ascii="Arial" w:eastAsia="Arial" w:hAnsi="Arial" w:cs="Arial"/>
-                <w:color w:val="548DD4"/>
-                <w:sz w:val="20"/>
-                <w:szCs w:val="20"/>
-              </w:rPr>
-              <w:t>on</w:t>
-            </w:r>
-            <w:proofErr w:type="spellEnd"/>
-            <w:r>
-              <w:rPr>
-                <w:rFonts w:ascii="Arial" w:eastAsia="Arial" w:hAnsi="Arial" w:cs="Arial"/>
-                <w:color w:val="548DD4"/>
-                <w:sz w:val="20"/>
-                <w:szCs w:val="20"/>
-              </w:rPr>
-              <w:t xml:space="preserve"> </w:t>
-            </w:r>
-            <w:proofErr w:type="spellStart"/>
-            <w:r>
-              <w:rPr>
-                <w:rFonts w:ascii="Arial" w:eastAsia="Arial" w:hAnsi="Arial" w:cs="Arial"/>
-                <w:color w:val="548DD4"/>
-                <w:sz w:val="20"/>
-                <w:szCs w:val="20"/>
-              </w:rPr>
-              <w:t>confidential</w:t>
-            </w:r>
-            <w:proofErr w:type="spellEnd"/>
-            <w:r>
-              <w:rPr>
-                <w:rFonts w:ascii="Arial" w:eastAsia="Arial" w:hAnsi="Arial" w:cs="Arial"/>
-                <w:color w:val="548DD4"/>
-                <w:sz w:val="20"/>
-                <w:szCs w:val="20"/>
-              </w:rPr>
-              <w:t xml:space="preserve"> </w:t>
-            </w:r>
-            <w:proofErr w:type="spellStart"/>
-            <w:r>
-              <w:rPr>
-                <w:rFonts w:ascii="Arial" w:eastAsia="Arial" w:hAnsi="Arial" w:cs="Arial"/>
-                <w:color w:val="548DD4"/>
-                <w:sz w:val="20"/>
-                <w:szCs w:val="20"/>
-              </w:rPr>
-              <w:t>information</w:t>
-            </w:r>
-            <w:proofErr w:type="spellEnd"/>
-            <w:r>
-              <w:rPr>
-                <w:rFonts w:ascii="Arial" w:eastAsia="Arial" w:hAnsi="Arial" w:cs="Arial"/>
-                <w:color w:val="548DD4"/>
-                <w:sz w:val="20"/>
-                <w:szCs w:val="20"/>
-              </w:rPr>
-              <w:t xml:space="preserve"> </w:t>
-            </w:r>
-            <w:proofErr w:type="spellStart"/>
-            <w:r>
-              <w:rPr>
-                <w:rFonts w:ascii="Arial" w:eastAsia="Arial" w:hAnsi="Arial" w:cs="Arial"/>
-                <w:color w:val="548DD4"/>
-                <w:sz w:val="20"/>
-                <w:szCs w:val="20"/>
-              </w:rPr>
-              <w:t>regarding</w:t>
-            </w:r>
-            <w:proofErr w:type="spellEnd"/>
-            <w:r>
-              <w:rPr>
-                <w:rFonts w:ascii="Arial" w:eastAsia="Arial" w:hAnsi="Arial" w:cs="Arial"/>
-                <w:color w:val="548DD4"/>
-                <w:sz w:val="20"/>
-                <w:szCs w:val="20"/>
-              </w:rPr>
-              <w:t xml:space="preserve"> </w:t>
-            </w:r>
-            <w:proofErr w:type="spellStart"/>
-            <w:r>
-              <w:rPr>
-                <w:rFonts w:ascii="Arial" w:eastAsia="Arial" w:hAnsi="Arial" w:cs="Arial"/>
-                <w:color w:val="548DD4"/>
-                <w:sz w:val="20"/>
-                <w:szCs w:val="20"/>
-              </w:rPr>
-              <w:t>minors</w:t>
-            </w:r>
-            <w:proofErr w:type="spellEnd"/>
-            <w:r>
-              <w:rPr>
-                <w:rFonts w:ascii="Arial" w:eastAsia="Arial" w:hAnsi="Arial" w:cs="Arial"/>
-                <w:color w:val="548DD4"/>
-                <w:sz w:val="20"/>
-                <w:szCs w:val="20"/>
-              </w:rPr>
-              <w:t xml:space="preserve">. </w:t>
-            </w:r>
+              <w:t>Protect data privacy through anonymization techniques and compliance with current regulations on confidential information regarding adolescent students.</w:t>
+            </w:r>
+            <w:proofErr w:type="spellEnd"/>
+            <w:proofErr w:type="spellStart"/>
+            <w:proofErr w:type="spellEnd"/>
+            <w:proofErr w:type="spellStart"/>
+            <w:proofErr w:type="spellEnd"/>
+            <w:proofErr w:type="spellStart"/>
+            <w:proofErr w:type="spellEnd"/>
+            <w:proofErr w:type="spellStart"/>
+            <w:proofErr w:type="spellEnd"/>
+            <w:proofErr w:type="spellStart"/>
+            <w:proofErr w:type="spellEnd"/>
+            <w:proofErr w:type="spellStart"/>
+            <w:proofErr w:type="spellEnd"/>
+            <w:proofErr w:type="spellStart"/>
+            <w:proofErr w:type="spellEnd"/>
+            <w:proofErr w:type="spellStart"/>
+            <w:proofErr w:type="spellEnd"/>
+            <w:proofErr w:type="spellStart"/>
+            <w:proofErr w:type="spellEnd"/>
+            <w:proofErr w:type="spellStart"/>
+            <w:proofErr w:type="spellEnd"/>
+            <w:proofErr w:type="spellStart"/>
+            <w:proofErr w:type="spellEnd"/>
+            <w:proofErr w:type="spellStart"/>
+            <w:proofErr w:type="spellEnd"/>
+            <w:proofErr w:type="spellStart"/>
+            <w:proofErr w:type="spellEnd"/>
           </w:p>
         </w:tc>
       </w:tr>
@@ -16279,6 +11283,56 @@
               <w:t xml:space="preserve"> GitHub.</w:t>
             </w:r>
           </w:p>
+          <w:p>
+            <w:pPr>
+              <w:jc w:val="both"/>
+              <w:rPr>
+                <w:i/>
+                <w:iCs/>
+                <w:color w:val="548DD4"/>
+                <w:sz w:val="20"/>
+                <w:szCs w:val="20"/>
+              </w:rPr>
+            </w:pPr>
+            <w:proofErr w:type="spellStart"/>
+            <w:r>
+              <w:rPr>
+                <w:i/>
+                <w:iCs/>
+                <w:color w:val="548DD4"/>
+                <w:sz w:val="20"/>
+                <w:szCs w:val="20"/>
+              </w:rPr>
+              <w:t>The working stack includes Unity for developing the immersive experience, Meta Quest headsets as the target hardware, AWS with Lambda and Terraform for cloud infrastructure and data transmission, and GitHub together with GitHub Projects for version control and Kanban board management.</w:t>
+            </w:r>
+            <w:proofErr w:type="spellEnd"/>
+            <w:proofErr w:type="spellStart"/>
+            <w:proofErr w:type="spellEnd"/>
+            <w:proofErr w:type="spellStart"/>
+            <w:proofErr w:type="spellEnd"/>
+            <w:proofErr w:type="spellStart"/>
+            <w:proofErr w:type="spellEnd"/>
+            <w:proofErr w:type="spellStart"/>
+            <w:proofErr w:type="spellEnd"/>
+            <w:proofErr w:type="spellStart"/>
+            <w:proofErr w:type="spellEnd"/>
+            <w:proofErr w:type="spellStart"/>
+            <w:proofErr w:type="spellEnd"/>
+            <w:proofErr w:type="spellStart"/>
+            <w:proofErr w:type="spellEnd"/>
+            <w:proofErr w:type="spellStart"/>
+            <w:proofErr w:type="spellEnd"/>
+            <w:proofErr w:type="spellStart"/>
+            <w:proofErr w:type="spellEnd"/>
+            <w:proofErr w:type="spellStart"/>
+            <w:proofErr w:type="spellEnd"/>
+            <w:proofErr w:type="spellStart"/>
+            <w:proofErr w:type="spellEnd"/>
+            <w:proofErr w:type="spellStart"/>
+            <w:proofErr w:type="spellEnd"/>
+            <w:proofErr w:type="spellStart"/>
+            <w:proofErr w:type="spellEnd"/>
+          </w:p>
         </w:tc>
       </w:tr>
     </w:tbl>
@@ -19877,6 +14931,408 @@
                 <w:color w:val="1F3864"/>
               </w:rPr>
             </w:pPr>
+            <w:proofErr w:type="spellStart"/>
+            <w:r>
+              <w:rPr>
+                <w:b/>
+                <w:bCs/>
+                <w:color w:val="1F3864"/>
+              </w:rPr>
+              <w:t>Progress</w:t>
+            </w:r>
+            <w:proofErr w:type="spellEnd"/>
+          </w:p>
+        </w:tc>
+        <w:tc>
+          <w:tcPr>
+            <w:tcW w:w="1843" w:type="dxa"/>
+          </w:tcPr>
+          <w:p>
+            <w:pPr>
+              <w:pBdr>
+                <w:top w:val="nil"/>
+                <w:left w:val="nil"/>
+                <w:bottom w:val="nil"/>
+                <w:right w:val="nil"/>
+                <w:between w:val="nil"/>
+              </w:pBdr>
+              <w:tabs>
+                <w:tab w:val="center" w:pos="4419"/>
+                <w:tab w:val="right" w:pos="8838"/>
+              </w:tabs>
+              <w:spacing w:after="0" w:line="240" w:lineRule="auto"/>
+              <w:jc w:val="both"/>
+              <w:rPr>
+                <w:b/>
+                <w:bCs/>
+                <w:color w:val="1F3864"/>
+              </w:rPr>
+            </w:pPr>
+            <w:r>
+              <w:rPr>
+                <w:b/>
+                <w:bCs/>
+                <w:color w:val="1F3864"/>
+              </w:rPr>
+              <w:t>VR experience design</w:t>
+            </w:r>
+            <w:proofErr w:type="spellStart"/>
+            <w:proofErr w:type="spellEnd"/>
+            <w:proofErr w:type="spellStart"/>
+            <w:proofErr w:type="spellEnd"/>
+            <w:proofErr w:type="spellStart"/>
+            <w:proofErr w:type="spellEnd"/>
+            <w:proofErr w:type="spellStart"/>
+            <w:proofErr w:type="spellEnd"/>
+            <w:proofErr w:type="spellStart"/>
+            <w:proofErr w:type="spellEnd"/>
+          </w:p>
+        </w:tc>
+        <w:tc>
+          <w:tcPr>
+            <w:tcW w:w="3825" w:type="dxa"/>
+          </w:tcPr>
+          <w:p>
+            <w:pPr>
+              <w:pBdr>
+                <w:top w:val="nil"/>
+                <w:left w:val="nil"/>
+                <w:bottom w:val="nil"/>
+                <w:right w:val="nil"/>
+                <w:between w:val="nil"/>
+              </w:pBdr>
+              <w:tabs>
+                <w:tab w:val="center" w:pos="4419"/>
+                <w:tab w:val="right" w:pos="8838"/>
+              </w:tabs>
+              <w:spacing w:after="0" w:line="240" w:lineRule="auto"/>
+              <w:jc w:val="both"/>
+              <w:rPr>
+                <w:b/>
+                <w:bCs/>
+                <w:color w:val="1F3864"/>
+              </w:rPr>
+            </w:pPr>
+            <w:proofErr w:type="spellStart"/>
+            <w:r>
+              <w:rPr>
+                <w:b/>
+                <w:bCs/>
+                <w:color w:val="1F3864"/>
+              </w:rPr>
+              <w:t>Design document defining the scenarios, the journey, the guided breathing exercise, the gamified closing, and the visual identity.</w:t>
+            </w:r>
+            <w:proofErr w:type="spellEnd"/>
+            <w:proofErr w:type="spellStart"/>
+            <w:proofErr w:type="spellEnd"/>
+            <w:proofErr w:type="spellStart"/>
+            <w:proofErr w:type="spellEnd"/>
+            <w:proofErr w:type="spellStart"/>
+            <w:proofErr w:type="spellEnd"/>
+            <w:proofErr w:type="spellStart"/>
+            <w:proofErr w:type="spellEnd"/>
+            <w:proofErr w:type="gramStart"/>
+            <w:proofErr w:type="gramEnd"/>
+            <w:proofErr w:type="spellStart"/>
+            <w:proofErr w:type="spellEnd"/>
+            <w:proofErr w:type="spellStart"/>
+            <w:proofErr w:type="spellEnd"/>
+            <w:proofErr w:type="spellStart"/>
+            <w:proofErr w:type="spellEnd"/>
+          </w:p>
+        </w:tc>
+        <w:tc>
+          <w:tcPr>
+            <w:tcW w:w="2551" w:type="dxa"/>
+          </w:tcPr>
+          <w:p>
+            <w:pPr>
+              <w:pBdr>
+                <w:top w:val="nil"/>
+                <w:left w:val="nil"/>
+                <w:bottom w:val="nil"/>
+                <w:right w:val="nil"/>
+                <w:between w:val="nil"/>
+              </w:pBdr>
+              <w:tabs>
+                <w:tab w:val="center" w:pos="4419"/>
+                <w:tab w:val="right" w:pos="8838"/>
+              </w:tabs>
+              <w:spacing w:after="0" w:line="240" w:lineRule="auto"/>
+              <w:jc w:val="both"/>
+              <w:rPr>
+                <w:b/>
+                <w:bCs/>
+                <w:color w:val="1F3864"/>
+              </w:rPr>
+            </w:pPr>
+            <w:proofErr w:type="spellStart"/>
+            <w:r>
+              <w:rPr>
+                <w:b/>
+                <w:bCs/>
+                <w:color w:val="1F3864"/>
+              </w:rPr>
+              <w:t>This is the milestone evidencing the experience design and development work, the team's main scope.</w:t>
+            </w:r>
+            <w:proofErr w:type="spellEnd"/>
+            <w:proofErr w:type="spellStart"/>
+            <w:proofErr w:type="spellEnd"/>
+            <w:proofErr w:type="spellStart"/>
+            <w:proofErr w:type="spellEnd"/>
+            <w:proofErr w:type="spellStart"/>
+            <w:proofErr w:type="spellEnd"/>
+            <w:proofErr w:type="spellStart"/>
+            <w:proofErr w:type="spellEnd"/>
+            <w:proofErr w:type="spellStart"/>
+            <w:proofErr w:type="spellEnd"/>
+            <w:proofErr w:type="spellStart"/>
+            <w:proofErr w:type="spellEnd"/>
+            <w:proofErr w:type="spellStart"/>
+            <w:proofErr w:type="spellEnd"/>
+            <w:proofErr w:type="spellStart"/>
+            <w:proofErr w:type="spellEnd"/>
+            <w:proofErr w:type="spellStart"/>
+            <w:proofErr w:type="spellEnd"/>
+            <w:proofErr w:type="spellStart"/>
+            <w:proofErr w:type="spellEnd"/>
+            <w:proofErr w:type="spellStart"/>
+            <w:proofErr w:type="spellEnd"/>
+            <w:proofErr w:type="spellStart"/>
+            <w:proofErr w:type="spellEnd"/>
+          </w:p>
+        </w:tc>
+      </w:tr>
+      <w:tr>
+        <w:trPr>
+          <w:trHeight w:val="362"/>
+        </w:trPr>
+        <w:tc>
+          <w:tcPr>
+            <w:tcW w:w="1843" w:type="dxa"/>
+          </w:tcPr>
+          <w:p>
+            <w:pPr>
+              <w:pBdr>
+                <w:top w:val="nil"/>
+                <w:left w:val="nil"/>
+                <w:bottom w:val="nil"/>
+                <w:right w:val="nil"/>
+                <w:between w:val="nil"/>
+              </w:pBdr>
+              <w:tabs>
+                <w:tab w:val="center" w:pos="4419"/>
+                <w:tab w:val="right" w:pos="8838"/>
+              </w:tabs>
+              <w:spacing w:after="0" w:line="240" w:lineRule="auto"/>
+              <w:jc w:val="both"/>
+              <w:rPr>
+                <w:b/>
+                <w:bCs/>
+                <w:color w:val="1F3864"/>
+              </w:rPr>
+            </w:pPr>
+            <w:proofErr w:type="spellStart"/>
+            <w:r>
+              <w:rPr>
+                <w:b/>
+                <w:bCs/>
+                <w:color w:val="1F3864"/>
+              </w:rPr>
+              <w:t>Progress</w:t>
+            </w:r>
+            <w:proofErr w:type="spellEnd"/>
+          </w:p>
+        </w:tc>
+        <w:tc>
+          <w:tcPr>
+            <w:tcW w:w="1843" w:type="dxa"/>
+          </w:tcPr>
+          <w:p>
+            <w:pPr>
+              <w:pBdr>
+                <w:top w:val="nil"/>
+                <w:left w:val="nil"/>
+                <w:bottom w:val="nil"/>
+                <w:right w:val="nil"/>
+                <w:between w:val="nil"/>
+              </w:pBdr>
+              <w:tabs>
+                <w:tab w:val="center" w:pos="4419"/>
+                <w:tab w:val="right" w:pos="8838"/>
+              </w:tabs>
+              <w:spacing w:after="0" w:line="240" w:lineRule="auto"/>
+              <w:jc w:val="both"/>
+              <w:rPr>
+                <w:b/>
+                <w:bCs/>
+                <w:color w:val="1F3864"/>
+              </w:rPr>
+            </w:pPr>
+            <w:r>
+              <w:rPr>
+                <w:b/>
+                <w:bCs/>
+                <w:color w:val="1F3864"/>
+              </w:rPr>
+              <w:t>AWS services up and running</w:t>
+            </w:r>
+            <w:proofErr w:type="spellStart"/>
+            <w:proofErr w:type="spellEnd"/>
+            <w:proofErr w:type="spellStart"/>
+            <w:proofErr w:type="spellEnd"/>
+            <w:proofErr w:type="spellStart"/>
+            <w:proofErr w:type="spellEnd"/>
+            <w:proofErr w:type="spellStart"/>
+            <w:proofErr w:type="spellEnd"/>
+            <w:proofErr w:type="spellStart"/>
+            <w:proofErr w:type="spellEnd"/>
+          </w:p>
+        </w:tc>
+        <w:tc>
+          <w:tcPr>
+            <w:tcW w:w="3825" w:type="dxa"/>
+          </w:tcPr>
+          <w:p>
+            <w:pPr>
+              <w:pBdr>
+                <w:top w:val="nil"/>
+                <w:left w:val="nil"/>
+                <w:bottom w:val="nil"/>
+                <w:right w:val="nil"/>
+                <w:between w:val="nil"/>
+              </w:pBdr>
+              <w:tabs>
+                <w:tab w:val="center" w:pos="4419"/>
+                <w:tab w:val="right" w:pos="8838"/>
+              </w:tabs>
+              <w:spacing w:after="0" w:line="240" w:lineRule="auto"/>
+              <w:jc w:val="both"/>
+              <w:rPr>
+                <w:b/>
+                <w:bCs/>
+                <w:color w:val="1F3864"/>
+              </w:rPr>
+            </w:pPr>
+            <w:proofErr w:type="spellStart"/>
+            <w:r>
+              <w:rPr>
+                <w:b/>
+                <w:bCs/>
+                <w:color w:val="1F3864"/>
+              </w:rPr>
+              <w:t>Cloud accounts, services, and infrastructure (Lambda and Terraform) deployed, with the transmission API working.</w:t>
+            </w:r>
+            <w:proofErr w:type="spellEnd"/>
+            <w:proofErr w:type="spellStart"/>
+            <w:proofErr w:type="spellEnd"/>
+            <w:proofErr w:type="spellStart"/>
+            <w:proofErr w:type="spellEnd"/>
+            <w:proofErr w:type="spellStart"/>
+            <w:proofErr w:type="spellEnd"/>
+            <w:proofErr w:type="spellStart"/>
+            <w:proofErr w:type="spellEnd"/>
+            <w:proofErr w:type="gramStart"/>
+            <w:proofErr w:type="gramEnd"/>
+            <w:proofErr w:type="spellStart"/>
+            <w:proofErr w:type="spellEnd"/>
+            <w:proofErr w:type="spellStart"/>
+            <w:proofErr w:type="spellEnd"/>
+            <w:proofErr w:type="spellStart"/>
+            <w:proofErr w:type="spellEnd"/>
+          </w:p>
+        </w:tc>
+        <w:tc>
+          <w:tcPr>
+            <w:tcW w:w="2551" w:type="dxa"/>
+          </w:tcPr>
+          <w:p>
+            <w:pPr>
+              <w:pBdr>
+                <w:top w:val="nil"/>
+                <w:left w:val="nil"/>
+                <w:bottom w:val="nil"/>
+                <w:right w:val="nil"/>
+                <w:between w:val="nil"/>
+              </w:pBdr>
+              <w:tabs>
+                <w:tab w:val="center" w:pos="4419"/>
+                <w:tab w:val="right" w:pos="8838"/>
+              </w:tabs>
+              <w:spacing w:after="0" w:line="240" w:lineRule="auto"/>
+              <w:jc w:val="both"/>
+              <w:rPr>
+                <w:b/>
+                <w:bCs/>
+                <w:color w:val="1F3864"/>
+              </w:rPr>
+            </w:pPr>
+            <w:proofErr w:type="spellStart"/>
+            <w:r>
+              <w:rPr>
+                <w:b/>
+                <w:bCs/>
+                <w:color w:val="1F3864"/>
+              </w:rPr>
+              <w:t>Milestone demonstrating that the telemetry architecture is operational and ready for the AI team to plug in.</w:t>
+            </w:r>
+            <w:proofErr w:type="spellEnd"/>
+            <w:proofErr w:type="spellStart"/>
+            <w:proofErr w:type="spellEnd"/>
+            <w:proofErr w:type="spellStart"/>
+            <w:proofErr w:type="spellEnd"/>
+            <w:proofErr w:type="spellStart"/>
+            <w:proofErr w:type="spellEnd"/>
+            <w:proofErr w:type="spellStart"/>
+            <w:proofErr w:type="spellEnd"/>
+            <w:proofErr w:type="spellStart"/>
+            <w:proofErr w:type="spellEnd"/>
+            <w:proofErr w:type="spellStart"/>
+            <w:proofErr w:type="spellEnd"/>
+            <w:proofErr w:type="spellStart"/>
+            <w:proofErr w:type="spellEnd"/>
+            <w:proofErr w:type="spellStart"/>
+            <w:proofErr w:type="spellEnd"/>
+            <w:proofErr w:type="spellStart"/>
+            <w:proofErr w:type="spellEnd"/>
+            <w:proofErr w:type="spellStart"/>
+            <w:proofErr w:type="spellEnd"/>
+            <w:proofErr w:type="spellStart"/>
+            <w:proofErr w:type="spellEnd"/>
+            <w:proofErr w:type="spellStart"/>
+            <w:proofErr w:type="spellEnd"/>
+          </w:p>
+        </w:tc>
+      </w:tr>
+      <w:tr>
+        <w:trPr>
+          <w:trHeight w:val="362"/>
+        </w:trPr>
+        <w:tc>
+          <w:tcPr>
+            <w:tcW w:w="1843" w:type="dxa"/>
+          </w:tcPr>
+          <w:p>
+            <w:pPr>
+              <w:pBdr>
+                <w:top w:val="nil"/>
+                <w:left w:val="nil"/>
+                <w:bottom w:val="nil"/>
+                <w:right w:val="nil"/>
+                <w:between w:val="nil"/>
+              </w:pBdr>
+              <w:tabs>
+                <w:tab w:val="center" w:pos="4419"/>
+                <w:tab w:val="right" w:pos="8838"/>
+              </w:tabs>
+              <w:spacing w:after="0" w:line="240" w:lineRule="auto"/>
+              <w:jc w:val="both"/>
+              <w:rPr>
+                <w:b/>
+                <w:bCs/>
+                <w:color w:val="1F3864"/>
+              </w:rPr>
+            </w:pPr>
             <w:r>
               <w:rPr>
                 <w:b/>
@@ -24434,17 +19890,9 @@
                 <w:sz w:val="18"/>
                 <w:szCs w:val="18"/>
               </w:rPr>
-              <w:t xml:space="preserve">6 </w:t>
-            </w:r>
-            <w:proofErr w:type="spellStart"/>
-            <w:r>
-              <w:rPr>
-                <w:color w:val="548DD4"/>
-                <w:sz w:val="18"/>
-                <w:szCs w:val="18"/>
-              </w:rPr>
-              <w:t>weeks</w:t>
-            </w:r>
+              <w:t>5 weeks</w:t>
+            </w:r>
+            <w:proofErr w:type="spellStart"/>
             <w:proofErr w:type="spellEnd"/>
           </w:p>
         </w:tc>
@@ -25186,17 +20634,9 @@
                 <w:sz w:val="18"/>
                 <w:szCs w:val="18"/>
               </w:rPr>
-              <w:t xml:space="preserve">5 </w:t>
-            </w:r>
-            <w:proofErr w:type="spellStart"/>
-            <w:r>
-              <w:rPr>
-                <w:color w:val="548DD4"/>
-                <w:sz w:val="18"/>
-                <w:szCs w:val="18"/>
-              </w:rPr>
-              <w:t>weeks</w:t>
-            </w:r>
+              <w:t>4 weeks</w:t>
+            </w:r>
+            <w:proofErr w:type="spellStart"/>
             <w:proofErr w:type="spellEnd"/>
           </w:p>
         </w:tc>
@@ -26200,314 +21640,42 @@
                 <w:sz w:val="18"/>
                 <w:szCs w:val="18"/>
               </w:rPr>
-              <w:t xml:space="preserve">Draft and </w:t>
-            </w:r>
-            <w:proofErr w:type="spellStart"/>
-            <w:r>
-              <w:rPr>
-                <w:color w:val="548DD4"/>
-                <w:sz w:val="18"/>
-                <w:szCs w:val="18"/>
-              </w:rPr>
-              <w:t>manage</w:t>
-            </w:r>
-            <w:proofErr w:type="spellEnd"/>
-            <w:r>
-              <w:rPr>
-                <w:color w:val="548DD4"/>
-                <w:sz w:val="18"/>
-                <w:szCs w:val="18"/>
-              </w:rPr>
-              <w:t xml:space="preserve"> </w:t>
-            </w:r>
-            <w:proofErr w:type="spellStart"/>
-            <w:r>
-              <w:rPr>
-                <w:color w:val="548DD4"/>
-                <w:sz w:val="18"/>
-                <w:szCs w:val="18"/>
-              </w:rPr>
-              <w:t>the</w:t>
-            </w:r>
-            <w:proofErr w:type="spellEnd"/>
-            <w:r>
-              <w:rPr>
-                <w:color w:val="548DD4"/>
-                <w:sz w:val="18"/>
-                <w:szCs w:val="18"/>
-              </w:rPr>
-              <w:t xml:space="preserve"> </w:t>
-            </w:r>
-            <w:proofErr w:type="spellStart"/>
-            <w:r>
-              <w:rPr>
-                <w:color w:val="548DD4"/>
-                <w:sz w:val="18"/>
-                <w:szCs w:val="18"/>
-              </w:rPr>
-              <w:t>signing</w:t>
-            </w:r>
-            <w:proofErr w:type="spellEnd"/>
-            <w:r>
-              <w:rPr>
-                <w:color w:val="548DD4"/>
-                <w:sz w:val="18"/>
-                <w:szCs w:val="18"/>
-              </w:rPr>
-              <w:t xml:space="preserve"> </w:t>
-            </w:r>
-            <w:proofErr w:type="spellStart"/>
-            <w:r>
-              <w:rPr>
-                <w:color w:val="548DD4"/>
-                <w:sz w:val="18"/>
-                <w:szCs w:val="18"/>
-              </w:rPr>
-              <w:t>of</w:t>
-            </w:r>
-            <w:proofErr w:type="spellEnd"/>
-            <w:r>
-              <w:rPr>
-                <w:color w:val="548DD4"/>
-                <w:sz w:val="18"/>
-                <w:szCs w:val="18"/>
-              </w:rPr>
-              <w:t xml:space="preserve"> </w:t>
-            </w:r>
-            <w:proofErr w:type="spellStart"/>
-            <w:r>
-              <w:rPr>
-                <w:color w:val="548DD4"/>
-                <w:sz w:val="18"/>
-                <w:szCs w:val="18"/>
-              </w:rPr>
-              <w:t>informed</w:t>
-            </w:r>
-            <w:proofErr w:type="spellEnd"/>
-            <w:r>
-              <w:rPr>
-                <w:color w:val="548DD4"/>
-                <w:sz w:val="18"/>
-                <w:szCs w:val="18"/>
-              </w:rPr>
-              <w:t xml:space="preserve"> </w:t>
-            </w:r>
-            <w:proofErr w:type="spellStart"/>
-            <w:r>
-              <w:rPr>
-                <w:color w:val="548DD4"/>
-                <w:sz w:val="18"/>
-                <w:szCs w:val="18"/>
-              </w:rPr>
-              <w:t>consent</w:t>
-            </w:r>
-            <w:proofErr w:type="spellEnd"/>
-            <w:r>
-              <w:rPr>
-                <w:color w:val="548DD4"/>
-                <w:sz w:val="18"/>
-                <w:szCs w:val="18"/>
-              </w:rPr>
-              <w:t xml:space="preserve"> </w:t>
-            </w:r>
-            <w:proofErr w:type="spellStart"/>
-            <w:r>
-              <w:rPr>
-                <w:color w:val="548DD4"/>
-                <w:sz w:val="18"/>
-                <w:szCs w:val="18"/>
-              </w:rPr>
-              <w:t>forms</w:t>
-            </w:r>
-            <w:proofErr w:type="spellEnd"/>
-            <w:r>
-              <w:rPr>
-                <w:color w:val="548DD4"/>
-                <w:sz w:val="18"/>
-                <w:szCs w:val="18"/>
-              </w:rPr>
-              <w:t xml:space="preserve"> </w:t>
-            </w:r>
-            <w:proofErr w:type="spellStart"/>
-            <w:r>
-              <w:rPr>
-                <w:color w:val="548DD4"/>
-                <w:sz w:val="18"/>
-                <w:szCs w:val="18"/>
-              </w:rPr>
-              <w:t>by</w:t>
-            </w:r>
-            <w:proofErr w:type="spellEnd"/>
-            <w:r>
-              <w:rPr>
-                <w:color w:val="548DD4"/>
-                <w:sz w:val="18"/>
-                <w:szCs w:val="18"/>
-              </w:rPr>
-              <w:t xml:space="preserve"> </w:t>
-            </w:r>
-            <w:proofErr w:type="spellStart"/>
-            <w:r>
-              <w:rPr>
-                <w:color w:val="548DD4"/>
-                <w:sz w:val="18"/>
-                <w:szCs w:val="18"/>
-              </w:rPr>
-              <w:t>the</w:t>
-            </w:r>
-            <w:proofErr w:type="spellEnd"/>
-            <w:r>
-              <w:rPr>
-                <w:color w:val="548DD4"/>
-                <w:sz w:val="18"/>
-                <w:szCs w:val="18"/>
-              </w:rPr>
-              <w:t xml:space="preserve"> </w:t>
-            </w:r>
-            <w:proofErr w:type="spellStart"/>
-            <w:r>
-              <w:rPr>
-                <w:color w:val="548DD4"/>
-                <w:sz w:val="18"/>
-                <w:szCs w:val="18"/>
-              </w:rPr>
-              <w:t>parents</w:t>
-            </w:r>
-            <w:proofErr w:type="spellEnd"/>
-            <w:r>
-              <w:rPr>
-                <w:color w:val="548DD4"/>
-                <w:sz w:val="18"/>
-                <w:szCs w:val="18"/>
-              </w:rPr>
-              <w:t>/</w:t>
-            </w:r>
-            <w:proofErr w:type="spellStart"/>
-            <w:r>
-              <w:rPr>
-                <w:color w:val="548DD4"/>
-                <w:sz w:val="18"/>
-                <w:szCs w:val="18"/>
-              </w:rPr>
-              <w:t>guardians</w:t>
-            </w:r>
-            <w:proofErr w:type="spellEnd"/>
-            <w:r>
-              <w:rPr>
-                <w:color w:val="548DD4"/>
-                <w:sz w:val="18"/>
-                <w:szCs w:val="18"/>
-              </w:rPr>
-              <w:t xml:space="preserve"> </w:t>
-            </w:r>
-            <w:proofErr w:type="spellStart"/>
-            <w:r>
-              <w:rPr>
-                <w:color w:val="548DD4"/>
-                <w:sz w:val="18"/>
-                <w:szCs w:val="18"/>
-              </w:rPr>
-              <w:t>of</w:t>
-            </w:r>
-            <w:proofErr w:type="spellEnd"/>
-            <w:r>
-              <w:rPr>
-                <w:color w:val="548DD4"/>
-                <w:sz w:val="18"/>
-                <w:szCs w:val="18"/>
-              </w:rPr>
-              <w:t xml:space="preserve"> </w:t>
-            </w:r>
-            <w:proofErr w:type="spellStart"/>
-            <w:r>
-              <w:rPr>
-                <w:color w:val="548DD4"/>
-                <w:sz w:val="18"/>
-                <w:szCs w:val="18"/>
-              </w:rPr>
-              <w:t>the</w:t>
-            </w:r>
-            <w:proofErr w:type="spellEnd"/>
-            <w:r>
-              <w:rPr>
-                <w:color w:val="548DD4"/>
-                <w:sz w:val="18"/>
-                <w:szCs w:val="18"/>
-              </w:rPr>
-              <w:t xml:space="preserve"> </w:t>
-            </w:r>
-            <w:proofErr w:type="spellStart"/>
-            <w:r>
-              <w:rPr>
-                <w:color w:val="548DD4"/>
-                <w:sz w:val="18"/>
-                <w:szCs w:val="18"/>
-              </w:rPr>
-              <w:t>participating</w:t>
-            </w:r>
-            <w:proofErr w:type="spellEnd"/>
-            <w:r>
-              <w:rPr>
-                <w:color w:val="548DD4"/>
-                <w:sz w:val="18"/>
-                <w:szCs w:val="18"/>
-              </w:rPr>
-              <w:t xml:space="preserve"> </w:t>
-            </w:r>
-            <w:proofErr w:type="spellStart"/>
-            <w:r>
-              <w:rPr>
-                <w:color w:val="548DD4"/>
-                <w:sz w:val="18"/>
-                <w:szCs w:val="18"/>
-              </w:rPr>
-              <w:t>students</w:t>
-            </w:r>
-            <w:proofErr w:type="spellEnd"/>
-            <w:r>
-              <w:rPr>
-                <w:color w:val="548DD4"/>
-                <w:sz w:val="18"/>
-                <w:szCs w:val="18"/>
-              </w:rPr>
-              <w:t xml:space="preserve">, </w:t>
-            </w:r>
-            <w:proofErr w:type="spellStart"/>
-            <w:r>
-              <w:rPr>
-                <w:color w:val="548DD4"/>
-                <w:sz w:val="18"/>
-                <w:szCs w:val="18"/>
-              </w:rPr>
-              <w:t>who</w:t>
-            </w:r>
-            <w:proofErr w:type="spellEnd"/>
-            <w:r>
-              <w:rPr>
-                <w:color w:val="548DD4"/>
-                <w:sz w:val="18"/>
-                <w:szCs w:val="18"/>
-              </w:rPr>
-              <w:t xml:space="preserve"> are </w:t>
-            </w:r>
-            <w:proofErr w:type="spellStart"/>
-            <w:r>
-              <w:rPr>
-                <w:color w:val="548DD4"/>
-                <w:sz w:val="18"/>
-                <w:szCs w:val="18"/>
-              </w:rPr>
-              <w:t>minors</w:t>
-            </w:r>
-            <w:proofErr w:type="spellEnd"/>
-            <w:r>
-              <w:rPr>
-                <w:color w:val="548DD4"/>
-                <w:sz w:val="18"/>
-                <w:szCs w:val="18"/>
-              </w:rPr>
-              <w:t>.</w:t>
-            </w:r>
+              <w:t>Prepare and manage the signing of informed consent forms by the parents/guardians of the participating adolescent students.</w:t>
+            </w:r>
+            <w:proofErr w:type="spellStart"/>
+            <w:proofErr w:type="spellEnd"/>
+            <w:proofErr w:type="spellStart"/>
+            <w:proofErr w:type="spellEnd"/>
+            <w:proofErr w:type="spellStart"/>
+            <w:proofErr w:type="spellEnd"/>
+            <w:proofErr w:type="spellStart"/>
+            <w:proofErr w:type="spellEnd"/>
+            <w:proofErr w:type="spellStart"/>
+            <w:proofErr w:type="spellEnd"/>
+            <w:proofErr w:type="spellStart"/>
+            <w:proofErr w:type="spellEnd"/>
+            <w:proofErr w:type="spellStart"/>
+            <w:proofErr w:type="spellEnd"/>
+            <w:proofErr w:type="spellStart"/>
+            <w:proofErr w:type="spellEnd"/>
+            <w:proofErr w:type="spellStart"/>
+            <w:proofErr w:type="spellEnd"/>
+            <w:proofErr w:type="spellStart"/>
+            <w:proofErr w:type="spellEnd"/>
+            <w:proofErr w:type="spellStart"/>
+            <w:proofErr w:type="spellEnd"/>
+            <w:proofErr w:type="spellStart"/>
+            <w:proofErr w:type="spellEnd"/>
+            <w:proofErr w:type="spellStart"/>
+            <w:proofErr w:type="spellEnd"/>
+            <w:proofErr w:type="spellStart"/>
+            <w:proofErr w:type="spellEnd"/>
+            <w:proofErr w:type="spellStart"/>
+            <w:proofErr w:type="spellEnd"/>
+            <w:proofErr w:type="spellStart"/>
+            <w:proofErr w:type="spellEnd"/>
+            <w:proofErr w:type="spellStart"/>
+            <w:proofErr w:type="spellEnd"/>
           </w:p>
         </w:tc>
         <w:tc>
@@ -27393,17 +22561,9 @@
                 <w:sz w:val="18"/>
                 <w:szCs w:val="18"/>
               </w:rPr>
-              <w:t xml:space="preserve">4 </w:t>
-            </w:r>
-            <w:proofErr w:type="spellStart"/>
-            <w:r>
-              <w:rPr>
-                <w:color w:val="548DD4"/>
-                <w:sz w:val="18"/>
-                <w:szCs w:val="18"/>
-              </w:rPr>
-              <w:t>weeks</w:t>
-            </w:r>
+              <w:t>3 weeks</w:t>
+            </w:r>
+            <w:proofErr w:type="spellStart"/>
             <w:proofErr w:type="spellEnd"/>
           </w:p>
         </w:tc>
@@ -28135,53 +23295,13 @@
                 <w:sz w:val="18"/>
                 <w:szCs w:val="18"/>
               </w:rPr>
-              <w:t xml:space="preserve">AWS </w:t>
+              <w:t>AWS (Lambda, Terraform), API, access credentials</w:t>
             </w:r>
             <w:proofErr w:type="gramStart"/>
-            <w:r>
-              <w:rPr>
-                <w:color w:val="548DD4"/>
-                <w:sz w:val="18"/>
-                <w:szCs w:val="18"/>
-              </w:rPr>
-              <w:t>server</w:t>
-            </w:r>
             <w:proofErr w:type="gramEnd"/>
-            <w:r>
-              <w:rPr>
-                <w:color w:val="548DD4"/>
-                <w:sz w:val="18"/>
-                <w:szCs w:val="18"/>
-              </w:rPr>
-              <w:t xml:space="preserve">, API, </w:t>
-            </w:r>
-            <w:proofErr w:type="spellStart"/>
-            <w:r>
-              <w:rPr>
-                <w:color w:val="548DD4"/>
-                <w:sz w:val="18"/>
-                <w:szCs w:val="18"/>
-              </w:rPr>
-              <w:t>access</w:t>
-            </w:r>
-            <w:proofErr w:type="spellEnd"/>
-            <w:r>
-              <w:rPr>
-                <w:color w:val="548DD4"/>
-                <w:sz w:val="18"/>
-                <w:szCs w:val="18"/>
-              </w:rPr>
-              <w:t xml:space="preserve"> </w:t>
-            </w:r>
-            <w:proofErr w:type="spellStart"/>
-            <w:r>
-              <w:rPr>
-                <w:color w:val="548DD4"/>
-                <w:sz w:val="18"/>
-                <w:szCs w:val="18"/>
-              </w:rPr>
-              <w:t>credentials</w:t>
-            </w:r>
+            <w:proofErr w:type="spellStart"/>
+            <w:proofErr w:type="spellEnd"/>
+            <w:proofErr w:type="spellStart"/>
             <w:proofErr w:type="spellEnd"/>
           </w:p>
         </w:tc>
@@ -28209,17 +23329,9 @@
                 <w:sz w:val="18"/>
                 <w:szCs w:val="18"/>
               </w:rPr>
-              <w:t xml:space="preserve">3 </w:t>
-            </w:r>
-            <w:proofErr w:type="spellStart"/>
-            <w:r>
-              <w:rPr>
-                <w:color w:val="548DD4"/>
-                <w:sz w:val="18"/>
-                <w:szCs w:val="18"/>
-              </w:rPr>
-              <w:t>weeks</w:t>
-            </w:r>
+              <w:t>2 weeks</w:t>
+            </w:r>
+            <w:proofErr w:type="spellStart"/>
             <w:proofErr w:type="spellEnd"/>
           </w:p>
         </w:tc>
@@ -28795,17 +23907,9 @@
                 <w:sz w:val="18"/>
                 <w:szCs w:val="18"/>
               </w:rPr>
-              <w:t xml:space="preserve">3 </w:t>
-            </w:r>
-            <w:proofErr w:type="spellStart"/>
-            <w:r>
-              <w:rPr>
-                <w:color w:val="548DD4"/>
-                <w:sz w:val="18"/>
-                <w:szCs w:val="18"/>
-              </w:rPr>
-              <w:t>weeks</w:t>
-            </w:r>
+              <w:t>2 weeks</w:t>
+            </w:r>
+            <w:proofErr w:type="spellStart"/>
             <w:proofErr w:type="spellEnd"/>
           </w:p>
         </w:tc>
